--- a/ARS_Listing_Process_SOP.docx
+++ b/ARS_Listing_Process_SOP.docx
@@ -70,7 +70,7 @@
         <w:rPr>
           <w:sz w:val="20"/>
         </w:rPr>
-        <w:t>1. Overview</w:t>
+        <w:t>1. Overview &amp; Terminology</w:t>
       </w:r>
     </w:p>
     <w:p>
@@ -114,50 +114,6 @@
         <w:rPr>
           <w:sz w:val="20"/>
         </w:rPr>
-        <w:t xml:space="preserve">   4.1 Track 1: MAJ_CAT Level (ARS_CALC_ST_MAJ_CAT)</w:t>
-      </w:r>
-    </w:p>
-    <w:p>
-      <w:pPr>
-        <w:spacing w:after="20"/>
-      </w:pPr>
-      <w:r>
-        <w:rPr>
-          <w:sz w:val="20"/>
-        </w:rPr>
-        <w:t xml:space="preserve">   4.2 Track M: Master Sale (MASTER_GEN_ART_SALE)</w:t>
-      </w:r>
-    </w:p>
-    <w:p>
-      <w:pPr>
-        <w:spacing w:after="20"/>
-      </w:pPr>
-      <w:r>
-        <w:rPr>
-          <w:sz w:val="20"/>
-        </w:rPr>
-        <w:t xml:space="preserve">   4.3 Track 2: Article Level (ARS_CALC_ST_ART)</w:t>
-      </w:r>
-    </w:p>
-    <w:p>
-      <w:pPr>
-        <w:spacing w:after="20"/>
-      </w:pPr>
-      <w:r>
-        <w:rPr>
-          <w:sz w:val="20"/>
-        </w:rPr>
-        <w:t xml:space="preserve">   4.4 Grid Execution</w:t>
-      </w:r>
-    </w:p>
-    <w:p>
-      <w:pPr>
-        <w:spacing w:after="20"/>
-      </w:pPr>
-      <w:r>
-        <w:rPr>
-          <w:sz w:val="20"/>
-        </w:rPr>
         <w:t>5. Phase 2: Listing Generation (Core)</w:t>
       </w:r>
     </w:p>
@@ -180,7 +136,7 @@
         <w:rPr>
           <w:sz w:val="20"/>
         </w:rPr>
-        <w:t xml:space="preserve">   5.2 Part 1: Grid Data (Existing Stock)</w:t>
+        <w:t xml:space="preserve">   5.2 Part 1: Grid Data (IS_NEW=0)</w:t>
       </w:r>
     </w:p>
     <w:p>
@@ -191,7 +147,7 @@
         <w:rPr>
           <w:sz w:val="20"/>
         </w:rPr>
-        <w:t xml:space="preserve">   5.3 Part 2: MSA Missing Options</w:t>
+        <w:t xml:space="preserve">   5.3 Part 2: MSA Missing Options (IS_NEW=1)</w:t>
       </w:r>
     </w:p>
     <w:p>
@@ -213,7 +169,7 @@
         <w:rPr>
           <w:sz w:val="20"/>
         </w:rPr>
-        <w:t xml:space="preserve">   5.5 Part 3.5: Data Enrichment</w:t>
+        <w:t xml:space="preserve">   5.5 Part 3.5: Data Enrichment (DPN, SAL_D, AGE, Sale)</w:t>
       </w:r>
     </w:p>
     <w:p>
@@ -224,7 +180,7 @@
         <w:rPr>
           <w:sz w:val="20"/>
         </w:rPr>
-        <w:t xml:space="preserve">   5.6 Part 3.55: MSA Quantities + Variant Counts</w:t>
+        <w:t xml:space="preserve">   5.6 Part 3.5a: Enrichment (LISTING, I_ROD, CLR, FOCUS)</w:t>
       </w:r>
     </w:p>
     <w:p>
@@ -235,7 +191,7 @@
         <w:rPr>
           <w:sz w:val="20"/>
         </w:rPr>
-        <w:t xml:space="preserve">   5.7 Part 3.6: OPT_TYPE Classification (4-Way Tagging)</w:t>
+        <w:t xml:space="preserve">   5.7 Part 3.55: MSA Quantities + Variant Counts</w:t>
       </w:r>
     </w:p>
     <w:p>
@@ -246,7 +202,7 @@
         <w:rPr>
           <w:sz w:val="20"/>
         </w:rPr>
-        <w:t xml:space="preserve">   5.8 Part 3.7: MIX Aggregation</w:t>
+        <w:t xml:space="preserve">   5.8 Part 3.6: OPT_TYPE Classification (4-Way Tagging)</w:t>
       </w:r>
     </w:p>
     <w:p>
@@ -257,7 +213,7 @@
         <w:rPr>
           <w:sz w:val="20"/>
         </w:rPr>
-        <w:t xml:space="preserve">   5.9 Part 4: Grid Joins</w:t>
+        <w:t xml:space="preserve">   5.9 Part 3.7: MIX Aggregation</w:t>
       </w:r>
     </w:p>
     <w:p>
@@ -268,7 +224,7 @@
         <w:rPr>
           <w:sz w:val="20"/>
         </w:rPr>
-        <w:t xml:space="preserve">   5.10 Part 4b: PER_OPT_SALE</w:t>
+        <w:t xml:space="preserve">   5.10 Part 4: Grid Joins (CONT, MBQ, OPT_CNT, DISP_Q)</w:t>
       </w:r>
     </w:p>
     <w:p>
@@ -279,7 +235,7 @@
         <w:rPr>
           <w:sz w:val="20"/>
         </w:rPr>
-        <w:t xml:space="preserve">   5.11 Part 4c: OPT_MBQ + OPT_REQ</w:t>
+        <w:t xml:space="preserve">   5.11 Part 4b: PER_OPT_SALE</w:t>
       </w:r>
     </w:p>
     <w:p>
@@ -290,7 +246,7 @@
         <w:rPr>
           <w:sz w:val="20"/>
         </w:rPr>
-        <w:t xml:space="preserve">   5.12 Part 4d: ART_EXCESS</w:t>
+        <w:t xml:space="preserve">   5.12 Part 4c: MANUAL_DENSITY DPN Override + OPT_MBQ</w:t>
       </w:r>
     </w:p>
     <w:p>
@@ -301,7 +257,7 @@
         <w:rPr>
           <w:sz w:val="20"/>
         </w:rPr>
-        <w:t xml:space="preserve">   5.13 Part 4e: Per-Grid REQ with Excess Deduction</w:t>
+        <w:t xml:space="preserve">   5.13 Part 4d: ART_EXCESS + Per-Grid REQ</w:t>
       </w:r>
     </w:p>
     <w:p>
@@ -334,7 +290,7 @@
         <w:rPr>
           <w:sz w:val="20"/>
         </w:rPr>
-        <w:t xml:space="preserve">   7.1 Filtered Copy</w:t>
+        <w:t>8. Phase 5: Multi-Level Allocation (ARS_ALLOC_WORKING)</w:t>
       </w:r>
     </w:p>
     <w:p>
@@ -345,7 +301,7 @@
         <w:rPr>
           <w:sz w:val="20"/>
         </w:rPr>
-        <w:t xml:space="preserve">   7.2 Grid Hierarchy Columns</w:t>
+        <w:t xml:space="preserve">   8.1 Create Alloc Table + Enrichment</w:t>
       </w:r>
     </w:p>
     <w:p>
@@ -356,7 +312,7 @@
         <w:rPr>
           <w:sz w:val="20"/>
         </w:rPr>
-        <w:t xml:space="preserve">   7.3 ALLOC_FLAG</w:t>
+        <w:t xml:space="preserve">   8.2 Pool Tracker</w:t>
       </w:r>
     </w:p>
     <w:p>
@@ -367,7 +323,7 @@
         <w:rPr>
           <w:sz w:val="20"/>
         </w:rPr>
-        <w:t>8. Phase 5: Allocation Table (ARS_ALLOC_WORKING)</w:t>
+        <w:t xml:space="preserve">   8.3 Primary Allocation (RL &gt; TBC &gt; TBL, I_ROD Rounds)</w:t>
       </w:r>
     </w:p>
     <w:p>
@@ -378,7 +334,7 @@
         <w:rPr>
           <w:sz w:val="20"/>
         </w:rPr>
-        <w:t xml:space="preserve">   8.1 Join Working x Variant Articles</w:t>
+        <w:t xml:space="preserve">   8.4 Per-OPT Waterfall + Validation</w:t>
       </w:r>
     </w:p>
     <w:p>
@@ -389,7 +345,7 @@
         <w:rPr>
           <w:sz w:val="20"/>
         </w:rPr>
-        <w:t xml:space="preserve">   8.2 Variant-Level Stock</w:t>
+        <w:t xml:space="preserve">   8.5 Fallback (Grid Demotion)</w:t>
       </w:r>
     </w:p>
     <w:p>
@@ -400,7 +356,7 @@
         <w:rPr>
           <w:sz w:val="20"/>
         </w:rPr>
-        <w:t xml:space="preserve">   8.3 Size Contribution (CONT)</w:t>
+        <w:t xml:space="preserve">   8.6 Reflect to Working Table</w:t>
       </w:r>
     </w:p>
     <w:p>
@@ -411,29 +367,7 @@
         <w:rPr>
           <w:sz w:val="20"/>
         </w:rPr>
-        <w:t xml:space="preserve">   8.4 Waterfall Allocation (ALLOC_QTY)</w:t>
-      </w:r>
-    </w:p>
-    <w:p>
-      <w:pPr>
-        <w:spacing w:after="20"/>
-      </w:pPr>
-      <w:r>
-        <w:rPr>
-          <w:sz w:val="20"/>
-        </w:rPr>
-        <w:t xml:space="preserve">   8.5 Reflect Back to Working Table</w:t>
-      </w:r>
-    </w:p>
-    <w:p>
-      <w:pPr>
-        <w:spacing w:after="20"/>
-      </w:pPr>
-      <w:r>
-        <w:rPr>
-          <w:sz w:val="20"/>
-        </w:rPr>
-        <w:t>9. Phase 6: Output &amp; API Endpoints</w:t>
+        <w:t>9. API Endpoints</w:t>
       </w:r>
     </w:p>
     <w:p>
@@ -448,17 +382,6 @@
       </w:r>
     </w:p>
     <w:p>
-      <w:pPr>
-        <w:spacing w:after="20"/>
-      </w:pPr>
-      <w:r>
-        <w:rPr>
-          <w:sz w:val="20"/>
-        </w:rPr>
-        <w:t>11. Review Notes &amp; Observations</w:t>
-      </w:r>
-    </w:p>
-    <w:p>
       <w:r>
         <w:br w:type="page"/>
       </w:r>
@@ -468,17 +391,23 @@
         <w:pStyle w:val="Heading1"/>
       </w:pPr>
       <w:r>
-        <w:t>1. Overview</w:t>
+        <w:t>1. Overview &amp; Terminology</w:t>
       </w:r>
     </w:p>
     <w:p>
       <w:r>
-        <w:t>The Listing module is the core data preparation engine of the ARS (Auto Replenishment System). It combines two primary inputs — existing store stock (from Grid tables) and MSA recommendations (what needs to be replenished) — and produces a unified master listing with calculated quantities, store rankings, and size-level allocation.</w:t>
+        <w:t>The Listing module is the core data preparation engine of ARS. It combines existing store stock (from Grid tables) and MSA recommendations (what to replenish) into a unified master listing with calculated quantities, store rankings, and size-level allocation.</w:t>
       </w:r>
     </w:p>
     <w:p>
       <w:r>
-        <w:t>The process runs as a single API call (POST /listing/generate) and executes 15+ sequential steps within a single database connection. When run in 'full' mode, it additionally triggers pre-grid calculations and parallel grid execution before the listing pipeline.</w:t>
+        <w:rPr>
+          <w:b/>
+        </w:rPr>
+        <w:t xml:space="preserve">OPT </w:t>
+      </w:r>
+      <w:r>
+        <w:t>(Option) = MAJ_CAT x GEN_ART_NUMBER x CLR. This is the fundamental unit throughout the listing process.</w:t>
       </w:r>
     </w:p>
     <w:p>
@@ -497,39 +426,396 @@
         <w:rPr>
           <w:b/>
         </w:rPr>
-        <w:t xml:space="preserve">Source File: </w:t>
+        <w:t xml:space="preserve">Source: </w:t>
       </w:r>
       <w:r>
-        <w:t>backend/app/api/v1/endpoints/listing.py (~2,100 lines)</w:t>
+        <w:t>listing.py (~1,800 lines) + listing_allocator.py (~400 lines)</w:t>
       </w:r>
     </w:p>
     <w:p>
+      <w:pPr>
+        <w:pStyle w:val="Heading2"/>
+      </w:pPr>
       <w:r>
-        <w:rPr>
-          <w:b/>
-        </w:rPr>
-        <w:t xml:space="preserve">Pre-Grid Calculations: </w:t>
-      </w:r>
-      <w:r>
-        <w:t>backend/app/services/grid_calculations.py (~1,115 lines)</w:t>
+        <w:t>Key Terminology</w:t>
       </w:r>
     </w:p>
+    <w:tbl>
+      <w:tblPr>
+        <w:tblStyle w:val="TableGrid"/>
+        <w:tblW w:type="auto" w:w="0"/>
+        <w:jc w:val="left"/>
+        <w:tblLook w:firstColumn="1" w:firstRow="1" w:lastColumn="0" w:lastRow="0" w:noHBand="0" w:noVBand="1" w:val="04A0"/>
+      </w:tblPr>
+      <w:tblGrid>
+        <w:gridCol w:w="4933"/>
+        <w:gridCol w:w="4933"/>
+      </w:tblGrid>
+      <w:tr>
+        <w:tc>
+          <w:tcPr>
+            <w:tcW w:type="dxa" w:w="1701"/>
+            <w:shd w:fill="1B3A5C"/>
+          </w:tcPr>
+          <w:p>
+            <w:pPr>
+              <w:jc w:val="center"/>
+            </w:pPr>
+            <w:r>
+              <w:rPr>
+                <w:b/>
+                <w:color w:val="FFFFFF"/>
+                <w:sz w:val="18"/>
+              </w:rPr>
+              <w:t>Term</w:t>
+            </w:r>
+          </w:p>
+        </w:tc>
+        <w:tc>
+          <w:tcPr>
+            <w:tcW w:type="dxa" w:w="8220"/>
+            <w:shd w:fill="1B3A5C"/>
+          </w:tcPr>
+          <w:p>
+            <w:pPr>
+              <w:jc w:val="center"/>
+            </w:pPr>
+            <w:r>
+              <w:rPr>
+                <w:b/>
+                <w:color w:val="FFFFFF"/>
+                <w:sz w:val="18"/>
+              </w:rPr>
+              <w:t>Meaning</w:t>
+            </w:r>
+          </w:p>
+        </w:tc>
+      </w:tr>
+      <w:tr>
+        <w:tc>
+          <w:tcPr>
+            <w:tcW w:type="dxa" w:w="1701"/>
+          </w:tcPr>
+          <w:p>
+            <w:r>
+              <w:rPr>
+                <w:sz w:val="18"/>
+              </w:rPr>
+              <w:t>OPT</w:t>
+            </w:r>
+          </w:p>
+        </w:tc>
+        <w:tc>
+          <w:tcPr>
+            <w:tcW w:type="dxa" w:w="8220"/>
+          </w:tcPr>
+          <w:p>
+            <w:r>
+              <w:rPr>
+                <w:sz w:val="18"/>
+              </w:rPr>
+              <w:t>MAJ_CAT x GEN_ART_NUMBER x CLR (option = generated article + color)</w:t>
+            </w:r>
+          </w:p>
+        </w:tc>
+      </w:tr>
+      <w:tr>
+        <w:tc>
+          <w:tcPr>
+            <w:tcW w:type="dxa" w:w="1701"/>
+            <w:shd w:fill="EDF2F7"/>
+          </w:tcPr>
+          <w:p>
+            <w:r>
+              <w:rPr>
+                <w:sz w:val="18"/>
+              </w:rPr>
+              <w:t>STK_TTL</w:t>
+            </w:r>
+          </w:p>
+        </w:tc>
+        <w:tc>
+          <w:tcPr>
+            <w:tcW w:type="dxa" w:w="8220"/>
+            <w:shd w:fill="EDF2F7"/>
+          </w:tcPr>
+          <w:p>
+            <w:r>
+              <w:rPr>
+                <w:sz w:val="18"/>
+              </w:rPr>
+              <w:t>Total Stock = SUM of SLOC stock columns (excludes sale columns like L-7 DAYS SALE-Q)</w:t>
+            </w:r>
+          </w:p>
+        </w:tc>
+      </w:tr>
+      <w:tr>
+        <w:tc>
+          <w:tcPr>
+            <w:tcW w:type="dxa" w:w="1701"/>
+          </w:tcPr>
+          <w:p>
+            <w:r>
+              <w:rPr>
+                <w:sz w:val="18"/>
+              </w:rPr>
+              <w:t>DPN</w:t>
+            </w:r>
+          </w:p>
+        </w:tc>
+        <w:tc>
+          <w:tcPr>
+            <w:tcW w:type="dxa" w:w="8220"/>
+          </w:tcPr>
+          <w:p>
+            <w:r>
+              <w:rPr>
+                <w:sz w:val="18"/>
+              </w:rPr>
+              <w:t>Display Norm (target stock level per store x MAJ_CAT)</w:t>
+            </w:r>
+          </w:p>
+        </w:tc>
+      </w:tr>
+      <w:tr>
+        <w:tc>
+          <w:tcPr>
+            <w:tcW w:type="dxa" w:w="1701"/>
+            <w:shd w:fill="EDF2F7"/>
+          </w:tcPr>
+          <w:p>
+            <w:r>
+              <w:rPr>
+                <w:sz w:val="18"/>
+              </w:rPr>
+              <w:t>SAL_D</w:t>
+            </w:r>
+          </w:p>
+        </w:tc>
+        <w:tc>
+          <w:tcPr>
+            <w:tcW w:type="dxa" w:w="8220"/>
+            <w:shd w:fill="EDF2F7"/>
+          </w:tcPr>
+          <w:p>
+            <w:r>
+              <w:rPr>
+                <w:sz w:val="18"/>
+              </w:rPr>
+              <w:t>Sale Days (coverage period = INT_DAYS + PRD_DAYS + SL_CVR)</w:t>
+            </w:r>
+          </w:p>
+        </w:tc>
+      </w:tr>
+      <w:tr>
+        <w:tc>
+          <w:tcPr>
+            <w:tcW w:type="dxa" w:w="1701"/>
+          </w:tcPr>
+          <w:p>
+            <w:r>
+              <w:rPr>
+                <w:sz w:val="18"/>
+              </w:rPr>
+              <w:t>OPT_MBQ</w:t>
+            </w:r>
+          </w:p>
+        </w:tc>
+        <w:tc>
+          <w:tcPr>
+            <w:tcW w:type="dxa" w:w="8220"/>
+          </w:tcPr>
+          <w:p>
+            <w:r>
+              <w:rPr>
+                <w:sz w:val="18"/>
+              </w:rPr>
+              <w:t>Option MBQ = DPN + rate x SAL_D (target replenishment qty)</w:t>
+            </w:r>
+          </w:p>
+        </w:tc>
+      </w:tr>
+      <w:tr>
+        <w:tc>
+          <w:tcPr>
+            <w:tcW w:type="dxa" w:w="1701"/>
+            <w:shd w:fill="EDF2F7"/>
+          </w:tcPr>
+          <w:p>
+            <w:r>
+              <w:rPr>
+                <w:sz w:val="18"/>
+              </w:rPr>
+              <w:t>FNL_Q</w:t>
+            </w:r>
+          </w:p>
+        </w:tc>
+        <w:tc>
+          <w:tcPr>
+            <w:tcW w:type="dxa" w:w="8220"/>
+            <w:shd w:fill="EDF2F7"/>
+          </w:tcPr>
+          <w:p>
+            <w:r>
+              <w:rPr>
+                <w:sz w:val="18"/>
+              </w:rPr>
+              <w:t>Final Quantity from MSA = MAX(warehouse STK - PEND, 0)</w:t>
+            </w:r>
+          </w:p>
+        </w:tc>
+      </w:tr>
+      <w:tr>
+        <w:tc>
+          <w:tcPr>
+            <w:tcW w:type="dxa" w:w="1701"/>
+          </w:tcPr>
+          <w:p>
+            <w:r>
+              <w:rPr>
+                <w:sz w:val="18"/>
+              </w:rPr>
+              <w:t>I_ROD</w:t>
+            </w:r>
+          </w:p>
+        </w:tc>
+        <w:tc>
+          <w:tcPr>
+            <w:tcW w:type="dxa" w:w="8220"/>
+          </w:tcPr>
+          <w:p>
+            <w:r>
+              <w:rPr>
+                <w:sz w:val="18"/>
+              </w:rPr>
+              <w:t>Replenishment rounds (I_ROD=3 means OPT gets 3 allocation passes)</w:t>
+            </w:r>
+          </w:p>
+        </w:tc>
+      </w:tr>
+      <w:tr>
+        <w:tc>
+          <w:tcPr>
+            <w:tcW w:type="dxa" w:w="1701"/>
+            <w:shd w:fill="EDF2F7"/>
+          </w:tcPr>
+          <w:p>
+            <w:r>
+              <w:rPr>
+                <w:sz w:val="18"/>
+              </w:rPr>
+              <w:t>MANUAL_DENSITY</w:t>
+            </w:r>
+          </w:p>
+        </w:tc>
+        <w:tc>
+          <w:tcPr>
+            <w:tcW w:type="dxa" w:w="8220"/>
+            <w:shd w:fill="EDF2F7"/>
+          </w:tcPr>
+          <w:p>
+            <w:r>
+              <w:rPr>
+                <w:sz w:val="18"/>
+              </w:rPr>
+              <w:t>Article-level DPN override (if &gt;0, replaces DPN in OPT_MBQ)</w:t>
+            </w:r>
+          </w:p>
+        </w:tc>
+      </w:tr>
+      <w:tr>
+        <w:tc>
+          <w:tcPr>
+            <w:tcW w:type="dxa" w:w="1701"/>
+          </w:tcPr>
+          <w:p>
+            <w:r>
+              <w:rPr>
+                <w:sz w:val="18"/>
+              </w:rPr>
+              <w:t>CONT</w:t>
+            </w:r>
+          </w:p>
+        </w:tc>
+        <w:tc>
+          <w:tcPr>
+            <w:tcW w:type="dxa" w:w="8220"/>
+          </w:tcPr>
+          <w:p>
+            <w:r>
+              <w:rPr>
+                <w:sz w:val="18"/>
+              </w:rPr>
+              <w:t>Contribution factor (0-1) — distributes qty to finer hierarchy/size levels</w:t>
+            </w:r>
+          </w:p>
+        </w:tc>
+      </w:tr>
+      <w:tr>
+        <w:tc>
+          <w:tcPr>
+            <w:tcW w:type="dxa" w:w="1701"/>
+            <w:shd w:fill="EDF2F7"/>
+          </w:tcPr>
+          <w:p>
+            <w:r>
+              <w:rPr>
+                <w:sz w:val="18"/>
+              </w:rPr>
+              <w:t>ST_RANK</w:t>
+            </w:r>
+          </w:p>
+        </w:tc>
+        <w:tc>
+          <w:tcPr>
+            <w:tcW w:type="dxa" w:w="8220"/>
+            <w:shd w:fill="EDF2F7"/>
+          </w:tcPr>
+          <w:p>
+            <w:r>
+              <w:rPr>
+                <w:sz w:val="18"/>
+              </w:rPr>
+              <w:t>Store priority rank per MAJ_CAT (1=best, gets stock first)</w:t>
+            </w:r>
+          </w:p>
+        </w:tc>
+      </w:tr>
+      <w:tr>
+        <w:tc>
+          <w:tcPr>
+            <w:tcW w:type="dxa" w:w="1701"/>
+          </w:tcPr>
+          <w:p>
+            <w:r>
+              <w:rPr>
+                <w:sz w:val="18"/>
+              </w:rPr>
+              <w:t>IS_NEW</w:t>
+            </w:r>
+          </w:p>
+        </w:tc>
+        <w:tc>
+          <w:tcPr>
+            <w:tcW w:type="dxa" w:w="8220"/>
+          </w:tcPr>
+          <w:p>
+            <w:r>
+              <w:rPr>
+                <w:sz w:val="18"/>
+              </w:rPr>
+              <w:t>0=existing store stock (from grid), 1=new MSA recommendation</w:t>
+            </w:r>
+          </w:p>
+        </w:tc>
+      </w:tr>
+    </w:tbl>
     <w:p>
       <w:pPr>
         <w:pStyle w:val="Heading1"/>
       </w:pPr>
       <w:r>
         <w:t>2. Output Tables</w:t>
-      </w:r>
-    </w:p>
-    <w:p>
-      <w:r>
-        <w:t>OPT (Option) = MAJ_CAT × GEN_ART_NUMBER × CLR. This is the fundamental unit throughout the listing process.</w:t>
-      </w:r>
-    </w:p>
-    <w:p>
-      <w:r>
-        <w:t>The listing process creates four output tables:</w:t>
       </w:r>
     </w:p>
     <w:tbl>
@@ -560,13 +846,13 @@
                 <w:color w:val="FFFFFF"/>
                 <w:sz w:val="18"/>
               </w:rPr>
-              <w:t>Table Name</w:t>
+              <w:t>Table</w:t>
             </w:r>
           </w:p>
         </w:tc>
         <w:tc>
           <w:tcPr>
-            <w:tcW w:type="dxa" w:w="3402"/>
+            <w:tcW w:type="dxa" w:w="3118"/>
             <w:shd w:fill="1B3A5C"/>
           </w:tcPr>
           <w:p>
@@ -579,13 +865,13 @@
                 <w:color w:val="FFFFFF"/>
                 <w:sz w:val="18"/>
               </w:rPr>
-              <w:t>Grain (Row = 1 per...)</w:t>
+              <w:t>Grain</w:t>
             </w:r>
           </w:p>
         </w:tc>
         <w:tc>
           <w:tcPr>
-            <w:tcW w:type="dxa" w:w="3969"/>
+            <w:tcW w:type="dxa" w:w="4252"/>
             <w:shd w:fill="1B3A5C"/>
           </w:tcPr>
           <w:p>
@@ -619,20 +905,20 @@
         </w:tc>
         <w:tc>
           <w:tcPr>
-            <w:tcW w:type="dxa" w:w="3402"/>
+            <w:tcW w:type="dxa" w:w="3118"/>
           </w:tcPr>
           <w:p>
             <w:r>
               <w:rPr>
                 <w:sz w:val="18"/>
               </w:rPr>
-              <w:t>Store × OPT</w:t>
+              <w:t>Store x OPT</w:t>
             </w:r>
           </w:p>
         </w:tc>
         <w:tc>
           <w:tcPr>
-            <w:tcW w:type="dxa" w:w="3969"/>
+            <w:tcW w:type="dxa" w:w="4252"/>
           </w:tcPr>
           <w:p>
             <w:r>
@@ -661,7 +947,7 @@
         </w:tc>
         <w:tc>
           <w:tcPr>
-            <w:tcW w:type="dxa" w:w="3402"/>
+            <w:tcW w:type="dxa" w:w="3118"/>
             <w:shd w:fill="EDF2F7"/>
           </w:tcPr>
           <w:p>
@@ -669,13 +955,13 @@
               <w:rPr>
                 <w:sz w:val="18"/>
               </w:rPr>
-              <w:t>Store × MAJ_CAT</w:t>
+              <w:t>Store x MAJ_CAT</w:t>
             </w:r>
           </w:p>
         </w:tc>
         <w:tc>
           <w:tcPr>
-            <w:tcW w:type="dxa" w:w="3969"/>
+            <w:tcW w:type="dxa" w:w="4252"/>
             <w:shd w:fill="EDF2F7"/>
           </w:tcPr>
           <w:p>
@@ -704,27 +990,27 @@
         </w:tc>
         <w:tc>
           <w:tcPr>
-            <w:tcW w:type="dxa" w:w="3402"/>
+            <w:tcW w:type="dxa" w:w="3118"/>
           </w:tcPr>
           <w:p>
             <w:r>
               <w:rPr>
                 <w:sz w:val="18"/>
               </w:rPr>
-              <w:t>Store × OPT (filtered)</w:t>
+              <w:t>Store x OPT (filtered)</w:t>
             </w:r>
           </w:p>
         </w:tc>
         <w:tc>
           <w:tcPr>
-            <w:tcW w:type="dxa" w:w="3969"/>
+            <w:tcW w:type="dxa" w:w="4252"/>
           </w:tcPr>
           <w:p>
             <w:r>
               <w:rPr>
                 <w:sz w:val="18"/>
               </w:rPr>
-              <w:t>Clean extract for allocation (eligible options only)</w:t>
+              <w:t>Clean extract for allocation (eligible OPTs only)</w:t>
             </w:r>
           </w:p>
         </w:tc>
@@ -746,7 +1032,7 @@
         </w:tc>
         <w:tc>
           <w:tcPr>
-            <w:tcW w:type="dxa" w:w="3402"/>
+            <w:tcW w:type="dxa" w:w="3118"/>
             <w:shd w:fill="EDF2F7"/>
           </w:tcPr>
           <w:p>
@@ -754,13 +1040,13 @@
               <w:rPr>
                 <w:sz w:val="18"/>
               </w:rPr>
-              <w:t>Store × OPT × VAR_ART × SZ</w:t>
+              <w:t>Store x OPT x VAR_ART x SZ</w:t>
             </w:r>
           </w:p>
         </w:tc>
         <w:tc>
           <w:tcPr>
-            <w:tcW w:type="dxa" w:w="3969"/>
+            <w:tcW w:type="dxa" w:w="4252"/>
             <w:shd w:fill="EDF2F7"/>
           </w:tcPr>
           <w:p>
@@ -768,17 +1054,12 @@
               <w:rPr>
                 <w:sz w:val="18"/>
               </w:rPr>
-              <w:t>Size-level allocation quantities (waterfall)</w:t>
+              <w:t>Size-level allocation quantities (multi-level waterfall)</w:t>
             </w:r>
           </w:p>
         </w:tc>
       </w:tr>
     </w:tbl>
-    <w:p>
-      <w:r>
-        <w:t>OPT = MAJ_CAT × GEN_ART_NUMBER × CLR</w:t>
-      </w:r>
-    </w:p>
     <w:p>
       <w:r>
         <w:br w:type="page"/>
@@ -794,83 +1075,7 @@
     </w:p>
     <w:p>
       <w:r>
-        <w:t>Before generation, the UI calls GET /listing/config to load available options and saved settings.</w:t>
-      </w:r>
-    </w:p>
-    <w:p>
-      <w:pPr>
-        <w:pStyle w:val="Heading2"/>
-      </w:pPr>
-      <w:r>
-        <w:t>What /config Returns</w:t>
-      </w:r>
-    </w:p>
-    <w:p>
-      <w:pPr>
-        <w:pStyle w:val="ListBullet"/>
-        <w:ind w:left="680"/>
-      </w:pPr>
-      <w:r>
-        <w:rPr>
-          <w:sz w:val="20"/>
-        </w:rPr>
-        <w:t>RDCs — from Master_ALC_INPUT_ST_MASTER (column: RDC / WAREHOUSE / HUB / WH_CD)</w:t>
-      </w:r>
-    </w:p>
-    <w:p>
-      <w:pPr>
-        <w:pStyle w:val="ListBullet"/>
-        <w:ind w:left="680"/>
-      </w:pPr>
-      <w:r>
-        <w:rPr>
-          <w:sz w:val="20"/>
-        </w:rPr>
-        <w:t>Active Stores — filtered by LISTING column (excludes stores marked 0 or N)</w:t>
-      </w:r>
-    </w:p>
-    <w:p>
-      <w:pPr>
-        <w:pStyle w:val="ListBullet"/>
-        <w:ind w:left="680"/>
-      </w:pPr>
-      <w:r>
-        <w:rPr>
-          <w:sz w:val="20"/>
-        </w:rPr>
-        <w:t>MAJ_CATs — distinct values from ARS_MSA_GEN_ART</w:t>
-      </w:r>
-    </w:p>
-    <w:p>
-      <w:pPr>
-        <w:pStyle w:val="ListBullet"/>
-        <w:ind w:left="680"/>
-      </w:pPr>
-      <w:r>
-        <w:rPr>
-          <w:sz w:val="20"/>
-        </w:rPr>
-        <w:t>Store-RDC Map — for auto-detecting which RDC a store belongs to</w:t>
-      </w:r>
-    </w:p>
-    <w:p>
-      <w:pPr>
-        <w:pStyle w:val="ListBullet"/>
-        <w:ind w:left="680"/>
-      </w:pPr>
-      <w:r>
-        <w:rPr>
-          <w:sz w:val="20"/>
-        </w:rPr>
-        <w:t>Saved Settings — from AppSettings table (prefix listing.*)</w:t>
-      </w:r>
-    </w:p>
-    <w:p>
-      <w:pPr>
-        <w:pStyle w:val="Heading2"/>
-      </w:pPr>
-      <w:r>
-        <w:t>Configurable Variables</w:t>
+        <w:t>GET /listing/config loads available options. Settings auto-saved to AppSettings on each run.</w:t>
       </w:r>
     </w:p>
     <w:tbl>
@@ -888,7 +1093,7 @@
       <w:tr>
         <w:tc>
           <w:tcPr>
-            <w:tcW w:type="dxa" w:w="2268"/>
+            <w:tcW w:type="dxa" w:w="1984"/>
             <w:shd w:fill="1B3A5C"/>
           </w:tcPr>
           <w:p>
@@ -926,7 +1131,7 @@
         </w:tc>
         <w:tc>
           <w:tcPr>
-            <w:tcW w:type="dxa" w:w="6236"/>
+            <w:tcW w:type="dxa" w:w="6520"/>
             <w:shd w:fill="1B3A5C"/>
           </w:tcPr>
           <w:p>
@@ -947,7 +1152,7 @@
       <w:tr>
         <w:tc>
           <w:tcPr>
-            <w:tcW w:type="dxa" w:w="2268"/>
+            <w:tcW w:type="dxa" w:w="1984"/>
           </w:tcPr>
           <w:p>
             <w:r>
@@ -973,14 +1178,14 @@
         </w:tc>
         <w:tc>
           <w:tcPr>
-            <w:tcW w:type="dxa" w:w="6236"/>
+            <w:tcW w:type="dxa" w:w="6520"/>
           </w:tcPr>
           <w:p>
             <w:r>
               <w:rPr>
                 <w:sz w:val="18"/>
               </w:rPr>
-              <w:t>RL threshold: STK &gt;= X% of DPN = adequate stock</w:t>
+              <w:t>OPT_TYPE: RL when STK &gt;= X% of DPN; also size availability threshold</w:t>
             </w:r>
           </w:p>
         </w:tc>
@@ -988,7 +1193,7 @@
       <w:tr>
         <w:tc>
           <w:tcPr>
-            <w:tcW w:type="dxa" w:w="2268"/>
+            <w:tcW w:type="dxa" w:w="1984"/>
             <w:shd w:fill="EDF2F7"/>
           </w:tcPr>
           <w:p>
@@ -1016,7 +1221,7 @@
         </w:tc>
         <w:tc>
           <w:tcPr>
-            <w:tcW w:type="dxa" w:w="6236"/>
+            <w:tcW w:type="dxa" w:w="6520"/>
             <w:shd w:fill="EDF2F7"/>
           </w:tcPr>
           <w:p>
@@ -1024,7 +1229,7 @@
               <w:rPr>
                 <w:sz w:val="18"/>
               </w:rPr>
-              <w:t>Excess: STK &gt; X × OPT_MBQ = excess stock</w:t>
+              <w:t>Excess: STK &gt; X x OPT_MBQ = excess stock</w:t>
             </w:r>
           </w:p>
         </w:tc>
@@ -1032,7 +1237,7 @@
       <w:tr>
         <w:tc>
           <w:tcPr>
-            <w:tcW w:type="dxa" w:w="2268"/>
+            <w:tcW w:type="dxa" w:w="1984"/>
           </w:tcPr>
           <w:p>
             <w:r>
@@ -1058,14 +1263,14 @@
         </w:tc>
         <w:tc>
           <w:tcPr>
-            <w:tcW w:type="dxa" w:w="6236"/>
+            <w:tcW w:type="dxa" w:w="6520"/>
           </w:tcPr>
           <w:p>
             <w:r>
               <w:rPr>
                 <w:sz w:val="18"/>
               </w:rPr>
-              <w:t>Extra days added to SAL_D for new options (IS_NEW=1) only</w:t>
+              <w:t>Extra days added to SAL_D for IS_NEW=1 OPTs only</w:t>
             </w:r>
           </w:p>
         </w:tc>
@@ -1073,7 +1278,7 @@
       <w:tr>
         <w:tc>
           <w:tcPr>
-            <w:tcW w:type="dxa" w:w="2268"/>
+            <w:tcW w:type="dxa" w:w="1984"/>
             <w:shd w:fill="EDF2F7"/>
           </w:tcPr>
           <w:p>
@@ -1101,7 +1306,7 @@
         </w:tc>
         <w:tc>
           <w:tcPr>
-            <w:tcW w:type="dxa" w:w="6236"/>
+            <w:tcW w:type="dxa" w:w="6520"/>
             <w:shd w:fill="EDF2F7"/>
           </w:tcPr>
           <w:p>
@@ -1117,7 +1322,7 @@
       <w:tr>
         <w:tc>
           <w:tcPr>
-            <w:tcW w:type="dxa" w:w="2268"/>
+            <w:tcW w:type="dxa" w:w="1984"/>
           </w:tcPr>
           <w:p>
             <w:r>
@@ -1143,14 +1348,14 @@
         </w:tc>
         <w:tc>
           <w:tcPr>
-            <w:tcW w:type="dxa" w:w="6236"/>
+            <w:tcW w:type="dxa" w:w="6520"/>
           </w:tcPr>
           <w:p>
             <w:r>
               <w:rPr>
                 <w:sz w:val="18"/>
               </w:rPr>
-              <w:t>MIX aggregation: always at Store × MAJ_CAT (each = no agg)</w:t>
+              <w:t>MIX aggregation: always at Store x MAJ_CAT (each = no agg)</w:t>
             </w:r>
           </w:p>
         </w:tc>
@@ -1158,7 +1363,7 @@
       <w:tr>
         <w:tc>
           <w:tcPr>
-            <w:tcW w:type="dxa" w:w="2268"/>
+            <w:tcW w:type="dxa" w:w="1984"/>
             <w:shd w:fill="EDF2F7"/>
           </w:tcPr>
           <w:p>
@@ -1186,7 +1391,7 @@
         </w:tc>
         <w:tc>
           <w:tcPr>
-            <w:tcW w:type="dxa" w:w="6236"/>
+            <w:tcW w:type="dxa" w:w="6520"/>
             <w:shd w:fill="EDF2F7"/>
           </w:tcPr>
           <w:p>
@@ -1202,7 +1407,7 @@
       <w:tr>
         <w:tc>
           <w:tcPr>
-            <w:tcW w:type="dxa" w:w="2268"/>
+            <w:tcW w:type="dxa" w:w="1984"/>
           </w:tcPr>
           <w:p>
             <w:r>
@@ -1228,7 +1433,7 @@
         </w:tc>
         <w:tc>
           <w:tcPr>
-            <w:tcW w:type="dxa" w:w="6236"/>
+            <w:tcW w:type="dxa" w:w="6520"/>
           </w:tcPr>
           <w:p>
             <w:r>
@@ -1243,7 +1448,7 @@
       <w:tr>
         <w:tc>
           <w:tcPr>
-            <w:tcW w:type="dxa" w:w="2268"/>
+            <w:tcW w:type="dxa" w:w="1984"/>
             <w:shd w:fill="EDF2F7"/>
           </w:tcPr>
           <w:p>
@@ -1271,7 +1476,7 @@
         </w:tc>
         <w:tc>
           <w:tcPr>
-            <w:tcW w:type="dxa" w:w="6236"/>
+            <w:tcW w:type="dxa" w:w="6520"/>
             <w:shd w:fill="EDF2F7"/>
           </w:tcPr>
           <w:p>
@@ -1284,17 +1489,48 @@
           </w:p>
         </w:tc>
       </w:tr>
+      <w:tr>
+        <w:tc>
+          <w:tcPr>
+            <w:tcW w:type="dxa" w:w="1984"/>
+          </w:tcPr>
+          <w:p>
+            <w:r>
+              <w:rPr>
+                <w:sz w:val="18"/>
+              </w:rPr>
+              <w:t>enable_fallback</w:t>
+            </w:r>
+          </w:p>
+        </w:tc>
+        <w:tc>
+          <w:tcPr>
+            <w:tcW w:type="dxa" w:w="1417"/>
+          </w:tcPr>
+          <w:p>
+            <w:r>
+              <w:rPr>
+                <w:sz w:val="18"/>
+              </w:rPr>
+              <w:t>false</w:t>
+            </w:r>
+          </w:p>
+        </w:tc>
+        <w:tc>
+          <w:tcPr>
+            <w:tcW w:type="dxa" w:w="6520"/>
+          </w:tcPr>
+          <w:p>
+            <w:r>
+              <w:rPr>
+                <w:sz w:val="18"/>
+              </w:rPr>
+              <w:t>Enable fallback allocation (demote primary grids one by one)</w:t>
+            </w:r>
+          </w:p>
+        </w:tc>
+      </w:tr>
     </w:tbl>
-    <w:p>
-      <w:r>
-        <w:t>Settings are auto-saved to the AppSettings table on each generation and loaded on the next /config call.</w:t>
-      </w:r>
-    </w:p>
-    <w:p>
-      <w:r>
-        <w:br w:type="page"/>
-      </w:r>
-    </w:p>
     <w:p>
       <w:pPr>
         <w:pStyle w:val="Heading1"/>
@@ -1305,12 +1541,7 @@
     </w:p>
     <w:p>
       <w:r>
-        <w:t>Triggered when run_mode = "full". The system runs pre-grid calculations and all active grids before proceeding to listing generation. This is optional — if run_mode = 'listing', this phase is skipped and existing calc/grid tables are reused.</w:t>
-      </w:r>
-    </w:p>
-    <w:p>
-      <w:r>
-        <w:t>The pre-grid calculation runs a two-track pipeline via calculate_per_day_sale() in grid_calculations.py.</w:t>
+        <w:t>Triggered when run_mode = "full". Builds ARS_CALC_ST_MAJ_CAT and ARS_CALC_ST_ART.</w:t>
       </w:r>
     </w:p>
     <w:p>
@@ -1318,12 +1549,39 @@
         <w:pStyle w:val="Heading2"/>
       </w:pPr>
       <w:r>
-        <w:t>4.1 Track 1: MAJ_CAT Level (ARS_CALC_ST_MAJ_CAT)</w:t>
+        <w:t>SQL Migration (runs first)</w:t>
       </w:r>
     </w:p>
     <w:p>
+      <w:pPr>
+        <w:pStyle w:val="ListBullet"/>
+        <w:ind w:left="680"/>
+      </w:pPr>
       <w:r>
-        <w:t>Creates and populates the store × MAJ_CAT calculation table using a CO-base → ST-overlay cascade.</w:t>
+        <w:rPr>
+          <w:sz w:val="20"/>
+        </w:rPr>
+        <w:t>DROP MANUAL_MBQ from Master_ALC_INPUT_CO_MAJ_CAT and ST_MAJ_CAT (not used at MAJ_CAT level)</w:t>
+      </w:r>
+    </w:p>
+    <w:p>
+      <w:pPr>
+        <w:pStyle w:val="ListBullet"/>
+        <w:ind w:left="680"/>
+      </w:pPr>
+      <w:r>
+        <w:rPr>
+          <w:sz w:val="20"/>
+        </w:rPr>
+        <w:t>RENAME MANUAL_MBQ to MANUAL_DENSITY in MASTER_ALC_INPUT_CO_ART and Master_ALC_INPUT_ST_ART</w:t>
+      </w:r>
+    </w:p>
+    <w:p>
+      <w:pPr>
+        <w:pStyle w:val="Heading2"/>
+      </w:pPr>
+      <w:r>
+        <w:t>MAJ_CAT Level (ARS_CALC_ST_MAJ_CAT)</w:t>
       </w:r>
     </w:p>
     <w:tbl>
@@ -1334,14 +1592,13 @@
         <w:tblLook w:firstColumn="1" w:firstRow="1" w:lastColumn="0" w:lastRow="0" w:noHBand="0" w:noVBand="1" w:val="04A0"/>
       </w:tblPr>
       <w:tblGrid>
-        <w:gridCol w:w="3289"/>
-        <w:gridCol w:w="3289"/>
-        <w:gridCol w:w="3289"/>
+        <w:gridCol w:w="4933"/>
+        <w:gridCol w:w="4933"/>
       </w:tblGrid>
       <w:tr>
         <w:tc>
           <w:tcPr>
-            <w:tcW w:type="dxa" w:w="680"/>
+            <w:tcW w:type="dxa" w:w="1984"/>
             <w:shd w:fill="1B3A5C"/>
           </w:tcPr>
           <w:p>
@@ -1360,26 +1617,7 @@
         </w:tc>
         <w:tc>
           <w:tcPr>
-            <w:tcW w:type="dxa" w:w="2268"/>
-            <w:shd w:fill="1B3A5C"/>
-          </w:tcPr>
-          <w:p>
-            <w:pPr>
-              <w:jc w:val="center"/>
-            </w:pPr>
-            <w:r>
-              <w:rPr>
-                <w:b/>
-                <w:color w:val="FFFFFF"/>
-                <w:sz w:val="18"/>
-              </w:rPr>
-              <w:t>Function</w:t>
-            </w:r>
-          </w:p>
-        </w:tc>
-        <w:tc>
-          <w:tcPr>
-            <w:tcW w:type="dxa" w:w="6803"/>
+            <w:tcW w:type="dxa" w:w="7937"/>
             <w:shd w:fill="1B3A5C"/>
           </w:tcPr>
           <w:p>
@@ -1400,40 +1638,27 @@
       <w:tr>
         <w:tc>
           <w:tcPr>
-            <w:tcW w:type="dxa" w:w="680"/>
+            <w:tcW w:type="dxa" w:w="1984"/>
           </w:tcPr>
           <w:p>
             <w:r>
               <w:rPr>
                 <w:sz w:val="18"/>
               </w:rPr>
-              <w:t>1</w:t>
+              <w:t>1. Create calc (CO base)</w:t>
             </w:r>
           </w:p>
         </w:tc>
         <w:tc>
           <w:tcPr>
-            <w:tcW w:type="dxa" w:w="2268"/>
+            <w:tcW w:type="dxa" w:w="7937"/>
           </w:tcPr>
           <w:p>
             <w:r>
               <w:rPr>
                 <w:sz w:val="18"/>
               </w:rPr>
-              <w:t>_step_create_calc</w:t>
-            </w:r>
-          </w:p>
-        </w:tc>
-        <w:tc>
-          <w:tcPr>
-            <w:tcW w:type="dxa" w:w="6803"/>
-          </w:tcPr>
-          <w:p>
-            <w:r>
-              <w:rPr>
-                <w:sz w:val="18"/>
-              </w:rPr>
-              <w:t>CO_MAJ_CAT × all stores → base table. Fallback: copy ST_MAJ_CAT directly.</w:t>
+              <w:t>CO_MAJ_CAT x all stores -&gt; base table. Fallback: copy ST_MAJ_CAT.</w:t>
             </w:r>
           </w:p>
         </w:tc>
@@ -1441,7 +1666,7 @@
       <w:tr>
         <w:tc>
           <w:tcPr>
-            <w:tcW w:type="dxa" w:w="680"/>
+            <w:tcW w:type="dxa" w:w="1984"/>
             <w:shd w:fill="EDF2F7"/>
           </w:tcPr>
           <w:p>
@@ -1449,13 +1674,13 @@
               <w:rPr>
                 <w:sz w:val="18"/>
               </w:rPr>
-              <w:t>1b</w:t>
+              <w:t>1b. Fill CO gaps</w:t>
             </w:r>
           </w:p>
         </w:tc>
         <w:tc>
           <w:tcPr>
-            <w:tcW w:type="dxa" w:w="2268"/>
+            <w:tcW w:type="dxa" w:w="7937"/>
             <w:shd w:fill="EDF2F7"/>
           </w:tcPr>
           <w:p>
@@ -1463,13 +1688,43 @@
               <w:rPr>
                 <w:sz w:val="18"/>
               </w:rPr>
-              <w:t>_step_fill_co_gaps</w:t>
+              <w:t>Insert missing (store x MAJ_CAT) combos from CO x ST_MASTER.</w:t>
+            </w:r>
+          </w:p>
+        </w:tc>
+      </w:tr>
+      <w:tr>
+        <w:tc>
+          <w:tcPr>
+            <w:tcW w:type="dxa" w:w="1984"/>
+          </w:tcPr>
+          <w:p>
+            <w:r>
+              <w:rPr>
+                <w:sz w:val="18"/>
+              </w:rPr>
+              <w:t>2. Overlay ST values</w:t>
             </w:r>
           </w:p>
         </w:tc>
         <w:tc>
           <w:tcPr>
-            <w:tcW w:type="dxa" w:w="6803"/>
+            <w:tcW w:type="dxa" w:w="7937"/>
+          </w:tcPr>
+          <w:p>
+            <w:r>
+              <w:rPr>
+                <w:sz w:val="18"/>
+              </w:rPr>
+              <w:t>ST_MAJ_CAT overrides CO per-store (non-null ST wins).</w:t>
+            </w:r>
+          </w:p>
+        </w:tc>
+      </w:tr>
+      <w:tr>
+        <w:tc>
+          <w:tcPr>
+            <w:tcW w:type="dxa" w:w="1984"/>
             <w:shd w:fill="EDF2F7"/>
           </w:tcPr>
           <w:p>
@@ -1477,7 +1732,21 @@
               <w:rPr>
                 <w:sz w:val="18"/>
               </w:rPr>
-              <w:t>Insert missing (store × MAJ_CAT) combos from CO × ST_MASTER cross-join.</w:t>
+              <w:t>3. Apply defaults</w:t>
+            </w:r>
+          </w:p>
+        </w:tc>
+        <w:tc>
+          <w:tcPr>
+            <w:tcW w:type="dxa" w:w="7937"/>
+            <w:shd w:fill="EDF2F7"/>
+          </w:tcPr>
+          <w:p>
+            <w:r>
+              <w:rPr>
+                <w:sz w:val="18"/>
+              </w:rPr>
+              <w:t>LISTING-&gt;1, I_ROD-&gt;1, growth rates-&gt;1.</w:t>
             </w:r>
           </w:p>
         </w:tc>
@@ -1485,40 +1754,27 @@
       <w:tr>
         <w:tc>
           <w:tcPr>
-            <w:tcW w:type="dxa" w:w="680"/>
+            <w:tcW w:type="dxa" w:w="1984"/>
           </w:tcPr>
           <w:p>
             <w:r>
               <w:rPr>
                 <w:sz w:val="18"/>
               </w:rPr>
-              <w:t>2</w:t>
+              <w:t>4. SAL_D</w:t>
             </w:r>
           </w:p>
         </w:tc>
         <w:tc>
           <w:tcPr>
-            <w:tcW w:type="dxa" w:w="2268"/>
+            <w:tcW w:type="dxa" w:w="7937"/>
           </w:tcPr>
           <w:p>
             <w:r>
               <w:rPr>
                 <w:sz w:val="18"/>
               </w:rPr>
-              <w:t>_step_overlay_st_values</w:t>
-            </w:r>
-          </w:p>
-        </w:tc>
-        <w:tc>
-          <w:tcPr>
-            <w:tcW w:type="dxa" w:w="6803"/>
-          </w:tcPr>
-          <w:p>
-            <w:r>
-              <w:rPr>
-                <w:sz w:val="18"/>
-              </w:rPr>
-              <w:t>ST_MAJ_CAT overrides CO values per-store. Non-null/non-blank ST wins.</w:t>
+              <w:t>INT_DAYS + PRD_DAYS + SL_CVR. Priority: ST &gt; CO &gt; ST_MASTER.</w:t>
             </w:r>
           </w:p>
         </w:tc>
@@ -1526,7 +1782,7 @@
       <w:tr>
         <w:tc>
           <w:tcPr>
-            <w:tcW w:type="dxa" w:w="680"/>
+            <w:tcW w:type="dxa" w:w="1984"/>
             <w:shd w:fill="EDF2F7"/>
           </w:tcPr>
           <w:p>
@@ -1534,13 +1790,13 @@
               <w:rPr>
                 <w:sz w:val="18"/>
               </w:rPr>
-              <w:t>3</w:t>
+              <w:t>5. SAL_PD</w:t>
             </w:r>
           </w:p>
         </w:tc>
         <w:tc>
           <w:tcPr>
-            <w:tcW w:type="dxa" w:w="2268"/>
+            <w:tcW w:type="dxa" w:w="7937"/>
             <w:shd w:fill="EDF2F7"/>
           </w:tcPr>
           <w:p>
@@ -1548,106 +1804,7 @@
               <w:rPr>
                 <w:sz w:val="18"/>
               </w:rPr>
-              <w:t>_step_defaults</w:t>
-            </w:r>
-          </w:p>
-        </w:tc>
-        <w:tc>
-          <w:tcPr>
-            <w:tcW w:type="dxa" w:w="6803"/>
-            <w:shd w:fill="EDF2F7"/>
-          </w:tcPr>
-          <w:p>
-            <w:r>
-              <w:rPr>
-                <w:sz w:val="18"/>
-              </w:rPr>
-              <w:t>LISTING blank/Y/null → 1; I_ROD null/0 → 1; Growth rates null/0 → 1; MANUAL_MBQ ≤0 → 0.</w:t>
-            </w:r>
-          </w:p>
-        </w:tc>
-      </w:tr>
-      <w:tr>
-        <w:tc>
-          <w:tcPr>
-            <w:tcW w:type="dxa" w:w="680"/>
-          </w:tcPr>
-          <w:p>
-            <w:r>
-              <w:rPr>
-                <w:sz w:val="18"/>
-              </w:rPr>
-              <w:t>4</w:t>
-            </w:r>
-          </w:p>
-        </w:tc>
-        <w:tc>
-          <w:tcPr>
-            <w:tcW w:type="dxa" w:w="2268"/>
-          </w:tcPr>
-          <w:p>
-            <w:r>
-              <w:rPr>
-                <w:sz w:val="18"/>
-              </w:rPr>
-              <w:t>_step_sal_d</w:t>
-            </w:r>
-          </w:p>
-        </w:tc>
-        <w:tc>
-          <w:tcPr>
-            <w:tcW w:type="dxa" w:w="6803"/>
-          </w:tcPr>
-          <w:p>
-            <w:r>
-              <w:rPr>
-                <w:sz w:val="18"/>
-              </w:rPr>
-              <w:t>SAL_D = INT_DAYS + PRD_DAYS + SL_CVR. Priority: ST_MAJ &gt; CO_MAJ &gt; ST_MASTER.</w:t>
-            </w:r>
-          </w:p>
-        </w:tc>
-      </w:tr>
-      <w:tr>
-        <w:tc>
-          <w:tcPr>
-            <w:tcW w:type="dxa" w:w="680"/>
-            <w:shd w:fill="EDF2F7"/>
-          </w:tcPr>
-          <w:p>
-            <w:r>
-              <w:rPr>
-                <w:sz w:val="18"/>
-              </w:rPr>
-              <w:t>5</w:t>
-            </w:r>
-          </w:p>
-        </w:tc>
-        <w:tc>
-          <w:tcPr>
-            <w:tcW w:type="dxa" w:w="2268"/>
-            <w:shd w:fill="EDF2F7"/>
-          </w:tcPr>
-          <w:p>
-            <w:r>
-              <w:rPr>
-                <w:sz w:val="18"/>
-              </w:rPr>
-              <w:t>_step_sal_pd</w:t>
-            </w:r>
-          </w:p>
-        </w:tc>
-        <w:tc>
-          <w:tcPr>
-            <w:tcW w:type="dxa" w:w="6803"/>
-            <w:shd w:fill="EDF2F7"/>
-          </w:tcPr>
-          <w:p>
-            <w:r>
-              <w:rPr>
-                <w:sz w:val="18"/>
-              </w:rPr>
-              <w:t>SAL_PD = per-day sale using CM/NM sale quantities and remaining days.</w:t>
+              <w:t>Per-day sale from CM/NM sale quantities and remaining days.</w:t>
             </w:r>
           </w:p>
         </w:tc>
@@ -1655,10 +1812,10 @@
     </w:tbl>
     <w:p>
       <w:pPr>
-        <w:pStyle w:val="Heading3"/>
+        <w:pStyle w:val="Heading2"/>
       </w:pPr>
       <w:r>
-        <w:t>SAL_D Priority Cascade</w:t>
+        <w:t>Article Level (ARS_CALC_ST_ART)</w:t>
       </w:r>
     </w:p>
     <w:tbl>
@@ -1669,254 +1826,13 @@
         <w:tblLook w:firstColumn="1" w:firstRow="1" w:lastColumn="0" w:lastRow="0" w:noHBand="0" w:noVBand="1" w:val="04A0"/>
       </w:tblPr>
       <w:tblGrid>
-        <w:gridCol w:w="3289"/>
-        <w:gridCol w:w="3289"/>
-        <w:gridCol w:w="3289"/>
+        <w:gridCol w:w="4933"/>
+        <w:gridCol w:w="4933"/>
       </w:tblGrid>
       <w:tr>
         <w:tc>
           <w:tcPr>
-            <w:tcW w:type="dxa" w:w="1417"/>
-            <w:shd w:fill="1B3A5C"/>
-          </w:tcPr>
-          <w:p>
-            <w:pPr>
-              <w:jc w:val="center"/>
-            </w:pPr>
-            <w:r>
-              <w:rPr>
-                <w:b/>
-                <w:color w:val="FFFFFF"/>
-                <w:sz w:val="18"/>
-              </w:rPr>
-              <w:t>Priority</w:t>
-            </w:r>
-          </w:p>
-        </w:tc>
-        <w:tc>
-          <w:tcPr>
-            <w:tcW w:type="dxa" w:w="2551"/>
-            <w:shd w:fill="1B3A5C"/>
-          </w:tcPr>
-          <w:p>
-            <w:pPr>
-              <w:jc w:val="center"/>
-            </w:pPr>
-            <w:r>
-              <w:rPr>
-                <w:b/>
-                <w:color w:val="FFFFFF"/>
-                <w:sz w:val="18"/>
-              </w:rPr>
-              <w:t>Source</w:t>
-            </w:r>
-          </w:p>
-        </w:tc>
-        <w:tc>
-          <w:tcPr>
-            <w:tcW w:type="dxa" w:w="5953"/>
-            <w:shd w:fill="1B3A5C"/>
-          </w:tcPr>
-          <w:p>
-            <w:pPr>
-              <w:jc w:val="center"/>
-            </w:pPr>
-            <w:r>
-              <w:rPr>
-                <w:b/>
-                <w:color w:val="FFFFFF"/>
-                <w:sz w:val="18"/>
-              </w:rPr>
-              <w:t>Rule</w:t>
-            </w:r>
-          </w:p>
-        </w:tc>
-      </w:tr>
-      <w:tr>
-        <w:tc>
-          <w:tcPr>
-            <w:tcW w:type="dxa" w:w="1417"/>
-          </w:tcPr>
-          <w:p>
-            <w:r>
-              <w:rPr>
-                <w:sz w:val="18"/>
-              </w:rPr>
-              <w:t>1 (Highest)</w:t>
-            </w:r>
-          </w:p>
-        </w:tc>
-        <w:tc>
-          <w:tcPr>
-            <w:tcW w:type="dxa" w:w="2551"/>
-          </w:tcPr>
-          <w:p>
-            <w:r>
-              <w:rPr>
-                <w:sz w:val="18"/>
-              </w:rPr>
-              <w:t>ST_MAJ_CAT own SL_CVR</w:t>
-            </w:r>
-          </w:p>
-        </w:tc>
-        <w:tc>
-          <w:tcPr>
-            <w:tcW w:type="dxa" w:w="5953"/>
-          </w:tcPr>
-          <w:p>
-            <w:r>
-              <w:rPr>
-                <w:sz w:val="18"/>
-              </w:rPr>
-              <w:t>If the store has its own SL_CVR for that MAJ_CAT → use it</w:t>
-            </w:r>
-          </w:p>
-        </w:tc>
-      </w:tr>
-      <w:tr>
-        <w:tc>
-          <w:tcPr>
-            <w:tcW w:type="dxa" w:w="1417"/>
-            <w:shd w:fill="EDF2F7"/>
-          </w:tcPr>
-          <w:p>
-            <w:r>
-              <w:rPr>
-                <w:sz w:val="18"/>
-              </w:rPr>
-              <w:t>2</w:t>
-            </w:r>
-          </w:p>
-        </w:tc>
-        <w:tc>
-          <w:tcPr>
-            <w:tcW w:type="dxa" w:w="2551"/>
-            <w:shd w:fill="EDF2F7"/>
-          </w:tcPr>
-          <w:p>
-            <w:r>
-              <w:rPr>
-                <w:sz w:val="18"/>
-              </w:rPr>
-              <w:t>CO_MAJ_CAT SL_CVR</w:t>
-            </w:r>
-          </w:p>
-        </w:tc>
-        <w:tc>
-          <w:tcPr>
-            <w:tcW w:type="dxa" w:w="5953"/>
-            <w:shd w:fill="EDF2F7"/>
-          </w:tcPr>
-          <w:p>
-            <w:r>
-              <w:rPr>
-                <w:sz w:val="18"/>
-              </w:rPr>
-              <w:t>If company-level SL_CVR exists for the MAJ_CAT → override</w:t>
-            </w:r>
-          </w:p>
-        </w:tc>
-      </w:tr>
-      <w:tr>
-        <w:tc>
-          <w:tcPr>
-            <w:tcW w:type="dxa" w:w="1417"/>
-          </w:tcPr>
-          <w:p>
-            <w:r>
-              <w:rPr>
-                <w:sz w:val="18"/>
-              </w:rPr>
-              <w:t>3 (Lowest)</w:t>
-            </w:r>
-          </w:p>
-        </w:tc>
-        <w:tc>
-          <w:tcPr>
-            <w:tcW w:type="dxa" w:w="2551"/>
-          </w:tcPr>
-          <w:p>
-            <w:r>
-              <w:rPr>
-                <w:sz w:val="18"/>
-              </w:rPr>
-              <w:t>ST_MASTER</w:t>
-            </w:r>
-          </w:p>
-        </w:tc>
-        <w:tc>
-          <w:tcPr>
-            <w:tcW w:type="dxa" w:w="5953"/>
-          </w:tcPr>
-          <w:p>
-            <w:r>
-              <w:rPr>
-                <w:sz w:val="18"/>
-              </w:rPr>
-              <w:t>Base: INT_DAYS + PRD_DAYS + SL_CVR from store master</w:t>
-            </w:r>
-          </w:p>
-        </w:tc>
-      </w:tr>
-    </w:tbl>
-    <w:p>
-      <w:pPr>
-        <w:pStyle w:val="Heading3"/>
-      </w:pPr>
-      <w:r>
-        <w:t>SAL_PD Formula</w:t>
-      </w:r>
-    </w:p>
-    <w:p>
-      <w:pPr>
-        <w:spacing w:before="80" w:after="80"/>
-        <w:ind w:left="283"/>
-        <w:shd w:val="clear" w:fill="F0F0F0"/>
-      </w:pPr>
-      <w:r>
-        <w:rPr>
-          <w:rFonts w:ascii="Consolas" w:hAnsi="Consolas"/>
-          <w:color w:val="1A1A2E"/>
-          <w:sz w:val="17"/>
-        </w:rPr>
-        <w:t>IF CM_REM_D = 0                    → 0</w:t>
-        <w:br/>
-        <w:t>IF CM_REM_D &gt;= SAL_D               → CM_SAL_Q / CM_REM_D</w:t>
-        <w:br/>
-        <w:t>IF NM_REM_D = 0                    → CM_SAL_Q / CM_REM_D</w:t>
-        <w:br/>
-        <w:t>ELSE → (CM_SAL_Q + (NM_SAL_Q / NM_REM_D) × (SAL_D - CM_REM_D)) / SAL_D</w:t>
-      </w:r>
-    </w:p>
-    <w:p>
-      <w:r>
-        <w:t>Where: CM_SAL_Q = Current Month Sale Qty, CM_REM_D = Current Month Remaining Days, NM_SAL_Q = Next Month Sale Qty, NM_REM_D = Next Month Remaining Days.</w:t>
-      </w:r>
-    </w:p>
-    <w:p>
-      <w:pPr>
-        <w:pStyle w:val="Heading2"/>
-      </w:pPr>
-      <w:r>
-        <w:t>4.2 Track M: Master Sale (MASTER_GEN_ART_SALE)</w:t>
-      </w:r>
-    </w:p>
-    <w:tbl>
-      <w:tblPr>
-        <w:tblStyle w:val="TableGrid"/>
-        <w:tblW w:type="auto" w:w="0"/>
-        <w:jc w:val="left"/>
-        <w:tblLook w:firstColumn="1" w:firstRow="1" w:lastColumn="0" w:lastRow="0" w:noHBand="0" w:noVBand="1" w:val="04A0"/>
-      </w:tblPr>
-      <w:tblGrid>
-        <w:gridCol w:w="3289"/>
-        <w:gridCol w:w="3289"/>
-        <w:gridCol w:w="3289"/>
-      </w:tblGrid>
-      <w:tr>
-        <w:tc>
-          <w:tcPr>
-            <w:tcW w:type="dxa" w:w="680"/>
+            <w:tcW w:type="dxa" w:w="1984"/>
             <w:shd w:fill="1B3A5C"/>
           </w:tcPr>
           <w:p>
@@ -1935,26 +1851,7 @@
         </w:tc>
         <w:tc>
           <w:tcPr>
-            <w:tcW w:type="dxa" w:w="3118"/>
-            <w:shd w:fill="1B3A5C"/>
-          </w:tcPr>
-          <w:p>
-            <w:pPr>
-              <w:jc w:val="center"/>
-            </w:pPr>
-            <w:r>
-              <w:rPr>
-                <w:b/>
-                <w:color w:val="FFFFFF"/>
-                <w:sz w:val="18"/>
-              </w:rPr>
-              <w:t>Function</w:t>
-            </w:r>
-          </w:p>
-        </w:tc>
-        <w:tc>
-          <w:tcPr>
-            <w:tcW w:type="dxa" w:w="6236"/>
+            <w:tcW w:type="dxa" w:w="7937"/>
             <w:shd w:fill="1B3A5C"/>
           </w:tcPr>
           <w:p>
@@ -1975,40 +1872,27 @@
       <w:tr>
         <w:tc>
           <w:tcPr>
-            <w:tcW w:type="dxa" w:w="680"/>
+            <w:tcW w:type="dxa" w:w="1984"/>
           </w:tcPr>
           <w:p>
             <w:r>
               <w:rPr>
                 <w:sz w:val="18"/>
               </w:rPr>
-              <w:t>M1</w:t>
+              <w:t>A1. Create (CO base)</w:t>
             </w:r>
           </w:p>
         </w:tc>
         <w:tc>
           <w:tcPr>
-            <w:tcW w:type="dxa" w:w="3118"/>
+            <w:tcW w:type="dxa" w:w="7937"/>
           </w:tcPr>
           <w:p>
             <w:r>
               <w:rPr>
                 <w:sz w:val="18"/>
               </w:rPr>
-              <w:t>_step_ensure_sale_maj_cat</w:t>
-            </w:r>
-          </w:p>
-        </w:tc>
-        <w:tc>
-          <w:tcPr>
-            <w:tcW w:type="dxa" w:w="6236"/>
-          </w:tcPr>
-          <w:p>
-            <w:r>
-              <w:rPr>
-                <w:sz w:val="18"/>
-              </w:rPr>
-              <w:t>Add MAJ_CAT column to MASTER_GEN_ART_SALE from vw_master_product (if missing).</w:t>
+              <w:t>CO_ART x stores -&gt; base. Fallback: ST_ART. Drops CORE, AUTO, HH_ART.</w:t>
             </w:r>
           </w:p>
         </w:tc>
@@ -2016,7 +1900,7 @@
       <w:tr>
         <w:tc>
           <w:tcPr>
-            <w:tcW w:type="dxa" w:w="680"/>
+            <w:tcW w:type="dxa" w:w="1984"/>
             <w:shd w:fill="EDF2F7"/>
           </w:tcPr>
           <w:p>
@@ -2024,13 +1908,13 @@
               <w:rPr>
                 <w:sz w:val="18"/>
               </w:rPr>
-              <w:t>M2</w:t>
+              <w:t>A2. Overlay ST_ART</w:t>
             </w:r>
           </w:p>
         </w:tc>
         <w:tc>
           <w:tcPr>
-            <w:tcW w:type="dxa" w:w="3118"/>
+            <w:tcW w:type="dxa" w:w="7937"/>
             <w:shd w:fill="EDF2F7"/>
           </w:tcPr>
           <w:p>
@@ -2038,13 +1922,43 @@
               <w:rPr>
                 <w:sz w:val="18"/>
               </w:rPr>
-              <w:t>_step_master_sale_sal_pd</w:t>
+              <w:t>ST_ART overrides CO values (same cascade as MAJ_CAT).</w:t>
+            </w:r>
+          </w:p>
+        </w:tc>
+      </w:tr>
+      <w:tr>
+        <w:tc>
+          <w:tcPr>
+            <w:tcW w:type="dxa" w:w="1984"/>
+          </w:tcPr>
+          <w:p>
+            <w:r>
+              <w:rPr>
+                <w:sz w:val="18"/>
+              </w:rPr>
+              <w:t>A3. Defaults</w:t>
             </w:r>
           </w:p>
         </w:tc>
         <w:tc>
           <w:tcPr>
-            <w:tcW w:type="dxa" w:w="6236"/>
+            <w:tcW w:type="dxa" w:w="7937"/>
+          </w:tcPr>
+          <w:p>
+            <w:r>
+              <w:rPr>
+                <w:sz w:val="18"/>
+              </w:rPr>
+              <w:t>Same + FOCUS_W_CAP/FOCUS_WO_CAP: Y-&gt;1, else-&gt;0.</w:t>
+            </w:r>
+          </w:p>
+        </w:tc>
+      </w:tr>
+      <w:tr>
+        <w:tc>
+          <w:tcPr>
+            <w:tcW w:type="dxa" w:w="1984"/>
             <w:shd w:fill="EDF2F7"/>
           </w:tcPr>
           <w:p>
@@ -2052,97 +1966,21 @@
               <w:rPr>
                 <w:sz w:val="18"/>
               </w:rPr>
-              <w:t>Compute SAL_PD in-place on ~21 lakh rows. Same formula as MAJ_CAT. REM_D/SAL_D sourced from ARS_CALC_ST_MAJ_CAT.</w:t>
-            </w:r>
-          </w:p>
-        </w:tc>
-      </w:tr>
-    </w:tbl>
-    <w:p>
-      <w:r>
-        <w:t>This gives the listing full option-level sales coverage (AUTO_GEN_ART_SALE) at store × article × color grain.</w:t>
-      </w:r>
-    </w:p>
-    <w:p>
-      <w:pPr>
-        <w:pStyle w:val="Heading2"/>
-      </w:pPr>
-      <w:r>
-        <w:t>4.3 Track 2: Article Level (ARS_CALC_ST_ART)</w:t>
-      </w:r>
-    </w:p>
-    <w:p>
-      <w:r>
-        <w:t>Mirrors the MAJ_CAT flow exactly, but at article grain:</w:t>
-      </w:r>
-    </w:p>
-    <w:tbl>
-      <w:tblPr>
-        <w:tblStyle w:val="TableGrid"/>
-        <w:tblW w:type="auto" w:w="0"/>
-        <w:jc w:val="left"/>
-        <w:tblLook w:firstColumn="1" w:firstRow="1" w:lastColumn="0" w:lastRow="0" w:noHBand="0" w:noVBand="1" w:val="04A0"/>
-      </w:tblPr>
-      <w:tblGrid>
-        <w:gridCol w:w="3289"/>
-        <w:gridCol w:w="3289"/>
-        <w:gridCol w:w="3289"/>
-      </w:tblGrid>
-      <w:tr>
-        <w:tc>
-          <w:tcPr>
-            <w:tcW w:type="dxa" w:w="680"/>
-            <w:shd w:fill="1B3A5C"/>
-          </w:tcPr>
-          <w:p>
-            <w:pPr>
-              <w:jc w:val="center"/>
-            </w:pPr>
-            <w:r>
-              <w:rPr>
-                <w:b/>
-                <w:color w:val="FFFFFF"/>
-                <w:sz w:val="18"/>
-              </w:rPr>
-              <w:t>Step</w:t>
+              <w:t>A4. MANUAL_DENSITY default</w:t>
             </w:r>
           </w:p>
         </w:tc>
         <w:tc>
           <w:tcPr>
-            <w:tcW w:type="dxa" w:w="2268"/>
-            <w:shd w:fill="1B3A5C"/>
+            <w:tcW w:type="dxa" w:w="7937"/>
+            <w:shd w:fill="EDF2F7"/>
           </w:tcPr>
           <w:p>
-            <w:pPr>
-              <w:jc w:val="center"/>
-            </w:pPr>
             <w:r>
               <w:rPr>
-                <w:b/>
-                <w:color w:val="FFFFFF"/>
                 <w:sz w:val="18"/>
               </w:rPr>
-              <w:t>Function</w:t>
-            </w:r>
-          </w:p>
-        </w:tc>
-        <w:tc>
-          <w:tcPr>
-            <w:tcW w:type="dxa" w:w="6803"/>
-            <w:shd w:fill="1B3A5C"/>
-          </w:tcPr>
-          <w:p>
-            <w:pPr>
-              <w:jc w:val="center"/>
-            </w:pPr>
-            <w:r>
-              <w:rPr>
-                <w:b/>
-                <w:color w:val="FFFFFF"/>
-                <w:sz w:val="18"/>
-              </w:rPr>
-              <w:t>What It Does</w:t>
+              <w:t>&lt;=0/null -&gt; 0.</w:t>
             </w:r>
           </w:p>
         </w:tc>
@@ -2150,40 +1988,27 @@
       <w:tr>
         <w:tc>
           <w:tcPr>
-            <w:tcW w:type="dxa" w:w="680"/>
+            <w:tcW w:type="dxa" w:w="1984"/>
           </w:tcPr>
           <w:p>
             <w:r>
               <w:rPr>
                 <w:sz w:val="18"/>
               </w:rPr>
-              <w:t>A1</w:t>
+              <w:t>A5. DPN override</w:t>
             </w:r>
           </w:p>
         </w:tc>
         <w:tc>
           <w:tcPr>
-            <w:tcW w:type="dxa" w:w="2268"/>
+            <w:tcW w:type="dxa" w:w="7937"/>
           </w:tcPr>
           <w:p>
             <w:r>
               <w:rPr>
                 <w:sz w:val="18"/>
               </w:rPr>
-              <w:t>_step_create_calc_art</w:t>
-            </w:r>
-          </w:p>
-        </w:tc>
-        <w:tc>
-          <w:tcPr>
-            <w:tcW w:type="dxa" w:w="6803"/>
-          </w:tcPr>
-          <w:p>
-            <w:r>
-              <w:rPr>
-                <w:sz w:val="18"/>
-              </w:rPr>
-              <w:t>CO_ART × stores → base table. Fallback: copy ST_ART. Drops CORE, AUTO, HH_ART.</w:t>
+              <w:t>If MANUAL_DENSITY &gt; 0 -&gt; DPN = MANUAL_DENSITY (article-level only).</w:t>
             </w:r>
           </w:p>
         </w:tc>
@@ -2191,7 +2016,7 @@
       <w:tr>
         <w:tc>
           <w:tcPr>
-            <w:tcW w:type="dxa" w:w="680"/>
+            <w:tcW w:type="dxa" w:w="1984"/>
             <w:shd w:fill="EDF2F7"/>
           </w:tcPr>
           <w:p>
@@ -2199,13 +2024,13 @@
               <w:rPr>
                 <w:sz w:val="18"/>
               </w:rPr>
-              <w:t>A1b</w:t>
+              <w:t>A6. SAL_D</w:t>
             </w:r>
           </w:p>
         </w:tc>
         <w:tc>
           <w:tcPr>
-            <w:tcW w:type="dxa" w:w="2268"/>
+            <w:tcW w:type="dxa" w:w="7937"/>
             <w:shd w:fill="EDF2F7"/>
           </w:tcPr>
           <w:p>
@@ -2213,21 +2038,7 @@
               <w:rPr>
                 <w:sz w:val="18"/>
               </w:rPr>
-              <w:t>_step_fill_co_art_gaps</w:t>
-            </w:r>
-          </w:p>
-        </w:tc>
-        <w:tc>
-          <w:tcPr>
-            <w:tcW w:type="dxa" w:w="6803"/>
-            <w:shd w:fill="EDF2F7"/>
-          </w:tcPr>
-          <w:p>
-            <w:r>
-              <w:rPr>
-                <w:sz w:val="18"/>
-              </w:rPr>
-              <w:t>Fill missing (store × article) combos from CO_ART × ST_MASTER.</w:t>
+              <w:t>From ARS_CALC_ST_MAJ_CAT (article has no own SL_CVR).</w:t>
             </w:r>
           </w:p>
         </w:tc>
@@ -2235,169 +2046,27 @@
       <w:tr>
         <w:tc>
           <w:tcPr>
-            <w:tcW w:type="dxa" w:w="680"/>
+            <w:tcW w:type="dxa" w:w="1984"/>
           </w:tcPr>
           <w:p>
             <w:r>
               <w:rPr>
                 <w:sz w:val="18"/>
               </w:rPr>
-              <w:t>A2</w:t>
+              <w:t>A7. SAL_PD</w:t>
             </w:r>
           </w:p>
         </w:tc>
         <w:tc>
           <w:tcPr>
-            <w:tcW w:type="dxa" w:w="2268"/>
+            <w:tcW w:type="dxa" w:w="7937"/>
           </w:tcPr>
           <w:p>
             <w:r>
               <w:rPr>
                 <w:sz w:val="18"/>
               </w:rPr>
-              <w:t>_step_overlay_st_art</w:t>
-            </w:r>
-          </w:p>
-        </w:tc>
-        <w:tc>
-          <w:tcPr>
-            <w:tcW w:type="dxa" w:w="6803"/>
-          </w:tcPr>
-          <w:p>
-            <w:r>
-              <w:rPr>
-                <w:sz w:val="18"/>
-              </w:rPr>
-              <w:t>ST_ART overrides CO values. Same cascade logic as MAJ_CAT.</w:t>
-            </w:r>
-          </w:p>
-        </w:tc>
-      </w:tr>
-      <w:tr>
-        <w:tc>
-          <w:tcPr>
-            <w:tcW w:type="dxa" w:w="680"/>
-            <w:shd w:fill="EDF2F7"/>
-          </w:tcPr>
-          <w:p>
-            <w:r>
-              <w:rPr>
-                <w:sz w:val="18"/>
-              </w:rPr>
-              <w:t>A3</w:t>
-            </w:r>
-          </w:p>
-        </w:tc>
-        <w:tc>
-          <w:tcPr>
-            <w:tcW w:type="dxa" w:w="2268"/>
-            <w:shd w:fill="EDF2F7"/>
-          </w:tcPr>
-          <w:p>
-            <w:r>
-              <w:rPr>
-                <w:sz w:val="18"/>
-              </w:rPr>
-              <w:t>_step_art_defaults</w:t>
-            </w:r>
-          </w:p>
-        </w:tc>
-        <w:tc>
-          <w:tcPr>
-            <w:tcW w:type="dxa" w:w="6803"/>
-            <w:shd w:fill="EDF2F7"/>
-          </w:tcPr>
-          <w:p>
-            <w:r>
-              <w:rPr>
-                <w:sz w:val="18"/>
-              </w:rPr>
-              <w:t>Same defaults as MAJ_CAT + FOCUS_W_CAP/FOCUS_WO_CAP: Y → 1, else → 0.</w:t>
-            </w:r>
-          </w:p>
-        </w:tc>
-      </w:tr>
-      <w:tr>
-        <w:tc>
-          <w:tcPr>
-            <w:tcW w:type="dxa" w:w="680"/>
-          </w:tcPr>
-          <w:p>
-            <w:r>
-              <w:rPr>
-                <w:sz w:val="18"/>
-              </w:rPr>
-              <w:t>A4</w:t>
-            </w:r>
-          </w:p>
-        </w:tc>
-        <w:tc>
-          <w:tcPr>
-            <w:tcW w:type="dxa" w:w="2268"/>
-          </w:tcPr>
-          <w:p>
-            <w:r>
-              <w:rPr>
-                <w:sz w:val="18"/>
-              </w:rPr>
-              <w:t>_step_art_sal_d</w:t>
-            </w:r>
-          </w:p>
-        </w:tc>
-        <w:tc>
-          <w:tcPr>
-            <w:tcW w:type="dxa" w:w="6803"/>
-          </w:tcPr>
-          <w:p>
-            <w:r>
-              <w:rPr>
-                <w:sz w:val="18"/>
-              </w:rPr>
-              <w:t>SAL_D pulled from ARS_CALC_ST_MAJ_CAT (article has no own SL_CVR).</w:t>
-            </w:r>
-          </w:p>
-        </w:tc>
-      </w:tr>
-      <w:tr>
-        <w:tc>
-          <w:tcPr>
-            <w:tcW w:type="dxa" w:w="680"/>
-            <w:shd w:fill="EDF2F7"/>
-          </w:tcPr>
-          <w:p>
-            <w:r>
-              <w:rPr>
-                <w:sz w:val="18"/>
-              </w:rPr>
-              <w:t>A5</w:t>
-            </w:r>
-          </w:p>
-        </w:tc>
-        <w:tc>
-          <w:tcPr>
-            <w:tcW w:type="dxa" w:w="2268"/>
-            <w:shd w:fill="EDF2F7"/>
-          </w:tcPr>
-          <w:p>
-            <w:r>
-              <w:rPr>
-                <w:sz w:val="18"/>
-              </w:rPr>
-              <w:t>_step_art_sal_pd</w:t>
-            </w:r>
-          </w:p>
-        </w:tc>
-        <w:tc>
-          <w:tcPr>
-            <w:tcW w:type="dxa" w:w="6803"/>
-            <w:shd w:fill="EDF2F7"/>
-          </w:tcPr>
-          <w:p>
-            <w:r>
-              <w:rPr>
-                <w:sz w:val="18"/>
-              </w:rPr>
-              <w:t>SAL_PD from MASTER_GEN_ART_SALE (CM_SAL_Q) + ST_MAJ for REM_D values.</w:t>
+              <w:t>From MASTER_GEN_ART_SALE + ST_MAJ for REM_D.</w:t>
             </w:r>
           </w:p>
         </w:tc>
@@ -2408,7 +2077,7 @@
         <w:pStyle w:val="Heading2"/>
       </w:pPr>
       <w:r>
-        <w:t>4.4 Grid Execution</w:t>
+        <w:t>Master Sale (MASTER_GEN_ART_SALE)</w:t>
       </w:r>
     </w:p>
     <w:p>
@@ -2420,7 +2089,7 @@
         <w:rPr>
           <w:sz w:val="20"/>
         </w:rPr>
-        <w:t>Reads ARS_GRID_BUILDER where status = 'ACTIVE'</w:t>
+        <w:t>Ensure MAJ_CAT column (from vw_master_product if missing)</w:t>
       </w:r>
     </w:p>
     <w:p>
@@ -2432,31 +2101,7 @@
         <w:rPr>
           <w:sz w:val="20"/>
         </w:rPr>
-        <w:t>Runs each grid in parallel (ThreadPoolExecutor, max_workers=4)</w:t>
-      </w:r>
-    </w:p>
-    <w:p>
-      <w:pPr>
-        <w:pStyle w:val="ListBullet"/>
-        <w:ind w:left="680"/>
-      </w:pPr>
-      <w:r>
-        <w:rPr>
-          <w:sz w:val="20"/>
-        </w:rPr>
-        <w:t>Grids produce stock pivot tables like ARS_GRID_MJ_GEN_ART, ARS_GRID_MJ_VAR_ART</w:t>
-      </w:r>
-    </w:p>
-    <w:p>
-      <w:pPr>
-        <w:pStyle w:val="ListBullet"/>
-        <w:ind w:left="680"/>
-      </w:pPr>
-      <w:r>
-        <w:rPr>
-          <w:sz w:val="20"/>
-        </w:rPr>
-        <w:t>Each grid pivots SLOC-level stock into store × hierarchy × article rows</w:t>
+        <w:t>Compute SAL_PD in-place on ~21L rows (feeds listing AUTO_GEN_ART_SALE)</w:t>
       </w:r>
     </w:p>
     <w:p>
@@ -2474,7 +2119,7 @@
     </w:p>
     <w:p>
       <w:r>
-        <w:t>This is the main pipeline that builds the ARS_LISTING table. All steps run within a single database connection. The table is dropped and recreated on each run.</w:t>
+        <w:t>Builds ARS_LISTING. Table is dropped and recreated on each run.</w:t>
       </w:r>
     </w:p>
     <w:p>
@@ -2532,7 +2177,7 @@
                 <w:color w:val="FFFFFF"/>
                 <w:sz w:val="18"/>
               </w:rPr>
-              <w:t>Stores Included</w:t>
+              <w:t>Stores</w:t>
             </w:r>
           </w:p>
         </w:tc>
@@ -2551,7 +2196,7 @@
                 <w:color w:val="FFFFFF"/>
                 <w:sz w:val="18"/>
               </w:rPr>
-              <w:t>MSA Options Included</w:t>
+              <w:t>MSA Options</w:t>
             </w:r>
           </w:p>
         </w:tc>
@@ -2579,7 +2224,7 @@
               <w:rPr>
                 <w:sz w:val="18"/>
               </w:rPr>
-              <w:t>All active stores (LISTING ≠ 0/N)</w:t>
+              <w:t>All active stores (LISTING != 0/N)</w:t>
             </w:r>
           </w:p>
         </w:tc>
@@ -2622,7 +2267,7 @@
               <w:rPr>
                 <w:sz w:val="18"/>
               </w:rPr>
-              <w:t>Stores tagged to selected RDC(s) only</w:t>
+              <w:t>Stores tagged to selected RDC(s)</w:t>
             </w:r>
           </w:p>
         </w:tc>
@@ -2636,7 +2281,7 @@
               <w:rPr>
                 <w:sz w:val="18"/>
               </w:rPr>
-              <w:t>MSA options from same RDC(s) only + RDC join enforced</w:t>
+              <w:t>MSA options from same RDC(s) + RDC join</w:t>
             </w:r>
           </w:p>
         </w:tc>
@@ -2664,7 +2309,7 @@
               <w:rPr>
                 <w:sz w:val="18"/>
               </w:rPr>
-              <w:t>Stores from 'cross_to' RDC(s)</w:t>
+              <w:t>Stores from cross_to RDC(s)</w:t>
             </w:r>
           </w:p>
         </w:tc>
@@ -2677,7 +2322,7 @@
               <w:rPr>
                 <w:sz w:val="18"/>
               </w:rPr>
-              <w:t>MSA options from 'cross_from' RDC(s)</w:t>
+              <w:t>MSA options from cross_from RDC(s)</w:t>
             </w:r>
           </w:p>
         </w:tc>
@@ -2688,67 +2333,12 @@
         <w:pStyle w:val="Heading2"/>
       </w:pPr>
       <w:r>
-        <w:t>5.2 Part 1: Grid Data (Existing Stock) → IS_NEW = 0</w:t>
+        <w:t>5.2 Part 1: Grid Data (IS_NEW = 0)</w:t>
       </w:r>
     </w:p>
     <w:p>
       <w:r>
-        <w:t>Copies all existing store stock from ARS_GRID_MJ_GEN_ART into ARS_LISTING. These are articles the store already has in stock.</w:t>
-      </w:r>
-    </w:p>
-    <w:p>
-      <w:pPr>
-        <w:spacing w:before="80" w:after="80"/>
-        <w:ind w:left="283"/>
-        <w:shd w:val="clear" w:fill="F0F0F0"/>
-      </w:pPr>
-      <w:r>
-        <w:rPr>
-          <w:rFonts w:ascii="Consolas" w:hAnsi="Consolas"/>
-          <w:color w:val="1A1A2E"/>
-          <w:sz w:val="17"/>
-        </w:rPr>
-        <w:t>INSERT INTO ARS_LISTING (...)</w:t>
-        <w:br/>
-        <w:t>SELECT</w:t>
-        <w:br/>
-        <w:t xml:space="preserve">    G.WERKS, S.RDC, G.MAJ_CAT, G.GEN_ART_NUMBER, G.CLR,</w:t>
-        <w:br/>
-        <w:t xml:space="preserve">    &lt;all SLOC stock columns&gt;,</w:t>
-        <w:br/>
-        <w:t xml:space="preserve">    SUM(all SLOC) AS STK_TTL,</w:t>
-        <w:br/>
-        <w:t xml:space="preserve">    0 AS IS_NEW,              -- existing stock</w:t>
-        <w:br/>
-        <w:t xml:space="preserve">    NULL AS OPT_TYPE</w:t>
-        <w:br/>
-        <w:t>FROM ARS_GRID_MJ_GEN_ART G</w:t>
-        <w:br/>
-        <w:t>INNER JOIN (stores) S ON G.WERKS = S.ST_CD</w:t>
-      </w:r>
-    </w:p>
-    <w:p>
-      <w:pPr>
-        <w:pStyle w:val="ListBullet"/>
-        <w:ind w:left="680"/>
-      </w:pPr>
-      <w:r>
-        <w:rPr>
-          <w:sz w:val="20"/>
-        </w:rPr>
-        <w:t>IS_NEW = 0 marks these as existing store stock</w:t>
-      </w:r>
-    </w:p>
-    <w:p>
-      <w:pPr>
-        <w:pStyle w:val="ListBullet"/>
-        <w:ind w:left="680"/>
-      </w:pPr>
-      <w:r>
-        <w:rPr>
-          <w:sz w:val="20"/>
-        </w:rPr>
-        <w:t>STK_TTL = sum of all individual SLOC stock columns</w:t>
+        <w:t>Insert existing store stock from ARS_GRID_MJ_GEN_ART. STK_TTL = SUM of stock SLOC columns only (sale columns like L-7 DAYS SALE-Q are excluded from sum but carried as columns).</w:t>
       </w:r>
     </w:p>
     <w:p>
@@ -2756,81 +2346,12 @@
         <w:pStyle w:val="Heading2"/>
       </w:pPr>
       <w:r>
-        <w:t>5.3 Part 2: MSA Missing Options → IS_NEW = 1</w:t>
+        <w:t>5.3 Part 2: MSA Missing Options (IS_NEW = 1)</w:t>
       </w:r>
     </w:p>
     <w:p>
       <w:r>
-        <w:t>Adds MSA-recommended articles that the store does NOT currently have. Stock = 0.</w:t>
-      </w:r>
-    </w:p>
-    <w:p>
-      <w:pPr>
-        <w:spacing w:before="80" w:after="80"/>
-        <w:ind w:left="283"/>
-        <w:shd w:val="clear" w:fill="F0F0F0"/>
-      </w:pPr>
-      <w:r>
-        <w:rPr>
-          <w:rFonts w:ascii="Consolas" w:hAnsi="Consolas"/>
-          <w:color w:val="1A1A2E"/>
-          <w:sz w:val="17"/>
-        </w:rPr>
-        <w:t>INSERT INTO ARS_LISTING (...)</w:t>
-        <w:br/>
-        <w:t>SELECT</w:t>
-        <w:br/>
-        <w:t xml:space="preserve">    S.ST_CD AS WERKS, S.RDC, M.MAJ_CAT, M.GEN_ART_NUMBER, M.CLR,</w:t>
-        <w:br/>
-        <w:t xml:space="preserve">    &lt;all zeros for stock&gt;,</w:t>
-        <w:br/>
-        <w:t xml:space="preserve">    0 AS STK_TTL,</w:t>
-        <w:br/>
-        <w:t xml:space="preserve">    1 AS IS_NEW,              -- new MSA recommendation</w:t>
-        <w:br/>
-        <w:t xml:space="preserve">    NULL AS OPT_TYPE</w:t>
-        <w:br/>
-        <w:t>FROM (MSA unique options) M</w:t>
-        <w:br/>
-        <w:t>CROSS JOIN (stores) S</w:t>
-        <w:br/>
-        <w:t>WHERE NOT EXISTS (already in listing)</w:t>
-      </w:r>
-    </w:p>
-    <w:p>
-      <w:pPr>
-        <w:pStyle w:val="ListBullet"/>
-        <w:ind w:left="680"/>
-      </w:pPr>
-      <w:r>
-        <w:rPr>
-          <w:sz w:val="20"/>
-        </w:rPr>
-        <w:t>IS_NEW = 1 marks these as new recommendations from MSA</w:t>
-      </w:r>
-    </w:p>
-    <w:p>
-      <w:pPr>
-        <w:pStyle w:val="ListBullet"/>
-        <w:ind w:left="680"/>
-      </w:pPr>
-      <w:r>
-        <w:rPr>
-          <w:sz w:val="20"/>
-        </w:rPr>
-        <w:t>NOT EXISTS prevents duplicates with grid data</w:t>
-      </w:r>
-    </w:p>
-    <w:p>
-      <w:pPr>
-        <w:pStyle w:val="ListBullet"/>
-        <w:ind w:left="680"/>
-      </w:pPr>
-      <w:r>
-        <w:rPr>
-          <w:sz w:val="20"/>
-        </w:rPr>
-        <w:t>In 'own' RDC mode, MSA RDC must match store RDC</w:t>
+        <w:t>Insert MSA-recommended OPTs that the store does NOT have. Stock = 0, IS_NEW = 1.</w:t>
       </w:r>
     </w:p>
     <w:p>
@@ -2842,51 +2363,8 @@
       </w:r>
     </w:p>
     <w:p>
-      <w:pPr>
-        <w:pStyle w:val="ListBullet"/>
-        <w:ind w:left="680"/>
-      </w:pPr>
       <w:r>
-        <w:rPr>
-          <w:sz w:val="20"/>
-        </w:rPr>
-        <w:t>Only if listing &gt;= 5,000 rows (skip for small listings to avoid overhead)</w:t>
-      </w:r>
-    </w:p>
-    <w:p>
-      <w:pPr>
-        <w:pStyle w:val="ListBullet"/>
-        <w:ind w:left="680"/>
-      </w:pPr>
-      <w:r>
-        <w:rPr>
-          <w:sz w:val="20"/>
-        </w:rPr>
-        <w:t>Creates NONCLUSTERED INDEX on (WERKS, MAJ_CAT) with INCLUDE (GEN_ART_NUMBER, CLR, STK_TTL)</w:t>
-      </w:r>
-    </w:p>
-    <w:p>
-      <w:pPr>
-        <w:pStyle w:val="ListBullet"/>
-        <w:ind w:left="680"/>
-      </w:pPr>
-      <w:r>
-        <w:rPr>
-          <w:sz w:val="20"/>
-        </w:rPr>
-        <w:t>Creates NONCLUSTERED INDEX on (GEN_ART_NUMBER) with INCLUDE (WERKS, MAJ_CAT, CLR)</w:t>
-      </w:r>
-    </w:p>
-    <w:p>
-      <w:pPr>
-        <w:pStyle w:val="ListBullet"/>
-        <w:ind w:left="680"/>
-      </w:pPr>
-      <w:r>
-        <w:rPr>
-          <w:sz w:val="20"/>
-        </w:rPr>
-        <w:t>Dramatically speeds up all subsequent UPDATE joins in Part 3-4</w:t>
+        <w:t>Only if listing &gt;= 5,000 rows. Creates NONCLUSTERED INDEX on (WERKS, MAJ_CAT) and (GEN_ART_NUMBER).</w:t>
       </w:r>
     </w:p>
     <w:p>
@@ -2897,11 +2375,6 @@
         <w:t>5.5 Part 3.5: Data Enrichment</w:t>
       </w:r>
     </w:p>
-    <w:p>
-      <w:r>
-        <w:t>Adds calculated columns from upstream tables via UPDATE...INNER JOIN:</w:t>
-      </w:r>
-    </w:p>
     <w:tbl>
       <w:tblPr>
         <w:tblStyle w:val="TableGrid"/>
@@ -2910,15 +2383,14 @@
         <w:tblLook w:firstColumn="1" w:firstRow="1" w:lastColumn="0" w:lastRow="0" w:noHBand="0" w:noVBand="1" w:val="04A0"/>
       </w:tblPr>
       <w:tblGrid>
-        <w:gridCol w:w="2466"/>
-        <w:gridCol w:w="2466"/>
-        <w:gridCol w:w="2466"/>
-        <w:gridCol w:w="2466"/>
+        <w:gridCol w:w="3289"/>
+        <w:gridCol w:w="3289"/>
+        <w:gridCol w:w="3289"/>
       </w:tblGrid>
       <w:tr>
         <w:tc>
           <w:tcPr>
-            <w:tcW w:type="dxa" w:w="1984"/>
+            <w:tcW w:type="dxa" w:w="2268"/>
             <w:shd w:fill="1B3A5C"/>
           </w:tcPr>
           <w:p>
@@ -2931,13 +2403,13 @@
                 <w:color w:val="FFFFFF"/>
                 <w:sz w:val="18"/>
               </w:rPr>
-              <w:t>Column Added</w:t>
+              <w:t>Column</w:t>
             </w:r>
           </w:p>
         </w:tc>
         <w:tc>
           <w:tcPr>
-            <w:tcW w:type="dxa" w:w="2551"/>
+            <w:tcW w:type="dxa" w:w="3118"/>
             <w:shd w:fill="1B3A5C"/>
           </w:tcPr>
           <w:p>
@@ -2950,7 +2422,243 @@
                 <w:color w:val="FFFFFF"/>
                 <w:sz w:val="18"/>
               </w:rPr>
-              <w:t>Source Table</w:t>
+              <w:t>Source</w:t>
+            </w:r>
+          </w:p>
+        </w:tc>
+        <w:tc>
+          <w:tcPr>
+            <w:tcW w:type="dxa" w:w="4535"/>
+            <w:shd w:fill="1B3A5C"/>
+          </w:tcPr>
+          <w:p>
+            <w:pPr>
+              <w:jc w:val="center"/>
+            </w:pPr>
+            <w:r>
+              <w:rPr>
+                <w:b/>
+                <w:color w:val="FFFFFF"/>
+                <w:sz w:val="18"/>
+              </w:rPr>
+              <w:t>Join Key</w:t>
+            </w:r>
+          </w:p>
+        </w:tc>
+      </w:tr>
+      <w:tr>
+        <w:tc>
+          <w:tcPr>
+            <w:tcW w:type="dxa" w:w="2268"/>
+          </w:tcPr>
+          <w:p>
+            <w:r>
+              <w:rPr>
+                <w:sz w:val="18"/>
+              </w:rPr>
+              <w:t>DPN</w:t>
+            </w:r>
+          </w:p>
+        </w:tc>
+        <w:tc>
+          <w:tcPr>
+            <w:tcW w:type="dxa" w:w="3118"/>
+          </w:tcPr>
+          <w:p>
+            <w:r>
+              <w:rPr>
+                <w:sz w:val="18"/>
+              </w:rPr>
+              <w:t>ARS_CALC_ST_MAJ_CAT</w:t>
+            </w:r>
+          </w:p>
+        </w:tc>
+        <w:tc>
+          <w:tcPr>
+            <w:tcW w:type="dxa" w:w="4535"/>
+          </w:tcPr>
+          <w:p>
+            <w:r>
+              <w:rPr>
+                <w:sz w:val="18"/>
+              </w:rPr>
+              <w:t>WERKS=ST_CD + MAJ_CAT</w:t>
+            </w:r>
+          </w:p>
+        </w:tc>
+      </w:tr>
+      <w:tr>
+        <w:tc>
+          <w:tcPr>
+            <w:tcW w:type="dxa" w:w="2268"/>
+            <w:shd w:fill="EDF2F7"/>
+          </w:tcPr>
+          <w:p>
+            <w:r>
+              <w:rPr>
+                <w:sz w:val="18"/>
+              </w:rPr>
+              <w:t>SAL_D</w:t>
+            </w:r>
+          </w:p>
+        </w:tc>
+        <w:tc>
+          <w:tcPr>
+            <w:tcW w:type="dxa" w:w="3118"/>
+            <w:shd w:fill="EDF2F7"/>
+          </w:tcPr>
+          <w:p>
+            <w:r>
+              <w:rPr>
+                <w:sz w:val="18"/>
+              </w:rPr>
+              <w:t>ARS_CALC_ST_MAJ_CAT</w:t>
+            </w:r>
+          </w:p>
+        </w:tc>
+        <w:tc>
+          <w:tcPr>
+            <w:tcW w:type="dxa" w:w="4535"/>
+            <w:shd w:fill="EDF2F7"/>
+          </w:tcPr>
+          <w:p>
+            <w:r>
+              <w:rPr>
+                <w:sz w:val="18"/>
+              </w:rPr>
+              <w:t>WERKS=ST_CD + MAJ_CAT</w:t>
+            </w:r>
+          </w:p>
+        </w:tc>
+      </w:tr>
+      <w:tr>
+        <w:tc>
+          <w:tcPr>
+            <w:tcW w:type="dxa" w:w="2268"/>
+          </w:tcPr>
+          <w:p>
+            <w:r>
+              <w:rPr>
+                <w:sz w:val="18"/>
+              </w:rPr>
+              <w:t>AUTO_GEN_ART_SALE</w:t>
+            </w:r>
+          </w:p>
+        </w:tc>
+        <w:tc>
+          <w:tcPr>
+            <w:tcW w:type="dxa" w:w="3118"/>
+          </w:tcPr>
+          <w:p>
+            <w:r>
+              <w:rPr>
+                <w:sz w:val="18"/>
+              </w:rPr>
+              <w:t>MASTER_GEN_ART_SALE.SAL_PD</w:t>
+            </w:r>
+          </w:p>
+        </w:tc>
+        <w:tc>
+          <w:tcPr>
+            <w:tcW w:type="dxa" w:w="4535"/>
+          </w:tcPr>
+          <w:p>
+            <w:r>
+              <w:rPr>
+                <w:sz w:val="18"/>
+              </w:rPr>
+              <w:t>WERKS + MAJ_CAT + GEN_ART + CLR</w:t>
+            </w:r>
+          </w:p>
+        </w:tc>
+      </w:tr>
+      <w:tr>
+        <w:tc>
+          <w:tcPr>
+            <w:tcW w:type="dxa" w:w="2268"/>
+            <w:shd w:fill="EDF2F7"/>
+          </w:tcPr>
+          <w:p>
+            <w:r>
+              <w:rPr>
+                <w:sz w:val="18"/>
+              </w:rPr>
+              <w:t>AGE</w:t>
+            </w:r>
+          </w:p>
+        </w:tc>
+        <w:tc>
+          <w:tcPr>
+            <w:tcW w:type="dxa" w:w="3118"/>
+            <w:shd w:fill="EDF2F7"/>
+          </w:tcPr>
+          <w:p>
+            <w:r>
+              <w:rPr>
+                <w:sz w:val="18"/>
+              </w:rPr>
+              <w:t>MASTER_GEN_ART_AGE</w:t>
+            </w:r>
+          </w:p>
+        </w:tc>
+        <w:tc>
+          <w:tcPr>
+            <w:tcW w:type="dxa" w:w="4535"/>
+            <w:shd w:fill="EDF2F7"/>
+          </w:tcPr>
+          <w:p>
+            <w:r>
+              <w:rPr>
+                <w:sz w:val="18"/>
+              </w:rPr>
+              <w:t>WERKS + MAJ_CAT + GEN_ART + CLR</w:t>
+            </w:r>
+          </w:p>
+        </w:tc>
+      </w:tr>
+    </w:tbl>
+    <w:p>
+      <w:pPr>
+        <w:pStyle w:val="Heading2"/>
+      </w:pPr>
+      <w:r>
+        <w:t>5.6 Part 3.5a: Enrichment (LISTING, I_ROD, CLR, FOCUS)</w:t>
+      </w:r>
+    </w:p>
+    <w:p>
+      <w:r>
+        <w:t>Two-step cascade: ARS_CALC_ST_MAJ_CAT first, then ARS_CALC_ST_ART overrides.</w:t>
+      </w:r>
+    </w:p>
+    <w:tbl>
+      <w:tblPr>
+        <w:tblStyle w:val="TableGrid"/>
+        <w:tblW w:type="auto" w:w="0"/>
+        <w:jc w:val="left"/>
+        <w:tblLook w:firstColumn="1" w:firstRow="1" w:lastColumn="0" w:lastRow="0" w:noHBand="0" w:noVBand="1" w:val="04A0"/>
+      </w:tblPr>
+      <w:tblGrid>
+        <w:gridCol w:w="3289"/>
+        <w:gridCol w:w="3289"/>
+        <w:gridCol w:w="3289"/>
+      </w:tblGrid>
+      <w:tr>
+        <w:tc>
+          <w:tcPr>
+            <w:tcW w:type="dxa" w:w="1701"/>
+            <w:shd w:fill="1B3A5C"/>
+          </w:tcPr>
+          <w:p>
+            <w:pPr>
+              <w:jc w:val="center"/>
+            </w:pPr>
+            <w:r>
+              <w:rPr>
+                <w:b/>
+                <w:color w:val="FFFFFF"/>
+                <w:sz w:val="18"/>
+              </w:rPr>
+              <w:t>Column</w:t>
             </w:r>
           </w:p>
         </w:tc>
@@ -2969,13 +2677,13 @@
                 <w:color w:val="FFFFFF"/>
                 <w:sz w:val="18"/>
               </w:rPr>
-              <w:t>Join Key</w:t>
+              <w:t>ST_MAJ_CAT (Step 1)</w:t>
             </w:r>
           </w:p>
         </w:tc>
         <w:tc>
           <w:tcPr>
-            <w:tcW w:type="dxa" w:w="2551"/>
+            <w:tcW w:type="dxa" w:w="5386"/>
             <w:shd w:fill="1B3A5C"/>
           </w:tcPr>
           <w:p>
@@ -2988,7 +2696,7 @@
                 <w:color w:val="FFFFFF"/>
                 <w:sz w:val="18"/>
               </w:rPr>
-              <w:t>Purpose</w:t>
+              <w:t>ST_ART Cascade (Step 2)</w:t>
             </w:r>
           </w:p>
         </w:tc>
@@ -2996,27 +2704,14 @@
       <w:tr>
         <w:tc>
           <w:tcPr>
-            <w:tcW w:type="dxa" w:w="1984"/>
+            <w:tcW w:type="dxa" w:w="1701"/>
           </w:tcPr>
           <w:p>
             <w:r>
               <w:rPr>
                 <w:sz w:val="18"/>
               </w:rPr>
-              <w:t>DPN</w:t>
-            </w:r>
-          </w:p>
-        </w:tc>
-        <w:tc>
-          <w:tcPr>
-            <w:tcW w:type="dxa" w:w="2551"/>
-          </w:tcPr>
-          <w:p>
-            <w:r>
-              <w:rPr>
-                <w:sz w:val="18"/>
-              </w:rPr>
-              <w:t>ARS_CALC_ST_MAJ_CAT</w:t>
+              <w:t>LISTING</w:t>
             </w:r>
           </w:p>
         </w:tc>
@@ -3029,20 +2724,20 @@
               <w:rPr>
                 <w:sz w:val="18"/>
               </w:rPr>
-              <w:t>WERKS = ST_CD + MAJ_CAT</w:t>
+              <w:t>Yes</w:t>
             </w:r>
           </w:p>
         </w:tc>
         <w:tc>
           <w:tcPr>
-            <w:tcW w:type="dxa" w:w="2551"/>
+            <w:tcW w:type="dxa" w:w="5386"/>
           </w:tcPr>
           <w:p>
             <w:r>
               <w:rPr>
                 <w:sz w:val="18"/>
               </w:rPr>
-              <w:t>Display Norm (target stock level)</w:t>
+              <w:t>Yes (override where non-null/non-zero)</w:t>
             </w:r>
           </w:p>
         </w:tc>
@@ -3050,7 +2745,7 @@
       <w:tr>
         <w:tc>
           <w:tcPr>
-            <w:tcW w:type="dxa" w:w="1984"/>
+            <w:tcW w:type="dxa" w:w="1701"/>
             <w:shd w:fill="EDF2F7"/>
           </w:tcPr>
           <w:p>
@@ -3058,21 +2753,7 @@
               <w:rPr>
                 <w:sz w:val="18"/>
               </w:rPr>
-              <w:t>SAL_D</w:t>
-            </w:r>
-          </w:p>
-        </w:tc>
-        <w:tc>
-          <w:tcPr>
-            <w:tcW w:type="dxa" w:w="2551"/>
-            <w:shd w:fill="EDF2F7"/>
-          </w:tcPr>
-          <w:p>
-            <w:r>
-              <w:rPr>
-                <w:sz w:val="18"/>
-              </w:rPr>
-              <w:t>ARS_CALC_ST_MAJ_CAT</w:t>
+              <w:t>I_ROD</w:t>
             </w:r>
           </w:p>
         </w:tc>
@@ -3086,13 +2767,13 @@
               <w:rPr>
                 <w:sz w:val="18"/>
               </w:rPr>
-              <w:t>WERKS = ST_CD + MAJ_CAT</w:t>
+              <w:t>Yes</w:t>
             </w:r>
           </w:p>
         </w:tc>
         <w:tc>
           <w:tcPr>
-            <w:tcW w:type="dxa" w:w="2551"/>
+            <w:tcW w:type="dxa" w:w="5386"/>
             <w:shd w:fill="EDF2F7"/>
           </w:tcPr>
           <w:p>
@@ -3100,7 +2781,7 @@
               <w:rPr>
                 <w:sz w:val="18"/>
               </w:rPr>
-              <w:t>Total Sale Days (coverage period)</w:t>
+              <w:t>Yes (override where non-null/non-zero)</w:t>
             </w:r>
           </w:p>
         </w:tc>
@@ -3108,27 +2789,14 @@
       <w:tr>
         <w:tc>
           <w:tcPr>
-            <w:tcW w:type="dxa" w:w="1984"/>
+            <w:tcW w:type="dxa" w:w="1701"/>
           </w:tcPr>
           <w:p>
             <w:r>
               <w:rPr>
                 <w:sz w:val="18"/>
               </w:rPr>
-              <w:t>AUTO_GEN_ART_SALE</w:t>
-            </w:r>
-          </w:p>
-        </w:tc>
-        <w:tc>
-          <w:tcPr>
-            <w:tcW w:type="dxa" w:w="2551"/>
-          </w:tcPr>
-          <w:p>
-            <w:r>
-              <w:rPr>
-                <w:sz w:val="18"/>
-              </w:rPr>
-              <w:t>MASTER_GEN_ART_SALE.SAL_PD</w:t>
+              <w:t>CLR_MIN</w:t>
             </w:r>
           </w:p>
         </w:tc>
@@ -3141,20 +2809,20 @@
               <w:rPr>
                 <w:sz w:val="18"/>
               </w:rPr>
-              <w:t>WERKS + MAJ_CAT + GEN_ART + CLR</w:t>
+              <w:t>Yes</w:t>
             </w:r>
           </w:p>
         </w:tc>
         <w:tc>
           <w:tcPr>
-            <w:tcW w:type="dxa" w:w="2551"/>
+            <w:tcW w:type="dxa" w:w="5386"/>
           </w:tcPr>
           <w:p>
             <w:r>
               <w:rPr>
                 <w:sz w:val="18"/>
               </w:rPr>
-              <w:t>Per-day sale rate at option level</w:t>
+              <w:t>No (MAJ_CAT level only)</w:t>
             </w:r>
           </w:p>
         </w:tc>
@@ -3162,7 +2830,7 @@
       <w:tr>
         <w:tc>
           <w:tcPr>
-            <w:tcW w:type="dxa" w:w="1984"/>
+            <w:tcW w:type="dxa" w:w="1701"/>
             <w:shd w:fill="EDF2F7"/>
           </w:tcPr>
           <w:p>
@@ -3170,21 +2838,7 @@
               <w:rPr>
                 <w:sz w:val="18"/>
               </w:rPr>
-              <w:t>AGE</w:t>
-            </w:r>
-          </w:p>
-        </w:tc>
-        <w:tc>
-          <w:tcPr>
-            <w:tcW w:type="dxa" w:w="2551"/>
-            <w:shd w:fill="EDF2F7"/>
-          </w:tcPr>
-          <w:p>
-            <w:r>
-              <w:rPr>
-                <w:sz w:val="18"/>
-              </w:rPr>
-              <w:t>MASTER_GEN_ART_AGE</w:t>
+              <w:t>CLR_MAX</w:t>
             </w:r>
           </w:p>
         </w:tc>
@@ -3198,13 +2852,13 @@
               <w:rPr>
                 <w:sz w:val="18"/>
               </w:rPr>
-              <w:t>WERKS + MAJ_CAT + GEN_ART + CLR</w:t>
+              <w:t>Yes</w:t>
             </w:r>
           </w:p>
         </w:tc>
         <w:tc>
           <w:tcPr>
-            <w:tcW w:type="dxa" w:w="2551"/>
+            <w:tcW w:type="dxa" w:w="5386"/>
             <w:shd w:fill="EDF2F7"/>
           </w:tcPr>
           <w:p>
@@ -3212,18 +2866,108 @@
               <w:rPr>
                 <w:sz w:val="18"/>
               </w:rPr>
-              <w:t>Option age in days (store-level)</w:t>
+              <w:t>No (MAJ_CAT level only)</w:t>
+            </w:r>
+          </w:p>
+        </w:tc>
+      </w:tr>
+      <w:tr>
+        <w:tc>
+          <w:tcPr>
+            <w:tcW w:type="dxa" w:w="1701"/>
+          </w:tcPr>
+          <w:p>
+            <w:r>
+              <w:rPr>
+                <w:sz w:val="18"/>
+              </w:rPr>
+              <w:t>FOCUS_W_CAP</w:t>
+            </w:r>
+          </w:p>
+        </w:tc>
+        <w:tc>
+          <w:tcPr>
+            <w:tcW w:type="dxa" w:w="2835"/>
+          </w:tcPr>
+          <w:p>
+            <w:r>
+              <w:rPr>
+                <w:sz w:val="18"/>
+              </w:rPr>
+              <w:t>No</w:t>
+            </w:r>
+          </w:p>
+        </w:tc>
+        <w:tc>
+          <w:tcPr>
+            <w:tcW w:type="dxa" w:w="5386"/>
+          </w:tcPr>
+          <w:p>
+            <w:r>
+              <w:rPr>
+                <w:sz w:val="18"/>
+              </w:rPr>
+              <w:t>Yes (article-level only)</w:t>
+            </w:r>
+          </w:p>
+        </w:tc>
+      </w:tr>
+      <w:tr>
+        <w:tc>
+          <w:tcPr>
+            <w:tcW w:type="dxa" w:w="1701"/>
+            <w:shd w:fill="EDF2F7"/>
+          </w:tcPr>
+          <w:p>
+            <w:r>
+              <w:rPr>
+                <w:sz w:val="18"/>
+              </w:rPr>
+              <w:t>FOCUS_WO_CAP</w:t>
+            </w:r>
+          </w:p>
+        </w:tc>
+        <w:tc>
+          <w:tcPr>
+            <w:tcW w:type="dxa" w:w="2835"/>
+            <w:shd w:fill="EDF2F7"/>
+          </w:tcPr>
+          <w:p>
+            <w:r>
+              <w:rPr>
+                <w:sz w:val="18"/>
+              </w:rPr>
+              <w:t>No</w:t>
+            </w:r>
+          </w:p>
+        </w:tc>
+        <w:tc>
+          <w:tcPr>
+            <w:tcW w:type="dxa" w:w="5386"/>
+            <w:shd w:fill="EDF2F7"/>
+          </w:tcPr>
+          <w:p>
+            <w:r>
+              <w:rPr>
+                <w:sz w:val="18"/>
+              </w:rPr>
+              <w:t>Yes (article-level only)</w:t>
             </w:r>
           </w:p>
         </w:tc>
       </w:tr>
     </w:tbl>
     <w:p>
+      <w:r>
+        <w:t>Note: MANUAL_DENSITY is NOT enriched here. It is used for DPN override in Part 4c.</w:t>
+      </w:r>
+    </w:p>
+    <w:p>
       <w:pPr>
         <w:pStyle w:val="Heading2"/>
       </w:pPr>
       <w:r>
-        <w:t>5.6 Part 3.55: MSA Quantities + Variant Counts</w:t>
+        <w:t>5.7 Part 3.55: MSA Quantities + Variant Counts</w:t>
       </w:r>
     </w:p>
     <w:tbl>
@@ -3333,7 +3077,7 @@
               <w:rPr>
                 <w:sz w:val="18"/>
               </w:rPr>
-              <w:t>SUM(FNL_Q) grouped by MAJ_CAT + GEN_ART + CLR [+ RDC in own mode]</w:t>
+              <w:t>SUM(FNL_Q) per OPT [+ RDC in own mode]</w:t>
             </w:r>
           </w:p>
         </w:tc>
@@ -3377,7 +3121,7 @@
               <w:rPr>
                 <w:sz w:val="18"/>
               </w:rPr>
-              <w:t>COUNT(*) of variant articles per option</w:t>
+              <w:t>COUNT(*) of variant articles per OPT</w:t>
             </w:r>
           </w:p>
         </w:tc>
@@ -3418,17 +3162,12 @@
               <w:rPr>
                 <w:sz w:val="18"/>
               </w:rPr>
-              <w:t>COUNT of variants where FNL_Q &gt; 0 (available colors/sizes)</w:t>
+              <w:t>COUNT where FNL_Q &gt; 0</w:t>
             </w:r>
           </w:p>
         </w:tc>
       </w:tr>
     </w:tbl>
-    <w:p>
-      <w:r>
-        <w:t>These values are needed for OPT_TYPE classification in the next step.</w:t>
-      </w:r>
-    </w:p>
     <w:p>
       <w:r>
         <w:br w:type="page"/>
@@ -3439,17 +3178,12 @@
         <w:pStyle w:val="Heading2"/>
       </w:pPr>
       <w:r>
-        <w:t>5.7 Part 3.6: OPT_TYPE Classification (4-Way Tagging)</w:t>
+        <w:t>5.8 Part 3.6: OPT_TYPE Classification (4-Way Tagging)</w:t>
       </w:r>
     </w:p>
     <w:p>
       <w:r>
-        <w:t>Every row is classified into one of four types. Rules are evaluated top-to-bottom — first match wins.</w:t>
-      </w:r>
-    </w:p>
-    <w:p>
-      <w:r>
-        <w:t>First, GEN_ART_DESC is populated from vw_master_product (article description).</w:t>
+        <w:t>Evaluated top-to-bottom, first match wins. Applies to ALL rows (IS_NEW=0 and IS_NEW=1).</w:t>
       </w:r>
     </w:p>
     <w:tbl>
@@ -3486,7 +3220,7 @@
         </w:tc>
         <w:tc>
           <w:tcPr>
-            <w:tcW w:type="dxa" w:w="3685"/>
+            <w:tcW w:type="dxa" w:w="3402"/>
             <w:shd w:fill="1B3A5C"/>
           </w:tcPr>
           <w:p>
@@ -3505,7 +3239,7 @@
         </w:tc>
         <w:tc>
           <w:tcPr>
-            <w:tcW w:type="dxa" w:w="5102"/>
+            <w:tcW w:type="dxa" w:w="5386"/>
             <w:shd w:fill="1B3A5C"/>
           </w:tcPr>
           <w:p>
@@ -3539,27 +3273,27 @@
         </w:tc>
         <w:tc>
           <w:tcPr>
-            <w:tcW w:type="dxa" w:w="3685"/>
+            <w:tcW w:type="dxa" w:w="3402"/>
           </w:tcPr>
           <w:p>
             <w:r>
               <w:rPr>
                 <w:sz w:val="18"/>
               </w:rPr>
-              <w:t>STK_TTL &lt; 60% × DPN  AND  MSA_FNL_Q = 0</w:t>
+              <w:t>STK &lt; 60% x DPN AND MSA_FNL_Q = 0</w:t>
             </w:r>
           </w:p>
         </w:tc>
         <w:tc>
           <w:tcPr>
-            <w:tcW w:type="dxa" w:w="5102"/>
+            <w:tcW w:type="dxa" w:w="5386"/>
           </w:tcPr>
           <w:p>
             <w:r>
               <w:rPr>
                 <w:sz w:val="18"/>
               </w:rPr>
-              <w:t>Low stock + no MSA backup → OPT is not viable for replenishment</w:t>
+              <w:t>Low stock + no MSA backup</w:t>
             </w:r>
           </w:p>
         </w:tc>
@@ -3581,7 +3315,7 @@
         </w:tc>
         <w:tc>
           <w:tcPr>
-            <w:tcW w:type="dxa" w:w="3685"/>
+            <w:tcW w:type="dxa" w:w="3402"/>
             <w:shd w:fill="EDF2F7"/>
           </w:tcPr>
           <w:p>
@@ -3595,7 +3329,7 @@
         </w:tc>
         <w:tc>
           <w:tcPr>
-            <w:tcW w:type="dxa" w:w="5102"/>
+            <w:tcW w:type="dxa" w:w="5386"/>
             <w:shd w:fill="EDF2F7"/>
           </w:tcPr>
           <w:p>
@@ -3603,7 +3337,7 @@
               <w:rPr>
                 <w:sz w:val="18"/>
               </w:rPr>
-              <w:t>Poor color/size availability → not enough variants available (applies to ALL rows)</w:t>
+              <w:t>Poor size availability (all rows)</w:t>
             </w:r>
           </w:p>
         </w:tc>
@@ -3624,27 +3358,27 @@
         </w:tc>
         <w:tc>
           <w:tcPr>
-            <w:tcW w:type="dxa" w:w="3685"/>
+            <w:tcW w:type="dxa" w:w="3402"/>
           </w:tcPr>
           <w:p>
             <w:r>
               <w:rPr>
                 <w:sz w:val="18"/>
               </w:rPr>
-              <w:t>STK_TTL &gt;= 60% × DPN</w:t>
+              <w:t>STK &gt;= 60% x DPN</w:t>
             </w:r>
           </w:p>
         </w:tc>
         <w:tc>
           <w:tcPr>
-            <w:tcW w:type="dxa" w:w="5102"/>
+            <w:tcW w:type="dxa" w:w="5386"/>
           </w:tcPr>
           <w:p>
             <w:r>
               <w:rPr>
                 <w:sz w:val="18"/>
               </w:rPr>
-              <w:t>Adequate stock → Running Line (no replenishment needed)</w:t>
+              <w:t>Adequate stock (Running Line)</w:t>
             </w:r>
           </w:p>
         </w:tc>
@@ -3666,7 +3400,7 @@
         </w:tc>
         <w:tc>
           <w:tcPr>
-            <w:tcW w:type="dxa" w:w="3685"/>
+            <w:tcW w:type="dxa" w:w="3402"/>
             <w:shd w:fill="EDF2F7"/>
           </w:tcPr>
           <w:p>
@@ -3674,13 +3408,13 @@
               <w:rPr>
                 <w:sz w:val="18"/>
               </w:rPr>
-              <w:t>0 &lt; STK &lt; 60% × DPN  AND  MSA_FNL_Q &gt; 0</w:t>
+              <w:t>0 &lt; STK &lt; 60% x DPN AND MSA_FNL_Q &gt; 0</w:t>
             </w:r>
           </w:p>
         </w:tc>
         <w:tc>
           <w:tcPr>
-            <w:tcW w:type="dxa" w:w="5102"/>
+            <w:tcW w:type="dxa" w:w="5386"/>
             <w:shd w:fill="EDF2F7"/>
           </w:tcPr>
           <w:p>
@@ -3688,7 +3422,7 @@
               <w:rPr>
                 <w:sz w:val="18"/>
               </w:rPr>
-              <w:t>Low stock but MSA available → To Be Checked (manual review)</w:t>
+              <w:t>Low stock + MSA available (To Be Checked)</w:t>
             </w:r>
           </w:p>
         </w:tc>
@@ -3709,35 +3443,43 @@
         </w:tc>
         <w:tc>
           <w:tcPr>
-            <w:tcW w:type="dxa" w:w="3685"/>
+            <w:tcW w:type="dxa" w:w="3402"/>
           </w:tcPr>
           <w:p>
             <w:r>
               <w:rPr>
                 <w:sz w:val="18"/>
               </w:rPr>
-              <w:t>STK_TTL &lt;= 0  AND  MSA_FNL_Q &gt; 0</w:t>
+              <w:t>STK &lt;= 0 AND MSA_FNL_Q &gt; 0</w:t>
             </w:r>
           </w:p>
         </w:tc>
         <w:tc>
           <w:tcPr>
-            <w:tcW w:type="dxa" w:w="5102"/>
+            <w:tcW w:type="dxa" w:w="5386"/>
           </w:tcPr>
           <w:p>
             <w:r>
               <w:rPr>
                 <w:sz w:val="18"/>
               </w:rPr>
-              <w:t>Zero stock + MSA available → To Be Listed (new listing)</w:t>
+              <w:t>Zero stock + MSA available (To Be Listed)</w:t>
             </w:r>
           </w:p>
         </w:tc>
       </w:tr>
     </w:tbl>
     <w:p>
+      <w:pPr>
+        <w:pStyle w:val="Heading2"/>
+      </w:pPr>
       <w:r>
-        <w:t>Note: MIX(b) applies to ALL rows (both IS_NEW=0 and IS_NEW=1). The 60% threshold is configurable via stock_threshold_pct. No separate VAR ratio override is needed — MIX(b) in the CASE statement catches all poor-color rows, and the RL rule naturally handles adequate-stock rows.</w:t>
+        <w:t>5.9 Part 3.7: MIX Aggregation</w:t>
+      </w:r>
+    </w:p>
+    <w:p>
+      <w:r>
+        <w:t>ALL MIX-tagged rows (IS_NEW=0 and IS_NEW=1) aggregated into exactly 1 MIX row per Store x MAJ_CAT. Numeric cols summed; DPN/SAL_D fetched fresh from ARS_CALC_ST_MAJ_CAT.</w:t>
       </w:r>
     </w:p>
     <w:p>
@@ -3745,109 +3487,12 @@
         <w:pStyle w:val="Heading2"/>
       </w:pPr>
       <w:r>
-        <w:t>5.8 Part 3.7: MIX Aggregation</w:t>
+        <w:t>5.10 Part 4: Grid Joins</w:t>
       </w:r>
     </w:p>
     <w:p>
       <w:r>
-        <w:t>ALL MIX-tagged rows (both IS_NEW=0 and IS_NEW=1) are aggregated into exactly 1 MIX row per Store × MAJ_CAT. This enforces the rule: max 1 MIX per store × MAJ_CAT.</w:t>
-      </w:r>
-    </w:p>
-    <w:p>
-      <w:r>
-        <w:t>If mix_mode = "each", MIX rows are kept as individual lines (no aggregation). Otherwise MIX always groups at (WERKS, MAJ_CAT) level regardless of mix_mode setting.</w:t>
-      </w:r>
-    </w:p>
-    <w:p>
-      <w:pPr>
-        <w:pStyle w:val="Heading3"/>
-      </w:pPr>
-      <w:r>
-        <w:t>Aggregation Logic</w:t>
-      </w:r>
-    </w:p>
-    <w:p>
-      <w:pPr>
-        <w:pStyle w:val="ListBullet"/>
-        <w:ind w:left="680"/>
-      </w:pPr>
-      <w:r>
-        <w:rPr>
-          <w:sz w:val="20"/>
-        </w:rPr>
-        <w:t>ALL MIX rows are aggregated (both IS_NEW=0 and IS_NEW=1)</w:t>
-      </w:r>
-    </w:p>
-    <w:p>
-      <w:pPr>
-        <w:pStyle w:val="ListBullet"/>
-        <w:ind w:left="680"/>
-      </w:pPr>
-      <w:r>
-        <w:rPr>
-          <w:sz w:val="20"/>
-        </w:rPr>
-        <w:t>Grouping: always WERKS + MAJ_CAT (max 1 MIX row per store × MAJ_CAT)</w:t>
-      </w:r>
-    </w:p>
-    <w:p>
-      <w:pPr>
-        <w:pStyle w:val="ListBullet"/>
-        <w:ind w:left="680"/>
-      </w:pPr>
-      <w:r>
-        <w:rPr>
-          <w:sz w:val="20"/>
-        </w:rPr>
-        <w:t>Numeric columns → SUM (stock, quantities, etc.)</w:t>
-      </w:r>
-    </w:p>
-    <w:p>
-      <w:pPr>
-        <w:pStyle w:val="ListBullet"/>
-        <w:ind w:left="680"/>
-      </w:pPr>
-      <w:r>
-        <w:rPr>
-          <w:sz w:val="20"/>
-        </w:rPr>
-        <w:t>DPN, SAL_D → Fetched fresh from ARS_CALC_ST_MAJ_CAT (NOT summed)</w:t>
-      </w:r>
-    </w:p>
-    <w:p>
-      <w:pPr>
-        <w:pStyle w:val="ListBullet"/>
-        <w:ind w:left="680"/>
-      </w:pPr>
-      <w:r>
-        <w:rPr>
-          <w:sz w:val="20"/>
-        </w:rPr>
-        <w:t>GEN_ART_NUMBER → 0, CLR → 'MIX', GEN_ART_DESC → 'MIX', IS_NEW → 0</w:t>
-      </w:r>
-    </w:p>
-    <w:p>
-      <w:pPr>
-        <w:pStyle w:val="ListBullet"/>
-        <w:ind w:left="680"/>
-      </w:pPr>
-      <w:r>
-        <w:rPr>
-          <w:sz w:val="20"/>
-        </w:rPr>
-        <w:t>Uses temp table #mix_agg → delete ALL original MIX rows → insert aggregated rows</w:t>
-      </w:r>
-    </w:p>
-    <w:p>
-      <w:pPr>
-        <w:pStyle w:val="ListBullet"/>
-        <w:ind w:left="680"/>
-      </w:pPr>
-      <w:r>
-        <w:rPr>
-          <w:sz w:val="20"/>
-        </w:rPr>
-        <w:t>Post-aggregation verification: logs WARNING if any store × MAJ_CAT has &gt; 1 MIX</w:t>
+        <w:t>Pre-resolve vw_master_product cols onto listing ONCE. Then join each active grid -&gt; prefixed columns (MJ_STK_TTL, MJ_CONT, RNG_SEG_MBQ, etc.).</w:t>
       </w:r>
     </w:p>
     <w:p>
@@ -3855,38 +3500,7 @@
         <w:pStyle w:val="Heading2"/>
       </w:pPr>
       <w:r>
-        <w:t>5.9 Part 4: Grid Joins (CONT, MBQ, OPT_CNT, DISP_Q)</w:t>
-      </w:r>
-    </w:p>
-    <w:p>
-      <w:r>
-        <w:t>For each active grid in ARS_GRID_BUILDER (non-pivot_only), joins grid output onto the listing to fetch stock, contribution, MBQ, option count, and display quantity at each hierarchy level.</w:t>
-      </w:r>
-    </w:p>
-    <w:p>
-      <w:pPr>
-        <w:pStyle w:val="Heading3"/>
-      </w:pPr>
-      <w:r>
-        <w:t>Pre-resolve Step</w:t>
-      </w:r>
-    </w:p>
-    <w:p>
-      <w:r>
-        <w:t>Before grid joins, vw_master_product hierarchy columns (MACRO_MVGR, MICRO_MVGR, FAB, M_VND_CD, RNG_SEG, etc.) are resolved onto the listing ONCE. This avoids re-joining the ~5M-row MP view for each grid — a major performance optimization.</w:t>
-      </w:r>
-    </w:p>
-    <w:p>
-      <w:pPr>
-        <w:pStyle w:val="Heading3"/>
-      </w:pPr>
-      <w:r>
-        <w:t>Grid Column Mapping</w:t>
-      </w:r>
-    </w:p>
-    <w:p>
-      <w:r>
-        <w:t>Each grid adds prefixed columns to the listing:</w:t>
+        <w:t>5.11 Part 4b: PER_OPT_SALE</w:t>
       </w:r>
     </w:p>
     <w:p>
@@ -3901,11 +3515,9 @@
           <w:color w:val="1A1A2E"/>
           <w:sz w:val="17"/>
         </w:rPr>
-        <w:t>Grid MJ       → MJ_STK_TTL, MJ_CONT, MJ_MBQ, MJ_OPT_CNT, MJ_DISP_Q</w:t>
+        <w:t>PER_OPT_SALE = ((Grid_MBQ - Grid_DISP_Q) / Grid_DISP_Q x DPN) / SAL_D</w:t>
         <w:br/>
-        <w:t>Grid MJ_CLR   → CLR_STK_TTL, CLR_CONT, CLR_MBQ, CLR_OPT_CNT, CLR_DISP_Q</w:t>
-        <w:br/>
-        <w:t>Grid RNG_SEG  → RNG_SEG_STK_TTL, RNG_SEG_CONT, RNG_SEG_MBQ, ...</w:t>
+        <w:t>From the grid flagged use_for_opt_sale = 1.</w:t>
       </w:r>
     </w:p>
     <w:p>
@@ -3913,12 +3525,15 @@
         <w:pStyle w:val="Heading2"/>
       </w:pPr>
       <w:r>
-        <w:t>5.10 Part 4b: PER_OPT_SALE</w:t>
+        <w:t>5.12 Part 4c: MANUAL_DENSITY DPN Override + OPT_MBQ</w:t>
       </w:r>
     </w:p>
     <w:p>
+      <w:pPr>
+        <w:pStyle w:val="Heading3"/>
+      </w:pPr>
       <w:r>
-        <w:t>Calculated from the grid flagged use_for_opt_sale = 1:</w:t>
+        <w:t>DPN Override (before OPT_MBQ)</w:t>
       </w:r>
     </w:p>
     <w:p>
@@ -3933,22 +3548,20 @@
           <w:color w:val="1A1A2E"/>
           <w:sz w:val="17"/>
         </w:rPr>
-        <w:t>PER_OPT_SALE = ((OPT_MBQ - DISP_Q) / DISP_Q × DPN) / SAL_D</w:t>
+        <w:t>Cascade (first match wins):</w:t>
+        <w:br/>
+        <w:t xml:space="preserve">  Source 1: ARS_CALC_ST_ART.MANUAL_DENSITY</w:t>
+        <w:br/>
+        <w:t xml:space="preserve">  Source 2: Master_ALC_INPUT_ST_ART.MANUAL_DENSITY (fallback)</w:t>
+        <w:br/>
+        <w:t xml:space="preserve">  Legacy:   MANUAL_MBQ column name also detected</w:t>
         <w:br/>
         <w:br/>
-        <w:t>Where:</w:t>
+        <w:t>SQL: UPDATE ARS_LISTING SET DPN = MANUAL_DENSITY</w:t>
         <w:br/>
-        <w:t xml:space="preserve">  OPT_MBQ = grid-level MBQ for that option</w:t>
+        <w:t xml:space="preserve">     WHERE MANUAL_DENSITY &gt; 0</w:t>
         <w:br/>
-        <w:t xml:space="preserve">  DISP_Q  = grid-level display quantity (pre-computed as DISP_Q × CONT)</w:t>
-      </w:r>
-    </w:p>
-    <w:p>
-      <w:pPr>
-        <w:pStyle w:val="Heading2"/>
-      </w:pPr>
-      <w:r>
-        <w:t>5.11 Part 4c: OPT_MBQ + OPT_REQ (Core Formulas)</w:t>
+        <w:t xml:space="preserve">     JOIN on WERKS=ST_CD + MAJ_CAT + GEN_ART_NUMBER [+ CLR]</w:t>
       </w:r>
     </w:p>
     <w:p>
@@ -3956,12 +3569,7 @@
         <w:pStyle w:val="Heading3"/>
       </w:pPr>
       <w:r>
-        <w:t>Effective AGE (before rate selection)</w:t>
-      </w:r>
-    </w:p>
-    <w:p>
-      <w:r>
-        <w:t>AGE is adjusted before rate selection to handle edge cases:</w:t>
+        <w:t>Effective AGE</w:t>
       </w:r>
     </w:p>
     <w:p>
@@ -3976,17 +3584,13 @@
           <w:color w:val="1A1A2E"/>
           <w:sz w:val="17"/>
         </w:rPr>
-        <w:t>Effective AGE:</w:t>
+        <w:t>IS_NEW = 1 (any AGE)     -&gt; 0   (always new)</w:t>
         <w:br/>
-        <w:t xml:space="preserve">  IS_NEW = 1 (any AGE)     → 0   (new MSA OPT always treated as new article)</w:t>
+        <w:t>IS_NEW = 0, AGE = NULL   -&gt; 0   (unknown = new)</w:t>
         <w:br/>
-        <w:t xml:space="preserve">  IS_NEW = 0, AGE = NULL   → 0   (unknown = treat as new)</w:t>
+        <w:t>IS_NEW = 0, AGE = 0      -&gt; 0   (new)</w:t>
         <w:br/>
-        <w:t xml:space="preserve">  IS_NEW = 0, AGE = blank  → 0   (blank = treat as new)</w:t>
-        <w:br/>
-        <w:t xml:space="preserve">  IS_NEW = 0, AGE = 0      → 0   (zero = treat as new)</w:t>
-        <w:br/>
-        <w:t xml:space="preserve">  IS_NEW = 0, AGE = 25     → 25  (known existing article)</w:t>
+        <w:t>IS_NEW = 0, AGE = 25     -&gt; 25  (existing)</w:t>
       </w:r>
     </w:p>
     <w:p>
@@ -3994,7 +3598,7 @@
         <w:pStyle w:val="Heading3"/>
       </w:pPr>
       <w:r>
-        <w:t>Sale Rate Selection (based on effective AGE)</w:t>
+        <w:t>Sale Rate Selection</w:t>
       </w:r>
     </w:p>
     <w:tbl>
@@ -4011,7 +3615,7 @@
       <w:tr>
         <w:tc>
           <w:tcPr>
-            <w:tcW w:type="dxa" w:w="3118"/>
+            <w:tcW w:type="dxa" w:w="2835"/>
             <w:shd w:fill="1B3A5C"/>
           </w:tcPr>
           <w:p>
@@ -4030,7 +3634,7 @@
         </w:tc>
         <w:tc>
           <w:tcPr>
-            <w:tcW w:type="dxa" w:w="6803"/>
+            <w:tcW w:type="dxa" w:w="7087"/>
             <w:shd w:fill="1B3A5C"/>
           </w:tcPr>
           <w:p>
@@ -4043,7 +3647,7 @@
                 <w:color w:val="FFFFFF"/>
                 <w:sz w:val="18"/>
               </w:rPr>
-              <w:t>Rate Used</w:t>
+              <w:t>Rate</w:t>
             </w:r>
           </w:p>
         </w:tc>
@@ -4051,27 +3655,27 @@
       <w:tr>
         <w:tc>
           <w:tcPr>
-            <w:tcW w:type="dxa" w:w="3118"/>
+            <w:tcW w:type="dxa" w:w="2835"/>
           </w:tcPr>
           <w:p>
             <w:r>
               <w:rPr>
                 <w:sz w:val="18"/>
               </w:rPr>
-              <w:t>Effective AGE &lt; age_threshold (default 15)</w:t>
+              <w:t>Effective AGE &lt; 15</w:t>
             </w:r>
           </w:p>
         </w:tc>
         <w:tc>
           <w:tcPr>
-            <w:tcW w:type="dxa" w:w="6803"/>
+            <w:tcW w:type="dxa" w:w="7087"/>
           </w:tcPr>
           <w:p>
             <w:r>
               <w:rPr>
                 <w:sz w:val="18"/>
               </w:rPr>
-              <w:t>MAX(PER_OPT_SALE, L-7 Sale/7, AUTO_GEN_ART_SALE)</w:t>
+              <w:t>MAX(PER_OPT_SALE, L-7/7, AUTO_GEN_ART_SALE)</w:t>
             </w:r>
           </w:p>
         </w:tc>
@@ -4079,7 +3683,7 @@
       <w:tr>
         <w:tc>
           <w:tcPr>
-            <w:tcW w:type="dxa" w:w="3118"/>
+            <w:tcW w:type="dxa" w:w="2835"/>
             <w:shd w:fill="EDF2F7"/>
           </w:tcPr>
           <w:p>
@@ -4087,13 +3691,13 @@
               <w:rPr>
                 <w:sz w:val="18"/>
               </w:rPr>
-              <w:t>Effective AGE &gt;= age_threshold</w:t>
+              <w:t>Effective AGE &gt;= 15</w:t>
             </w:r>
           </w:p>
         </w:tc>
         <w:tc>
           <w:tcPr>
-            <w:tcW w:type="dxa" w:w="6803"/>
+            <w:tcW w:type="dxa" w:w="7087"/>
             <w:shd w:fill="EDF2F7"/>
           </w:tcPr>
           <w:p>
@@ -4101,23 +3705,18 @@
               <w:rPr>
                 <w:sz w:val="18"/>
               </w:rPr>
-              <w:t>MAX(L-7 Sale/7, AUTO_GEN_ART_SALE)</w:t>
+              <w:t>MAX(L-7/7, AUTO_GEN_ART_SALE)</w:t>
             </w:r>
           </w:p>
         </w:tc>
       </w:tr>
     </w:tbl>
     <w:p>
-      <w:r>
-        <w:t>IS_NEW=1 rows ALWAYS use the new-article rate (includes PER_OPT_SALE) because their effective AGE is forced to 0. AGE = NULL/blank/0 also uses the new-article rate.</w:t>
-      </w:r>
-    </w:p>
-    <w:p>
       <w:pPr>
         <w:pStyle w:val="Heading3"/>
       </w:pPr>
       <w:r>
-        <w:t>Core Formulas</w:t>
+        <w:t>OPT_MBQ Formulas</w:t>
       </w:r>
     </w:p>
     <w:p>
@@ -4132,27 +3731,15 @@
           <w:color w:val="1A1A2E"/>
           <w:sz w:val="17"/>
         </w:rPr>
-        <w:t>OPT_MBQ       = DPN + rate × SAL_D</w:t>
+        <w:t>OPT_MBQ    = DPN + rate x SAL_D</w:t>
         <w:br/>
-        <w:t>OPT_REQ       = MAX(0, OPT_MBQ - STK_TTL)</w:t>
+        <w:t>OPT_REQ    = MAX(0, OPT_MBQ - STK_TTL)</w:t>
         <w:br/>
+        <w:t>OPT_MBQ_WH = DPN + rate x (SAL_D + HOLD_DAYS)  &lt;- HOLD only for IS_NEW=1</w:t>
         <w:br/>
-        <w:t>OPT_MBQ_WH    = DPN + rate × (SAL_D + HOLD_DAYS)</w:t>
+        <w:t>OPT_REQ_WH = MAX(0, OPT_MBQ_WH - STK_TTL)</w:t>
         <w:br/>
-        <w:t xml:space="preserve">                ↑ HOLD_DAYS only applies to IS_NEW=1 (new OPTs)</w:t>
-        <w:br/>
-        <w:t xml:space="preserve">                  For IS_NEW=0: OPT_MBQ_WH = OPT_MBQ</w:t>
-        <w:br/>
-        <w:br/>
-        <w:t>OPT_REQ_WH    = MAX(0, OPT_MBQ_WH - STK_TTL)</w:t>
-        <w:br/>
-        <w:br/>
-        <w:t>MAX_DAILY_SALE = MAX(L-7 Sale/7, AUTO_GEN_ART_SALE)</w:t>
-      </w:r>
-    </w:p>
-    <w:p>
-      <w:r>
-        <w:t>Where: DPN = Display Norm (target stock), SAL_D = Sale Days (coverage period), rate = daily sale rate selected based on effective AGE.</w:t>
+        <w:t>MAX_DAILY_SALE = MAX(L-7/7, AUTO_GEN_ART_SALE)</w:t>
       </w:r>
     </w:p>
     <w:p>
@@ -4160,7 +3747,7 @@
         <w:pStyle w:val="Heading2"/>
       </w:pPr>
       <w:r>
-        <w:t>5.12 Part 4d: ART_EXCESS</w:t>
+        <w:t>5.13 Part 4d: ART_EXCESS + Per-Grid REQ</w:t>
       </w:r>
     </w:p>
     <w:p>
@@ -4175,58 +3762,14 @@
           <w:color w:val="1A1A2E"/>
           <w:sz w:val="17"/>
         </w:rPr>
-        <w:t>ART_EXCESS = MAX(0, STK_TTL - excess_multiplier × OPT_MBQ)</w:t>
+        <w:t>ART_EXCESS = MAX(0, STK_TTL - 2.0 x OPT_MBQ)   [skip MIX]</w:t>
         <w:br/>
-        <w:t xml:space="preserve">           = MAX(0, STK_TTL - 2.0 × OPT_MBQ)   [default]</w:t>
+        <w:t>EXCESS_STK = ART_EXCESS (visible copy)</w:t>
         <w:br/>
         <w:br/>
-        <w:t>Skip MIX rows (excess = 0 for MIX).</w:t>
+        <w:t>Per grid: {PREFIX}_REQ = MAX(0, MBQ - (STK_TTL - agg_excess))</w:t>
         <w:br/>
-        <w:t>EXCESS_STK = ART_EXCESS (visible in output).</w:t>
-      </w:r>
-    </w:p>
-    <w:p>
-      <w:r>
-        <w:t>Articles with stock exceeding 2× their MBQ are marked as having excess. This excess is deducted at the grid level in Part 4e.</w:t>
-      </w:r>
-    </w:p>
-    <w:p>
-      <w:pPr>
-        <w:pStyle w:val="Heading2"/>
-      </w:pPr>
-      <w:r>
-        <w:t>5.13 Part 4e: Per-Grid REQ with Excess Deduction</w:t>
-      </w:r>
-    </w:p>
-    <w:p>
-      <w:r>
-        <w:t>For each grid hierarchy, the REQ is recalculated accounting for aggregated excess:</w:t>
-      </w:r>
-    </w:p>
-    <w:p>
-      <w:pPr>
-        <w:spacing w:before="80" w:after="80"/>
-        <w:ind w:left="283"/>
-        <w:shd w:val="clear" w:fill="F0F0F0"/>
-      </w:pPr>
-      <w:r>
-        <w:rPr>
-          <w:rFonts w:ascii="Consolas" w:hAnsi="Consolas"/>
-          <w:color w:val="1A1A2E"/>
-          <w:sz w:val="17"/>
-        </w:rPr>
-        <w:t>aggregated_excess = SUM(ART_EXCESS) GROUP BY grid hierarchy columns</w:t>
-        <w:br/>
-        <w:br/>
-        <w:t>{PREFIX}_REQ = MAX(0, {PREFIX}_MBQ - ({PREFIX}_STK_TTL - aggregated_excess))</w:t>
-        <w:br/>
-        <w:br/>
-        <w:t>Example: MJ_REQ = MAX(0, MJ_MBQ - (MJ_STK_TTL - agg_excess_by_WERKS_MAJ_CAT))</w:t>
-      </w:r>
-    </w:p>
-    <w:p>
-      <w:r>
-        <w:t>After calculation, the internal ART_EXCESS column is dropped (only needed for this aggregation).</w:t>
+        <w:t>ART_EXCESS column dropped after aggregation.</w:t>
       </w:r>
     </w:p>
     <w:p>
@@ -4243,19 +3786,6 @@
       </w:r>
     </w:p>
     <w:p>
-      <w:r>
-        <w:t>Creates a ranking table that prioritizes stores within each MAJ_CAT. The ranking determines allocation order in Phase 5.</w:t>
-      </w:r>
-    </w:p>
-    <w:p>
-      <w:pPr>
-        <w:pStyle w:val="Heading2"/>
-      </w:pPr>
-      <w:r>
-        <w:t>Calculation</w:t>
-      </w:r>
-    </w:p>
-    <w:p>
       <w:pPr>
         <w:spacing w:before="80" w:after="80"/>
         <w:ind w:left="283"/>
@@ -4267,85 +3797,24 @@
           <w:color w:val="1A1A2E"/>
           <w:sz w:val="17"/>
         </w:rPr>
-        <w:t>Per (MAJ_CAT, WERKS):</w:t>
+        <w:t>Per (MAJ_CAT, WERKS) — excludes MIX rows:</w:t>
         <w:br/>
-        <w:t xml:space="preserve">  MJ_REQ    = MAX(MJ_REQ) for that store-category</w:t>
+        <w:t xml:space="preserve">  MJ_REQ    = MAX(MJ_REQ)</w:t>
         <w:br/>
         <w:t xml:space="preserve">  FILL_RATE = MJ_STK_TTL / MJ_MBQ</w:t>
         <w:br/>
         <w:br/>
-        <w:t xml:space="preserve">  REQ_RANK  = ROW_NUMBER() OVER (PARTITION BY MAJ_CAT ORDER BY MJ_REQ ASC)</w:t>
+        <w:t xml:space="preserve">  REQ_RANK  = ROW_NUMBER() ORDER BY MJ_REQ ASC</w:t>
         <w:br/>
-        <w:t xml:space="preserve">  FILL_RANK = ROW_NUMBER() OVER (PARTITION BY MAJ_CAT ORDER BY FILL_RATE DESC)</w:t>
+        <w:t xml:space="preserve">  FILL_RANK = ROW_NUMBER() ORDER BY FILL_RATE DESC</w:t>
         <w:br/>
         <w:br/>
-        <w:t xml:space="preserve">  W_SCORE   = REQ_RANK × req_weight + FILL_RANK × fill_weight</w:t>
+        <w:t xml:space="preserve">  W_SCORE   = REQ_RANK x 0.4 + FILL_RANK x 0.6</w:t>
         <w:br/>
-        <w:t xml:space="preserve">            = REQ_RANK × 0.4       + FILL_RANK × 0.6     [default]</w:t>
+        <w:t xml:space="preserve">  ST_RANK   = ROW_NUMBER() ORDER BY W_SCORE DESC</w:t>
         <w:br/>
         <w:br/>
-        <w:t xml:space="preserve">  ST_RANK   = ROW_NUMBER() OVER (PARTITION BY MAJ_CAT ORDER BY W_SCORE DESC)</w:t>
-      </w:r>
-    </w:p>
-    <w:p>
-      <w:pPr>
-        <w:pStyle w:val="Heading2"/>
-      </w:pPr>
-      <w:r>
-        <w:t>Interpretation</w:t>
-      </w:r>
-    </w:p>
-    <w:p>
-      <w:pPr>
-        <w:pStyle w:val="ListBullet"/>
-        <w:ind w:left="680"/>
-      </w:pPr>
-      <w:r>
-        <w:rPr>
-          <w:sz w:val="20"/>
-        </w:rPr>
-        <w:t>Lower MJ_REQ (less unfulfilled demand) → better REQ_RANK (lower number)</w:t>
-      </w:r>
-    </w:p>
-    <w:p>
-      <w:pPr>
-        <w:pStyle w:val="ListBullet"/>
-        <w:ind w:left="680"/>
-      </w:pPr>
-      <w:r>
-        <w:rPr>
-          <w:sz w:val="20"/>
-        </w:rPr>
-        <w:t>Higher FILL_RATE (better inventory efficiency) → better FILL_RANK (lower number)</w:t>
-      </w:r>
-    </w:p>
-    <w:p>
-      <w:pPr>
-        <w:pStyle w:val="ListBullet"/>
-        <w:ind w:left="680"/>
-      </w:pPr>
-      <w:r>
-        <w:rPr>
-          <w:sz w:val="20"/>
-        </w:rPr>
-        <w:t>Combined W_SCORE balances both: stores with low demand gaps AND high fill rates rank highest</w:t>
-      </w:r>
-    </w:p>
-    <w:p>
-      <w:pPr>
-        <w:pStyle w:val="ListBullet"/>
-        <w:ind w:left="680"/>
-      </w:pPr>
-      <w:r>
-        <w:rPr>
-          <w:sz w:val="20"/>
-        </w:rPr>
-        <w:t>ST_RANK = 1 is the highest priority store for that MAJ_CAT → gets stock first in allocation</w:t>
-      </w:r>
-    </w:p>
-    <w:p>
-      <w:r>
-        <w:t>ST_RANK is written back into ARS_LISTING for use in the working table and allocation.</w:t>
+        <w:t>ST_RANK = 1 -&gt; best store -&gt; gets stock first in allocation.</w:t>
       </w:r>
     </w:p>
     <w:p>
@@ -4361,12 +3830,7 @@
         <w:pStyle w:val="Heading2"/>
       </w:pPr>
       <w:r>
-        <w:t>7.1 Filtered Copy</w:t>
-      </w:r>
-    </w:p>
-    <w:p>
-      <w:r>
-        <w:t>A clean extract from ARS_LISTING with strict filters:</w:t>
+        <w:t>Filters</w:t>
       </w:r>
     </w:p>
     <w:p>
@@ -4381,27 +3845,19 @@
           <w:color w:val="1A1A2E"/>
           <w:sz w:val="17"/>
         </w:rPr>
-        <w:t>SELECT &lt;identity + calculated columns only&gt;</w:t>
+        <w:t>SELECT &lt;identity + calculated columns&gt;</w:t>
         <w:br/>
         <w:t>INTO ARS_LISTING_WORKING</w:t>
         <w:br/>
         <w:t>FROM ARS_LISTING</w:t>
         <w:br/>
-        <w:t>WHERE MSA_FNL_Q &gt; 0                              -- must have MSA recommendation</w:t>
+        <w:t>WHERE MSA_FNL_Q &gt; 0</w:t>
         <w:br/>
-        <w:t xml:space="preserve">  AND OPT_REQ_WH &gt;= 1                            -- must have demand ≥ 1 unit</w:t>
+        <w:t xml:space="preserve">  AND OPT_REQ_WH &gt;= 1</w:t>
         <w:br/>
-        <w:t xml:space="preserve">  AND (VAR_FNL_COUNT / VAR_COUNT &gt;= 0.6)         -- color availability ≥ 60%</w:t>
-      </w:r>
-    </w:p>
-    <w:p>
-      <w:r>
-        <w:t>Columns DROPPED: All SLOC stock columns, all grid-prefix columns (MJ_CONT, RNG_SEG_MBQ, etc.)</w:t>
-      </w:r>
-    </w:p>
-    <w:p>
-      <w:r>
-        <w:t>Columns KEPT: WERKS, RDC, MAJ_CAT, GEN_ART_NUMBER, CLR, STK_TTL, IS_NEW, OPT_TYPE, DPN, SAL_D, OPT_MBQ, OPT_REQ, OPT_MBQ_WH, OPT_REQ_WH, ST_RANK, EXCESS_STK, MAX_DAILY_SALE, and all *_REQ columns.</w:t>
+        <w:t xml:space="preserve">  AND (VAR_FNL_COUNT / VAR_COUNT &gt;= 0.6)   -- size availability</w:t>
+        <w:br/>
+        <w:t xml:space="preserve">  AND LISTING = 1</w:t>
       </w:r>
     </w:p>
     <w:p>
@@ -4409,12 +3865,7 @@
         <w:pStyle w:val="Heading2"/>
       </w:pPr>
       <w:r>
-        <w:t>7.2 Grid Hierarchy Columns</w:t>
-      </w:r>
-    </w:p>
-    <w:p>
-      <w:r>
-        <w:t>From ARS_GRID_HIERARCHY table, additional columns are added:</w:t>
+        <w:t>Grid Hierarchy Columns</w:t>
       </w:r>
     </w:p>
     <w:tbl>
@@ -4431,7 +3882,7 @@
       <w:tr>
         <w:tc>
           <w:tcPr>
-            <w:tcW w:type="dxa" w:w="1984"/>
+            <w:tcW w:type="dxa" w:w="1701"/>
             <w:shd w:fill="1B3A5C"/>
           </w:tcPr>
           <w:p>
@@ -4444,13 +3895,13 @@
                 <w:color w:val="FFFFFF"/>
                 <w:sz w:val="18"/>
               </w:rPr>
-              <w:t>Column Pattern</w:t>
+              <w:t>Column</w:t>
             </w:r>
           </w:p>
         </w:tc>
         <w:tc>
           <w:tcPr>
-            <w:tcW w:type="dxa" w:w="7937"/>
+            <w:tcW w:type="dxa" w:w="8220"/>
             <w:shd w:fill="1B3A5C"/>
           </w:tcPr>
           <w:p>
@@ -4471,7 +3922,7 @@
       <w:tr>
         <w:tc>
           <w:tcPr>
-            <w:tcW w:type="dxa" w:w="1984"/>
+            <w:tcW w:type="dxa" w:w="1701"/>
           </w:tcPr>
           <w:p>
             <w:r>
@@ -4484,14 +3935,14 @@
         </w:tc>
         <w:tc>
           <w:tcPr>
-            <w:tcW w:type="dxa" w:w="7937"/>
+            <w:tcW w:type="dxa" w:w="8220"/>
           </w:tcPr>
           <w:p>
             <w:r>
               <w:rPr>
                 <w:sz w:val="18"/>
               </w:rPr>
-              <w:t>Raw hierarchy match (0/1) — does this option belong to that grid dimension?</w:t>
+              <w:t>Raw hierarchy match (0/1) — does this OPT belong to that grid?</w:t>
             </w:r>
           </w:p>
         </w:tc>
@@ -4499,7 +3950,7 @@
       <w:tr>
         <w:tc>
           <w:tcPr>
-            <w:tcW w:type="dxa" w:w="1984"/>
+            <w:tcW w:type="dxa" w:w="1701"/>
             <w:shd w:fill="EDF2F7"/>
           </w:tcPr>
           <w:p>
@@ -4513,7 +3964,7 @@
         </w:tc>
         <w:tc>
           <w:tcPr>
-            <w:tcW w:type="dxa" w:w="7937"/>
+            <w:tcW w:type="dxa" w:w="8220"/>
             <w:shd w:fill="EDF2F7"/>
           </w:tcPr>
           <w:p>
@@ -4521,7 +3972,7 @@
               <w:rPr>
                 <w:sz w:val="18"/>
               </w:rPr>
-              <w:t>Refined = GH × (REQ &gt; 0) — option belongs to dimension AND has demand</w:t>
+              <w:t>Refined = GH x (REQ &gt; 0) — belongs AND has demand</w:t>
             </w:r>
           </w:p>
         </w:tc>
@@ -4529,7 +3980,7 @@
       <w:tr>
         <w:tc>
           <w:tcPr>
-            <w:tcW w:type="dxa" w:w="1984"/>
+            <w:tcW w:type="dxa" w:w="1701"/>
           </w:tcPr>
           <w:p>
             <w:r>
@@ -4542,14 +3993,14 @@
         </w:tc>
         <w:tc>
           <w:tcPr>
-            <w:tcW w:type="dxa" w:w="7937"/>
+            <w:tcW w:type="dxa" w:w="8220"/>
           </w:tcPr>
           <w:p>
             <w:r>
               <w:rPr>
                 <w:sz w:val="18"/>
               </w:rPr>
-              <w:t>Primary grid coverage = SUM(H_Primary) / SUM(GH_Primary) × 100</w:t>
+              <w:t>SUM(H_Primary) / SUM(GH_Primary) x 100</w:t>
             </w:r>
           </w:p>
         </w:tc>
@@ -4557,7 +4008,7 @@
       <w:tr>
         <w:tc>
           <w:tcPr>
-            <w:tcW w:type="dxa" w:w="1984"/>
+            <w:tcW w:type="dxa" w:w="1701"/>
             <w:shd w:fill="EDF2F7"/>
           </w:tcPr>
           <w:p>
@@ -4571,7 +4022,7 @@
         </w:tc>
         <w:tc>
           <w:tcPr>
-            <w:tcW w:type="dxa" w:w="7937"/>
+            <w:tcW w:type="dxa" w:w="8220"/>
             <w:shd w:fill="EDF2F7"/>
           </w:tcPr>
           <w:p>
@@ -4579,18 +4030,64 @@
               <w:rPr>
                 <w:sz w:val="18"/>
               </w:rPr>
-              <w:t>Secondary grid coverage = SUM(H_Secondary) / SUM(GH_Secondary) × 100</w:t>
+              <w:t>SUM(H_Secondary) / SUM(GH_Secondary) x 100</w:t>
+            </w:r>
+          </w:p>
+        </w:tc>
+      </w:tr>
+      <w:tr>
+        <w:tc>
+          <w:tcPr>
+            <w:tcW w:type="dxa" w:w="1701"/>
+          </w:tcPr>
+          <w:p>
+            <w:r>
+              <w:rPr>
+                <w:sz w:val="18"/>
+              </w:rPr>
+              <w:t>ALLOC_FLAG</w:t>
+            </w:r>
+          </w:p>
+        </w:tc>
+        <w:tc>
+          <w:tcPr>
+            <w:tcW w:type="dxa" w:w="8220"/>
+          </w:tcPr>
+          <w:p>
+            <w:r>
+              <w:rPr>
+                <w:sz w:val="18"/>
+              </w:rPr>
+              <w:t>1 if PRI_CT% &gt;= 100 (eligible for allocation)</w:t>
             </w:r>
           </w:p>
         </w:tc>
       </w:tr>
     </w:tbl>
     <w:p>
+      <w:r>
+        <w:br w:type="page"/>
+      </w:r>
+    </w:p>
+    <w:p>
+      <w:pPr>
+        <w:pStyle w:val="Heading1"/>
+      </w:pPr>
+      <w:r>
+        <w:t>8. Phase 5: Multi-Level Allocation (ARS_ALLOC_WORKING)</w:t>
+      </w:r>
+    </w:p>
+    <w:p>
+      <w:r>
+        <w:t>Source: backend/app/services/listing_allocator.py</w:t>
+      </w:r>
+    </w:p>
+    <w:p>
       <w:pPr>
         <w:pStyle w:val="Heading2"/>
       </w:pPr>
       <w:r>
-        <w:t>7.3 ALLOC_FLAG</w:t>
+        <w:t>8.1 Create Alloc Table + Enrichment</w:t>
       </w:r>
     </w:p>
     <w:p>
@@ -4605,30 +4102,29 @@
           <w:color w:val="1A1A2E"/>
           <w:sz w:val="17"/>
         </w:rPr>
-        <w:t>ALLOC_FLAG = CASE WHEN PRI_CT% &gt;= 100 THEN 1 ELSE 0 END</w:t>
+        <w:t>ARS_LISTING_WORKING (ALLOC_FLAG=1)</w:t>
+        <w:br/>
+        <w:t xml:space="preserve">  INNER JOIN ARS_MSA_VAR_ART (FNL_Q &gt; 0)</w:t>
+        <w:br/>
+        <w:t xml:space="preserve">  ON MAJ_CAT + GEN_ART_NUMBER + CLR + RDC</w:t>
         <w:br/>
         <w:br/>
-        <w:t>1 = Eligible for size-level allocation (all primary grids have demand)</w:t>
+        <w:t>Columns carried: WERKS, RDC, OPT, OPT_TYPE, ST_RANK, I_ROD,</w:t>
         <w:br/>
-        <w:t>0 = Not eligible (some primary grids have no demand for this option)</w:t>
-      </w:r>
-    </w:p>
-    <w:p>
-      <w:r>
-        <w:br w:type="page"/>
-      </w:r>
-    </w:p>
-    <w:p>
-      <w:pPr>
-        <w:pStyle w:val="Heading1"/>
-      </w:pPr>
-      <w:r>
-        <w:t>8. Phase 5: Allocation Table (ARS_ALLOC_WORKING)</w:t>
-      </w:r>
-    </w:p>
-    <w:p>
-      <w:r>
-        <w:t>This is the final output — size-level allocation quantities per store, respecting shared warehouse stock.</w:t>
+        <w:t xml:space="preserve">  DPN, SAL_D, OPT_MBQ, OPT_REQ, OPT_MBQ_WH, OPT_REQ_WH,</w:t>
+        <w:br/>
+        <w:t xml:space="preserve">  VAR_ART, SZ, FNL_Q, MRP, PAK_SZ</w:t>
+        <w:br/>
+        <w:br/>
+        <w:t>Enrichment:</w:t>
+        <w:br/>
+        <w:t xml:space="preserve">  STK_TTL: from ARS_GRID_MJ_VAR_ART (variant-level store stock)</w:t>
+        <w:br/>
+        <w:t xml:space="preserve">  CONT:    from Master_CONT_SZ (ST -&gt; CO -&gt; 1/COUNT(SZ) auto-fallback)</w:t>
+        <w:br/>
+        <w:t xml:space="preserve">  SZ_MBQ = OPT_MBQ x CONT</w:t>
+        <w:br/>
+        <w:t xml:space="preserve">  SZ_REQ = MAX(0, SZ_MBQ - STK_TTL)</w:t>
       </w:r>
     </w:p>
     <w:p>
@@ -4636,7 +4132,7 @@
         <w:pStyle w:val="Heading2"/>
       </w:pPr>
       <w:r>
-        <w:t>8.1 Join Working × Variant Articles</w:t>
+        <w:t>8.2 Pool Tracker</w:t>
       </w:r>
     </w:p>
     <w:p>
@@ -4651,25 +4147,16 @@
           <w:color w:val="1A1A2E"/>
           <w:sz w:val="17"/>
         </w:rPr>
-        <w:t>SELECT W.*, V.VAR_ART, V.SZ, V.FNL_Q, V.MRP, V.PAK_SZ, ...</w:t>
+        <w:t>#alloc_pool temp table:</w:t>
         <w:br/>
-        <w:t>INTO ARS_ALLOC_WORKING</w:t>
+        <w:t xml:space="preserve">  (RDC, MAJ_CAT, GEN_ART_NUMBER, CLR, VAR_ART, SZ)</w:t>
         <w:br/>
-        <w:t>FROM ARS_LISTING_WORKING W</w:t>
+        <w:t xml:space="preserve">  FNL_Q_ORIG = initial warehouse stock</w:t>
         <w:br/>
-        <w:t>INNER JOIN ARS_MSA_VAR_ART V</w:t>
+        <w:t xml:space="preserve">  FNL_Q_REM  = remaining stock (decremented after each OPT allocation)</w:t>
         <w:br/>
-        <w:t xml:space="preserve">  ON W.MAJ_CAT = V.MAJ_CAT</w:t>
         <w:br/>
-        <w:t xml:space="preserve">  AND W.GEN_ART_NUMBER = V.GEN_ART_NUMBER</w:t>
-        <w:br/>
-        <w:t xml:space="preserve">  AND W.CLR = V.CLR</w:t>
-        <w:br/>
-        <w:t xml:space="preserve">  AND W.RDC = V.RDC</w:t>
-        <w:br/>
-        <w:t>WHERE W.ALLOC_FLAG = 1           -- eligible options only</w:t>
-        <w:br/>
-        <w:t xml:space="preserve">  AND V.FNL_Q &gt; 0                -- variant has warehouse stock</w:t>
+        <w:t>Pool is SHARED per RDC — all stores with same RDC compete for same stock.</w:t>
       </w:r>
     </w:p>
     <w:p>
@@ -4677,49 +4164,7 @@
         <w:pStyle w:val="Heading2"/>
       </w:pPr>
       <w:r>
-        <w:t>8.2 Variant-Level Stock (STK_TTL)</w:t>
-      </w:r>
-    </w:p>
-    <w:p>
-      <w:r>
-        <w:t>STK_TTL is populated from ARS_GRID_MJ_VAR_ART (variant-article-level grid). This is fresh variant-level stock, NOT the option-level STK_TTL. Rows with no match → STK_TTL = 0.</w:t>
-      </w:r>
-    </w:p>
-    <w:p>
-      <w:pPr>
-        <w:pStyle w:val="Heading2"/>
-      </w:pPr>
-      <w:r>
-        <w:t>8.3 Size Contribution (CONT)</w:t>
-      </w:r>
-    </w:p>
-    <w:p>
-      <w:r>
-        <w:t>From Master_CONT_SZ with a two-level cascade:</w:t>
-      </w:r>
-    </w:p>
-    <w:p>
-      <w:pPr>
-        <w:pStyle w:val="ListBullet"/>
-        <w:ind w:left="680"/>
-      </w:pPr>
-      <w:r>
-        <w:rPr>
-          <w:sz w:val="20"/>
-        </w:rPr>
-        <w:t>Step 1: Store-level CONT (join on WERKS + MAJ_CAT + SZ)</w:t>
-      </w:r>
-    </w:p>
-    <w:p>
-      <w:pPr>
-        <w:pStyle w:val="ListBullet"/>
-        <w:ind w:left="680"/>
-      </w:pPr>
-      <w:r>
-        <w:rPr>
-          <w:sz w:val="20"/>
-        </w:rPr>
-        <w:t>Step 2: CO-level fallback (ST_CD = 'CO') for rows where store-level CONT is NULL</w:t>
+        <w:t>8.3 Primary Allocation (RL &gt; TBC &gt; TBL, I_ROD Rounds)</w:t>
       </w:r>
     </w:p>
     <w:p>
@@ -4734,9 +4179,32 @@
           <w:color w:val="1A1A2E"/>
           <w:sz w:val="17"/>
         </w:rPr>
-        <w:t>SZ_MBQ = OPT_MBQ × CONT       -- size-level MBQ</w:t>
+        <w:t>FOR each opt_type IN ['RL', 'TBC', 'TBL']:</w:t>
         <w:br/>
-        <w:t>SZ_REQ = ROUND(MAX(0, SZ_MBQ - STK_TTL), 0)</w:t>
+        <w:t xml:space="preserve">  max_irod = MAX(I_ROD) for this opt_type</w:t>
+        <w:br/>
+        <w:br/>
+        <w:t xml:space="preserve">  FOR round = 1 TO max_irod:</w:t>
+        <w:br/>
+        <w:t xml:space="preserve">    eligible = OPTs WHERE OPT_TYPE = opt_type</w:t>
+        <w:br/>
+        <w:t xml:space="preserve">                      AND I_ROD &gt;= round</w:t>
+        <w:br/>
+        <w:t xml:space="preserve">                      AND SKIP_FLAG = 0</w:t>
+        <w:br/>
+        <w:br/>
+        <w:t xml:space="preserve">    FOR each OPT in eligible:</w:t>
+        <w:br/>
+        <w:t xml:space="preserve">      -&gt; Allocate (waterfall all stores, ST_RANK order)</w:t>
+        <w:br/>
+        <w:t xml:space="preserve">      -&gt; Deduct from pool</w:t>
+        <w:br/>
+        <w:t xml:space="preserve">      -&gt; Validate (size availability check)</w:t>
+        <w:br/>
+        <w:t xml:space="preserve">      -&gt; If fails -&gt; find break store -&gt; zero-out later -&gt; SKIP</w:t>
+        <w:br/>
+        <w:br/>
+        <w:t>Key: RL depletes pool first, TBC sees what remains, TBL gets last priority.</w:t>
       </w:r>
     </w:p>
     <w:p>
@@ -4744,20 +4212,12 @@
         <w:pStyle w:val="Heading2"/>
       </w:pPr>
       <w:r>
-        <w:t>8.4 Waterfall Allocation (ALLOC_QTY) — Critical Algorithm</w:t>
+        <w:t>8.4 Per-OPT Waterfall + Validation</w:t>
       </w:r>
     </w:p>
     <w:p>
       <w:r>
-        <w:t>This is the most important calculation. FNL_Q is a SHARED pool per (RDC, MAJ_CAT, GEN_ART_NUMBER, CLR, VAR_ART, SZ) — every store with that RDC competes for the same warehouse stock. Naive MIN(FNL_Q, SZ_REQ) would double-count.</w:t>
-      </w:r>
-    </w:p>
-    <w:p>
-      <w:pPr>
-        <w:pStyle w:val="Heading3"/>
-      </w:pPr>
-      <w:r>
-        <w:t>Algorithm</w:t>
+        <w:t>For each OPT, all stores allocated at once using SQL window function:</w:t>
       </w:r>
     </w:p>
     <w:p>
@@ -4772,20 +4232,427 @@
           <w:color w:val="1A1A2E"/>
           <w:sz w:val="17"/>
         </w:rPr>
-        <w:t>Pool = (RDC, MAJ_CAT, GEN_ART_NUMBER, CLR, VAR_ART, SZ)</w:t>
+        <w:t>Waterfall:</w:t>
         <w:br/>
-        <w:t>Order: ST_RANK ASC (best-ranked store first)</w:t>
+        <w:t xml:space="preserve">  PARTITION BY (RDC, OPT, VAR_ART, SZ)</w:t>
         <w:br/>
+        <w:t xml:space="preserve">  ORDER BY ST_RANK ASC, WERKS</w:t>
         <w:br/>
-        <w:t>For each store in rank order:</w:t>
+        <w:t xml:space="preserve">  ALLOC_QTY += MIN(SZ_REQ, FNL_Q_REM - prev_demand)</w:t>
+      </w:r>
+    </w:p>
+    <w:p>
+      <w:pPr>
+        <w:pStyle w:val="Heading3"/>
+      </w:pPr>
+      <w:r>
+        <w:t>Validation (per OPT, after each allocation)</w:t>
+      </w:r>
+    </w:p>
+    <w:tbl>
+      <w:tblPr>
+        <w:tblStyle w:val="TableGrid"/>
+        <w:tblW w:type="auto" w:w="0"/>
+        <w:jc w:val="left"/>
+        <w:tblLook w:firstColumn="1" w:firstRow="1" w:lastColumn="0" w:lastRow="0" w:noHBand="0" w:noVBand="1" w:val="04A0"/>
+      </w:tblPr>
+      <w:tblGrid>
+        <w:gridCol w:w="3289"/>
+        <w:gridCol w:w="3289"/>
+        <w:gridCol w:w="3289"/>
+      </w:tblGrid>
+      <w:tr>
+        <w:tc>
+          <w:tcPr>
+            <w:tcW w:type="dxa" w:w="567"/>
+            <w:shd w:fill="1B3A5C"/>
+          </w:tcPr>
+          <w:p>
+            <w:pPr>
+              <w:jc w:val="center"/>
+            </w:pPr>
+            <w:r>
+              <w:rPr>
+                <w:b/>
+                <w:color w:val="FFFFFF"/>
+                <w:sz w:val="18"/>
+              </w:rPr>
+              <w:t>#</w:t>
+            </w:r>
+          </w:p>
+        </w:tc>
+        <w:tc>
+          <w:tcPr>
+            <w:tcW w:type="dxa" w:w="3969"/>
+            <w:shd w:fill="1B3A5C"/>
+          </w:tcPr>
+          <w:p>
+            <w:pPr>
+              <w:jc w:val="center"/>
+            </w:pPr>
+            <w:r>
+              <w:rPr>
+                <w:b/>
+                <w:color w:val="FFFFFF"/>
+                <w:sz w:val="18"/>
+              </w:rPr>
+              <w:t>Check</w:t>
+            </w:r>
+          </w:p>
+        </w:tc>
+        <w:tc>
+          <w:tcPr>
+            <w:tcW w:type="dxa" w:w="5386"/>
+            <w:shd w:fill="1B3A5C"/>
+          </w:tcPr>
+          <w:p>
+            <w:pPr>
+              <w:jc w:val="center"/>
+            </w:pPr>
+            <w:r>
+              <w:rPr>
+                <w:b/>
+                <w:color w:val="FFFFFF"/>
+                <w:sz w:val="18"/>
+              </w:rPr>
+              <w:t>Action if Fails</w:t>
+            </w:r>
+          </w:p>
+        </w:tc>
+      </w:tr>
+      <w:tr>
+        <w:tc>
+          <w:tcPr>
+            <w:tcW w:type="dxa" w:w="567"/>
+          </w:tcPr>
+          <w:p>
+            <w:r>
+              <w:rPr>
+                <w:sz w:val="18"/>
+              </w:rPr>
+              <w:t>B1</w:t>
+            </w:r>
+          </w:p>
+        </w:tc>
+        <w:tc>
+          <w:tcPr>
+            <w:tcW w:type="dxa" w:w="3969"/>
+          </w:tcPr>
+          <w:p>
+            <w:r>
+              <w:rPr>
+                <w:sz w:val="18"/>
+              </w:rPr>
+              <w:t>MSA_FNL_Q: deduct allocated qty</w:t>
+            </w:r>
+          </w:p>
+        </w:tc>
+        <w:tc>
+          <w:tcPr>
+            <w:tcW w:type="dxa" w:w="5386"/>
+          </w:tcPr>
+          <w:p>
+            <w:r>
+              <w:rPr>
+                <w:sz w:val="18"/>
+              </w:rPr>
+              <w:t>(data update)</w:t>
+            </w:r>
+          </w:p>
+        </w:tc>
+      </w:tr>
+      <w:tr>
+        <w:tc>
+          <w:tcPr>
+            <w:tcW w:type="dxa" w:w="567"/>
+            <w:shd w:fill="EDF2F7"/>
+          </w:tcPr>
+          <w:p>
+            <w:r>
+              <w:rPr>
+                <w:sz w:val="18"/>
+              </w:rPr>
+              <w:t>B2</w:t>
+            </w:r>
+          </w:p>
+        </w:tc>
+        <w:tc>
+          <w:tcPr>
+            <w:tcW w:type="dxa" w:w="3969"/>
+            <w:shd w:fill="EDF2F7"/>
+          </w:tcPr>
+          <w:p>
+            <w:r>
+              <w:rPr>
+                <w:sz w:val="18"/>
+              </w:rPr>
+              <w:t>OPT_REQ: recalc demand</w:t>
+            </w:r>
+          </w:p>
+        </w:tc>
+        <w:tc>
+          <w:tcPr>
+            <w:tcW w:type="dxa" w:w="5386"/>
+            <w:shd w:fill="EDF2F7"/>
+          </w:tcPr>
+          <w:p>
+            <w:r>
+              <w:rPr>
+                <w:sz w:val="18"/>
+              </w:rPr>
+              <w:t>(data update)</w:t>
+            </w:r>
+          </w:p>
+        </w:tc>
+      </w:tr>
+      <w:tr>
+        <w:tc>
+          <w:tcPr>
+            <w:tcW w:type="dxa" w:w="567"/>
+          </w:tcPr>
+          <w:p>
+            <w:r>
+              <w:rPr>
+                <w:sz w:val="18"/>
+              </w:rPr>
+              <w:t>B3</w:t>
+            </w:r>
+          </w:p>
+        </w:tc>
+        <w:tc>
+          <w:tcPr>
+            <w:tcW w:type="dxa" w:w="3969"/>
+          </w:tcPr>
+          <w:p>
+            <w:r>
+              <w:rPr>
+                <w:sz w:val="18"/>
+              </w:rPr>
+              <w:t>Size availability: COUNT(SZ with FNL_Q_REM &gt; 0) / total SZ</w:t>
+            </w:r>
+          </w:p>
+        </w:tc>
+        <w:tc>
+          <w:tcPr>
+            <w:tcW w:type="dxa" w:w="5386"/>
+          </w:tcPr>
+          <w:p>
+            <w:r>
+              <w:rPr>
+                <w:sz w:val="18"/>
+              </w:rPr>
+              <w:t>If &lt; 60% -&gt; SKIP OPT for ALL stores + rounds</w:t>
+            </w:r>
+          </w:p>
+        </w:tc>
+      </w:tr>
+      <w:tr>
+        <w:tc>
+          <w:tcPr>
+            <w:tcW w:type="dxa" w:w="567"/>
+            <w:shd w:fill="EDF2F7"/>
+          </w:tcPr>
+          <w:p>
+            <w:r>
+              <w:rPr>
+                <w:sz w:val="18"/>
+              </w:rPr>
+              <w:t>B4</w:t>
+            </w:r>
+          </w:p>
+        </w:tc>
+        <w:tc>
+          <w:tcPr>
+            <w:tcW w:type="dxa" w:w="3969"/>
+            <w:shd w:fill="EDF2F7"/>
+          </w:tcPr>
+          <w:p>
+            <w:r>
+              <w:rPr>
+                <w:sz w:val="18"/>
+              </w:rPr>
+              <w:t>Pool exhausted: MSA_FNL_Q &lt;= 0</w:t>
+            </w:r>
+          </w:p>
+        </w:tc>
+        <w:tc>
+          <w:tcPr>
+            <w:tcW w:type="dxa" w:w="5386"/>
+            <w:shd w:fill="EDF2F7"/>
+          </w:tcPr>
+          <w:p>
+            <w:r>
+              <w:rPr>
+                <w:sz w:val="18"/>
+              </w:rPr>
+              <w:t>SKIP</w:t>
+            </w:r>
+          </w:p>
+        </w:tc>
+      </w:tr>
+      <w:tr>
+        <w:tc>
+          <w:tcPr>
+            <w:tcW w:type="dxa" w:w="567"/>
+          </w:tcPr>
+          <w:p>
+            <w:r>
+              <w:rPr>
+                <w:sz w:val="18"/>
+              </w:rPr>
+              <w:t>B5</w:t>
+            </w:r>
+          </w:p>
+        </w:tc>
+        <w:tc>
+          <w:tcPr>
+            <w:tcW w:type="dxa" w:w="3969"/>
+          </w:tcPr>
+          <w:p>
+            <w:r>
+              <w:rPr>
+                <w:sz w:val="18"/>
+              </w:rPr>
+              <w:t>No demand: OPT_REQ_WH &lt; 1</w:t>
+            </w:r>
+          </w:p>
+        </w:tc>
+        <w:tc>
+          <w:tcPr>
+            <w:tcW w:type="dxa" w:w="5386"/>
+          </w:tcPr>
+          <w:p>
+            <w:r>
+              <w:rPr>
+                <w:sz w:val="18"/>
+              </w:rPr>
+              <w:t>SKIP</w:t>
+            </w:r>
+          </w:p>
+        </w:tc>
+      </w:tr>
+      <w:tr>
+        <w:tc>
+          <w:tcPr>
+            <w:tcW w:type="dxa" w:w="567"/>
+            <w:shd w:fill="EDF2F7"/>
+          </w:tcPr>
+          <w:p>
+            <w:r>
+              <w:rPr>
+                <w:sz w:val="18"/>
+              </w:rPr>
+              <w:t>B6</w:t>
+            </w:r>
+          </w:p>
+        </w:tc>
+        <w:tc>
+          <w:tcPr>
+            <w:tcW w:type="dxa" w:w="3969"/>
+            <w:shd w:fill="EDF2F7"/>
+          </w:tcPr>
+          <w:p>
+            <w:r>
+              <w:rPr>
+                <w:sz w:val="18"/>
+              </w:rPr>
+              <w:t>LISTING != 1</w:t>
+            </w:r>
+          </w:p>
+        </w:tc>
+        <w:tc>
+          <w:tcPr>
+            <w:tcW w:type="dxa" w:w="5386"/>
+            <w:shd w:fill="EDF2F7"/>
+          </w:tcPr>
+          <w:p>
+            <w:r>
+              <w:rPr>
+                <w:sz w:val="18"/>
+              </w:rPr>
+              <w:t>SKIP</w:t>
+            </w:r>
+          </w:p>
+        </w:tc>
+      </w:tr>
+      <w:tr>
+        <w:tc>
+          <w:tcPr>
+            <w:tcW w:type="dxa" w:w="567"/>
+          </w:tcPr>
+          <w:p>
+            <w:r>
+              <w:rPr>
+                <w:sz w:val="18"/>
+              </w:rPr>
+              <w:t>B7</w:t>
+            </w:r>
+          </w:p>
+        </w:tc>
+        <w:tc>
+          <w:tcPr>
+            <w:tcW w:type="dxa" w:w="3969"/>
+          </w:tcPr>
+          <w:p>
+            <w:r>
+              <w:rPr>
+                <w:sz w:val="18"/>
+              </w:rPr>
+              <w:t>ALLOC_FLAG != 1</w:t>
+            </w:r>
+          </w:p>
+        </w:tc>
+        <w:tc>
+          <w:tcPr>
+            <w:tcW w:type="dxa" w:w="5386"/>
+          </w:tcPr>
+          <w:p>
+            <w:r>
+              <w:rPr>
+                <w:sz w:val="18"/>
+              </w:rPr>
+              <w:t>SKIP</w:t>
+            </w:r>
+          </w:p>
+        </w:tc>
+      </w:tr>
+    </w:tbl>
+    <w:p>
+      <w:r>
+        <w:t>B3 is OPT-level: if ANY store's allocation causes size avail &lt; 60%, the entire OPT is skipped.</w:t>
+      </w:r>
+    </w:p>
+    <w:p>
+      <w:pPr>
+        <w:pStyle w:val="Heading3"/>
+      </w:pPr>
+      <w:r>
+        <w:t>Break Store Logic</w:t>
+      </w:r>
+    </w:p>
+    <w:p>
+      <w:pPr>
+        <w:spacing w:before="80" w:after="80"/>
+        <w:ind w:left="283"/>
+        <w:shd w:val="clear" w:fill="F0F0F0"/>
+      </w:pPr>
+      <w:r>
+        <w:rPr>
+          <w:rFonts w:ascii="Consolas" w:hAnsi="Consolas"/>
+          <w:color w:val="1A1A2E"/>
+          <w:sz w:val="17"/>
+        </w:rPr>
+        <w:t>After waterfall for one OPT:</w:t>
         <w:br/>
-        <w:t xml:space="preserve">  prev_demand = SUM(SZ_REQ) of all preceding stores in the pool</w:t>
+        <w:t xml:space="preserve">  1. Calculate cumulative pool state per store (by ST_RANK)</w:t>
         <w:br/>
-        <w:t xml:space="preserve">  remaining   = FNL_Q - prev_demand</w:t>
+        <w:t xml:space="preserve">  2. Find first store where size availability drops &lt; 60%</w:t>
         <w:br/>
-        <w:t xml:space="preserve">  ALLOC_QTY   = MIN(SZ_REQ, remaining)     -- floored at 0</w:t>
+        <w:t xml:space="preserve">  3. Zero out allocations for that store and all later stores</w:t>
         <w:br/>
-        <w:t xml:space="preserve">  FNL_Q_REM   = remaining - ALLOC_QTY</w:t>
+        <w:t xml:space="preserve">  4. Restore pool for zeroed-out stores</w:t>
+        <w:br/>
+        <w:t xml:space="preserve">  5. Set SKIP_FLAG = 1 for this OPT</w:t>
       </w:r>
     </w:p>
     <w:p>
@@ -4808,34 +4675,26 @@
           <w:color w:val="1A1A2E"/>
           <w:sz w:val="17"/>
         </w:rPr>
-        <w:t>FNL_Q = 100 units for (RDC=HYD, MAJ_CAT=SHOES, VAR_ART=123, SZ=8)</w:t>
+        <w:t>Pool: RDC=HYD, SHOES-123-BLACK, FNL_Q: S=30, M=100, L=80</w:t>
         <w:br/>
         <w:br/>
-        <w:t>Store A (ST_RANK=1, SZ_REQ=40): ALLOC=40,  remaining=60</w:t>
+        <w:t>RL Round 1:</w:t>
         <w:br/>
-        <w:t>Store B (ST_RANK=2, SZ_REQ=50): ALLOC=50,  remaining=10</w:t>
+        <w:t xml:space="preserve">  ST001 (rank 1): S=13, M=26, L=30 -&gt; pool: S=17, M=74, L=50</w:t>
         <w:br/>
-        <w:t>Store C (ST_RANK=3, SZ_REQ=30): ALLOC=10,  remaining=0  ← partially served</w:t>
+        <w:t xml:space="preserve">    Validate: 3/3 SZ with stock = 100% &gt;= 60% -&gt; OK</w:t>
         <w:br/>
-        <w:t>Store D (ST_RANK=4, SZ_REQ=20): ALLOC=0                 ← starved (pool exhausted)</w:t>
-      </w:r>
-    </w:p>
-    <w:p>
-      <w:r>
-        <w:t>Implementation uses SQL window functions (SUM...ROWS BETWEEN UNBOUNDED PRECEDING AND 1 PRECEDING) to compute cumulative demand efficiently in a single pass.</w:t>
-      </w:r>
-    </w:p>
-    <w:p>
-      <w:pPr>
-        <w:pStyle w:val="Heading2"/>
-      </w:pPr>
-      <w:r>
-        <w:t>8.5 Reflect Back to Working Table</w:t>
-      </w:r>
-    </w:p>
-    <w:p>
-      <w:r>
-        <w:t>Option-level ALLOC_QTY = SUM(size-level ALLOC_QTY) grouped by (WERKS, RDC, MAJ_CAT, GEN_ART_NUMBER, CLR) is written back to ARS_LISTING_WORKING.</w:t>
+        <w:br/>
+        <w:t xml:space="preserve">  ST002 (rank 2): S=13, M=26, L=30 -&gt; pool: S=4, M=48, L=20</w:t>
+        <w:br/>
+        <w:t xml:space="preserve">    Validate: 3/3 = 100% -&gt; OK</w:t>
+        <w:br/>
+        <w:br/>
+        <w:t xml:space="preserve">  ST003 (rank 3): S=4(partial), M=26, L=20(partial) -&gt; pool: S=0, M=22, L=0</w:t>
+        <w:br/>
+        <w:t xml:space="preserve">    Validate: 1/3 SZ with stock = 33% &lt; 60% -&gt; SKIP</w:t>
+        <w:br/>
+        <w:t xml:space="preserve">    -&gt; OPT skipped, no more rounds for SHOES-123-BLACK</w:t>
       </w:r>
     </w:p>
     <w:p>
@@ -4845,10 +4704,93 @@
     </w:p>
     <w:p>
       <w:pPr>
+        <w:pStyle w:val="Heading2"/>
+      </w:pPr>
+      <w:r>
+        <w:t>8.5 Fallback (Grid Demotion)</w:t>
+      </w:r>
+    </w:p>
+    <w:p>
+      <w:r>
+        <w:t>Optional (enable_fallback = true). Relaxes grid requirements to allocate more OPTs.</w:t>
+      </w:r>
+    </w:p>
+    <w:p>
+      <w:pPr>
+        <w:spacing w:before="80" w:after="80"/>
+        <w:ind w:left="283"/>
+        <w:shd w:val="clear" w:fill="F0F0F0"/>
+      </w:pPr>
+      <w:r>
+        <w:rPr>
+          <w:rFonts w:ascii="Consolas" w:hAnsi="Consolas"/>
+          <w:color w:val="1A1A2E"/>
+          <w:sz w:val="17"/>
+        </w:rPr>
+        <w:t>Primary grids (by seq):</w:t>
+        <w:br/>
+        <w:t xml:space="preserve">  seq=1: MJ (WERKS, MAJ_CAT)              &lt;- ALWAYS primary</w:t>
+        <w:br/>
+        <w:t xml:space="preserve">  seq=2: MJ_RNG_SEG                       &lt;- primary</w:t>
+        <w:br/>
+        <w:t xml:space="preserve">  seq=3: MJ_CLR                           &lt;- primary</w:t>
+        <w:br/>
+        <w:t xml:space="preserve">  seq=4: MJ_MACRO_MVGR                    &lt;- primary</w:t>
+        <w:br/>
+        <w:br/>
+        <w:t>Fallback Level 1: demote seq=4 -&gt; Secondary</w:t>
+        <w:br/>
+        <w:t xml:space="preserve">  Recalculate PRI_CT%, ALLOC_FLAG</w:t>
+        <w:br/>
+        <w:t xml:space="preserve">  Find newly eligible OPTs (ALLOC_FLAG changed 0-&gt;1)</w:t>
+        <w:br/>
+        <w:t xml:space="preserve">  Run full allocation loop for those only</w:t>
+        <w:br/>
+        <w:br/>
+        <w:t>Fallback Level 2: demote seq=3 -&gt; Secondary</w:t>
+        <w:br/>
+        <w:t xml:space="preserve">  More OPTs eligible -&gt; allocate</w:t>
+        <w:br/>
+        <w:br/>
+        <w:t>Fallback Level N: until only seq=1 remains primary</w:t>
+        <w:br/>
+        <w:br/>
+        <w:t>Grid seq=1 is ALWAYS primary, never demoted.</w:t>
+        <w:br/>
+        <w:t>MBQ increase on fallback: placeholder for future (per STR tier).</w:t>
+      </w:r>
+    </w:p>
+    <w:p>
+      <w:pPr>
+        <w:pStyle w:val="Heading2"/>
+      </w:pPr>
+      <w:r>
+        <w:t>8.6 Reflect to Working Table</w:t>
+      </w:r>
+    </w:p>
+    <w:p>
+      <w:pPr>
+        <w:spacing w:before="80" w:after="80"/>
+        <w:ind w:left="283"/>
+        <w:shd w:val="clear" w:fill="F0F0F0"/>
+      </w:pPr>
+      <w:r>
+        <w:rPr>
+          <w:rFonts w:ascii="Consolas" w:hAnsi="Consolas"/>
+          <w:color w:val="1A1A2E"/>
+          <w:sz w:val="17"/>
+        </w:rPr>
+        <w:t>SUM(ALLOC_QTY) per OPT -&gt; ARS_LISTING_WORKING.ALLOC_QTY</w:t>
+        <w:br/>
+        <w:t>GROUP BY WERKS, RDC, MAJ_CAT, GEN_ART_NUMBER, CLR</w:t>
+      </w:r>
+    </w:p>
+    <w:p>
+      <w:pPr>
         <w:pStyle w:val="Heading1"/>
       </w:pPr>
       <w:r>
-        <w:t>9. Phase 6: Output &amp; API Endpoints</w:t>
+        <w:t>9. API Endpoints</w:t>
       </w:r>
     </w:p>
     <w:tbl>
@@ -4859,15 +4801,14 @@
         <w:tblLook w:firstColumn="1" w:firstRow="1" w:lastColumn="0" w:lastRow="0" w:noHBand="0" w:noVBand="1" w:val="04A0"/>
       </w:tblPr>
       <w:tblGrid>
-        <w:gridCol w:w="2466"/>
-        <w:gridCol w:w="2466"/>
-        <w:gridCol w:w="2466"/>
-        <w:gridCol w:w="2466"/>
+        <w:gridCol w:w="3289"/>
+        <w:gridCol w:w="3289"/>
+        <w:gridCol w:w="3289"/>
       </w:tblGrid>
       <w:tr>
         <w:tc>
           <w:tcPr>
-            <w:tcW w:type="dxa" w:w="2551"/>
+            <w:tcW w:type="dxa" w:w="2835"/>
             <w:shd w:fill="1B3A5C"/>
           </w:tcPr>
           <w:p>
@@ -4886,7 +4827,7 @@
         </w:tc>
         <w:tc>
           <w:tcPr>
-            <w:tcW w:type="dxa" w:w="1984"/>
+            <w:tcW w:type="dxa" w:w="850"/>
             <w:shd w:fill="1B3A5C"/>
           </w:tcPr>
           <w:p>
@@ -4899,32 +4840,13 @@
                 <w:color w:val="FFFFFF"/>
                 <w:sz w:val="18"/>
               </w:rPr>
-              <w:t>Table</w:t>
+              <w:t>Method</w:t>
             </w:r>
           </w:p>
         </w:tc>
         <w:tc>
           <w:tcPr>
-            <w:tcW w:type="dxa" w:w="2551"/>
-            <w:shd w:fill="1B3A5C"/>
-          </w:tcPr>
-          <w:p>
-            <w:pPr>
-              <w:jc w:val="center"/>
-            </w:pPr>
-            <w:r>
-              <w:rPr>
-                <w:b/>
-                <w:color w:val="FFFFFF"/>
-                <w:sz w:val="18"/>
-              </w:rPr>
-              <w:t>Sort Order</w:t>
-            </w:r>
-          </w:p>
-        </w:tc>
-        <w:tc>
-          <w:tcPr>
-            <w:tcW w:type="dxa" w:w="2835"/>
+            <w:tcW w:type="dxa" w:w="6236"/>
             <w:shd w:fill="1B3A5C"/>
           </w:tcPr>
           <w:p>
@@ -4945,46 +4867,33 @@
       <w:tr>
         <w:tc>
           <w:tcPr>
-            <w:tcW w:type="dxa" w:w="2551"/>
+            <w:tcW w:type="dxa" w:w="2835"/>
           </w:tcPr>
           <w:p>
             <w:r>
               <w:rPr>
                 <w:sz w:val="18"/>
               </w:rPr>
-              <w:t>GET /listing/config</w:t>
+              <w:t>/listing/config</w:t>
             </w:r>
           </w:p>
         </w:tc>
         <w:tc>
           <w:tcPr>
-            <w:tcW w:type="dxa" w:w="1984"/>
+            <w:tcW w:type="dxa" w:w="850"/>
           </w:tcPr>
           <w:p>
             <w:r>
               <w:rPr>
                 <w:sz w:val="18"/>
               </w:rPr>
-              <w:t>Multiple</w:t>
+              <w:t>GET</w:t>
             </w:r>
           </w:p>
         </w:tc>
         <w:tc>
           <w:tcPr>
-            <w:tcW w:type="dxa" w:w="2551"/>
-          </w:tcPr>
-          <w:p>
-            <w:r>
-              <w:rPr>
-                <w:sz w:val="18"/>
-              </w:rPr>
-              <w:t>N/A</w:t>
-            </w:r>
-          </w:p>
-        </w:tc>
-        <w:tc>
-          <w:tcPr>
-            <w:tcW w:type="dxa" w:w="2835"/>
+            <w:tcW w:type="dxa" w:w="6236"/>
           </w:tcPr>
           <w:p>
             <w:r>
@@ -4999,48 +4908,6 @@
       <w:tr>
         <w:tc>
           <w:tcPr>
-            <w:tcW w:type="dxa" w:w="2551"/>
-            <w:shd w:fill="EDF2F7"/>
-          </w:tcPr>
-          <w:p>
-            <w:r>
-              <w:rPr>
-                <w:sz w:val="18"/>
-              </w:rPr>
-              <w:t>POST /listing/generate</w:t>
-            </w:r>
-          </w:p>
-        </w:tc>
-        <w:tc>
-          <w:tcPr>
-            <w:tcW w:type="dxa" w:w="1984"/>
-            <w:shd w:fill="EDF2F7"/>
-          </w:tcPr>
-          <w:p>
-            <w:r>
-              <w:rPr>
-                <w:sz w:val="18"/>
-              </w:rPr>
-              <w:t>All 4 tables</w:t>
-            </w:r>
-          </w:p>
-        </w:tc>
-        <w:tc>
-          <w:tcPr>
-            <w:tcW w:type="dxa" w:w="2551"/>
-            <w:shd w:fill="EDF2F7"/>
-          </w:tcPr>
-          <w:p>
-            <w:r>
-              <w:rPr>
-                <w:sz w:val="18"/>
-              </w:rPr>
-              <w:t>N/A</w:t>
-            </w:r>
-          </w:p>
-        </w:tc>
-        <w:tc>
-          <w:tcPr>
             <w:tcW w:type="dxa" w:w="2835"/>
             <w:shd w:fill="EDF2F7"/>
           </w:tcPr>
@@ -5049,7 +4916,35 @@
               <w:rPr>
                 <w:sz w:val="18"/>
               </w:rPr>
-              <w:t>Execute full listing pipeline</w:t>
+              <w:t>/listing/generate</w:t>
+            </w:r>
+          </w:p>
+        </w:tc>
+        <w:tc>
+          <w:tcPr>
+            <w:tcW w:type="dxa" w:w="850"/>
+            <w:shd w:fill="EDF2F7"/>
+          </w:tcPr>
+          <w:p>
+            <w:r>
+              <w:rPr>
+                <w:sz w:val="18"/>
+              </w:rPr>
+              <w:t>POST</w:t>
+            </w:r>
+          </w:p>
+        </w:tc>
+        <w:tc>
+          <w:tcPr>
+            <w:tcW w:type="dxa" w:w="6236"/>
+            <w:shd w:fill="EDF2F7"/>
+          </w:tcPr>
+          <w:p>
+            <w:r>
+              <w:rPr>
+                <w:sz w:val="18"/>
+              </w:rPr>
+              <w:t>Execute full listing + allocation pipeline</w:t>
             </w:r>
           </w:p>
         </w:tc>
@@ -5057,46 +4952,33 @@
       <w:tr>
         <w:tc>
           <w:tcPr>
-            <w:tcW w:type="dxa" w:w="2551"/>
+            <w:tcW w:type="dxa" w:w="2835"/>
           </w:tcPr>
           <w:p>
             <w:r>
               <w:rPr>
                 <w:sz w:val="18"/>
               </w:rPr>
-              <w:t>POST /listing/settings</w:t>
+              <w:t>/listing/settings</w:t>
             </w:r>
           </w:p>
         </w:tc>
         <w:tc>
           <w:tcPr>
-            <w:tcW w:type="dxa" w:w="1984"/>
+            <w:tcW w:type="dxa" w:w="850"/>
           </w:tcPr>
           <w:p>
             <w:r>
               <w:rPr>
                 <w:sz w:val="18"/>
               </w:rPr>
-              <w:t>AppSettings</w:t>
+              <w:t>POST</w:t>
             </w:r>
           </w:p>
         </w:tc>
         <w:tc>
           <w:tcPr>
-            <w:tcW w:type="dxa" w:w="2551"/>
-          </w:tcPr>
-          <w:p>
-            <w:r>
-              <w:rPr>
-                <w:sz w:val="18"/>
-              </w:rPr>
-              <w:t>N/A</w:t>
-            </w:r>
-          </w:p>
-        </w:tc>
-        <w:tc>
-          <w:tcPr>
-            <w:tcW w:type="dxa" w:w="2835"/>
+            <w:tcW w:type="dxa" w:w="6236"/>
           </w:tcPr>
           <w:p>
             <w:r>
@@ -5111,7 +4993,7 @@
       <w:tr>
         <w:tc>
           <w:tcPr>
-            <w:tcW w:type="dxa" w:w="2551"/>
+            <w:tcW w:type="dxa" w:w="2835"/>
             <w:shd w:fill="EDF2F7"/>
           </w:tcPr>
           <w:p>
@@ -5119,13 +5001,13 @@
               <w:rPr>
                 <w:sz w:val="18"/>
               </w:rPr>
-              <w:t>GET /listing/preview?table=listing</w:t>
+              <w:t>/listing/preview?table=listing</w:t>
             </w:r>
           </w:p>
         </w:tc>
         <w:tc>
           <w:tcPr>
-            <w:tcW w:type="dxa" w:w="1984"/>
+            <w:tcW w:type="dxa" w:w="850"/>
             <w:shd w:fill="EDF2F7"/>
           </w:tcPr>
           <w:p>
@@ -5133,13 +5015,13 @@
               <w:rPr>
                 <w:sz w:val="18"/>
               </w:rPr>
-              <w:t>ARS_LISTING</w:t>
+              <w:t>GET</w:t>
             </w:r>
           </w:p>
         </w:tc>
         <w:tc>
           <w:tcPr>
-            <w:tcW w:type="dxa" w:w="2551"/>
+            <w:tcW w:type="dxa" w:w="6236"/>
             <w:shd w:fill="EDF2F7"/>
           </w:tcPr>
           <w:p>
@@ -5147,10 +5029,53 @@
               <w:rPr>
                 <w:sz w:val="18"/>
               </w:rPr>
-              <w:t>WERKS, MAJ_CAT, GEN_ART, CLR</w:t>
+              <w:t>Browse ARS_LISTING</w:t>
             </w:r>
           </w:p>
         </w:tc>
+      </w:tr>
+      <w:tr>
+        <w:tc>
+          <w:tcPr>
+            <w:tcW w:type="dxa" w:w="2835"/>
+          </w:tcPr>
+          <w:p>
+            <w:r>
+              <w:rPr>
+                <w:sz w:val="18"/>
+              </w:rPr>
+              <w:t>/listing/preview?table=working</w:t>
+            </w:r>
+          </w:p>
+        </w:tc>
+        <w:tc>
+          <w:tcPr>
+            <w:tcW w:type="dxa" w:w="850"/>
+          </w:tcPr>
+          <w:p>
+            <w:r>
+              <w:rPr>
+                <w:sz w:val="18"/>
+              </w:rPr>
+              <w:t>GET</w:t>
+            </w:r>
+          </w:p>
+        </w:tc>
+        <w:tc>
+          <w:tcPr>
+            <w:tcW w:type="dxa" w:w="6236"/>
+          </w:tcPr>
+          <w:p>
+            <w:r>
+              <w:rPr>
+                <w:sz w:val="18"/>
+              </w:rPr>
+              <w:t>Browse ARS_LISTING_WORKING (sorted by ST_RANK)</w:t>
+            </w:r>
+          </w:p>
+        </w:tc>
+      </w:tr>
+      <w:tr>
         <w:tc>
           <w:tcPr>
             <w:tcW w:type="dxa" w:w="2835"/>
@@ -5161,51 +5086,40 @@
               <w:rPr>
                 <w:sz w:val="18"/>
               </w:rPr>
-              <w:t>Browse raw listing</w:t>
+              <w:t>/listing/preview?table=alloc</w:t>
             </w:r>
           </w:p>
         </w:tc>
-      </w:tr>
-      <w:tr>
         <w:tc>
           <w:tcPr>
-            <w:tcW w:type="dxa" w:w="2551"/>
+            <w:tcW w:type="dxa" w:w="850"/>
+            <w:shd w:fill="EDF2F7"/>
           </w:tcPr>
           <w:p>
             <w:r>
               <w:rPr>
                 <w:sz w:val="18"/>
               </w:rPr>
-              <w:t>GET /listing/preview?table=working</w:t>
+              <w:t>GET</w:t>
             </w:r>
           </w:p>
         </w:tc>
         <w:tc>
           <w:tcPr>
-            <w:tcW w:type="dxa" w:w="1984"/>
+            <w:tcW w:type="dxa" w:w="6236"/>
+            <w:shd w:fill="EDF2F7"/>
           </w:tcPr>
           <w:p>
             <w:r>
               <w:rPr>
                 <w:sz w:val="18"/>
               </w:rPr>
-              <w:t>ARS_LISTING_WORKING</w:t>
+              <w:t>Browse ARS_ALLOC_WORKING</w:t>
             </w:r>
           </w:p>
         </w:tc>
-        <w:tc>
-          <w:tcPr>
-            <w:tcW w:type="dxa" w:w="2551"/>
-          </w:tcPr>
-          <w:p>
-            <w:r>
-              <w:rPr>
-                <w:sz w:val="18"/>
-              </w:rPr>
-              <w:t>ST_RANK ASC, OPT_TYPE, SEC_CT% DESC</w:t>
-            </w:r>
-          </w:p>
-        </w:tc>
+      </w:tr>
+      <w:tr>
         <w:tc>
           <w:tcPr>
             <w:tcW w:type="dxa" w:w="2835"/>
@@ -5215,54 +5129,38 @@
               <w:rPr>
                 <w:sz w:val="18"/>
               </w:rPr>
-              <w:t>Browse working table</w:t>
+              <w:t>/listing/store-ranking</w:t>
             </w:r>
           </w:p>
         </w:tc>
-      </w:tr>
-      <w:tr>
         <w:tc>
           <w:tcPr>
-            <w:tcW w:type="dxa" w:w="2551"/>
-            <w:shd w:fill="EDF2F7"/>
+            <w:tcW w:type="dxa" w:w="850"/>
           </w:tcPr>
           <w:p>
             <w:r>
               <w:rPr>
                 <w:sz w:val="18"/>
               </w:rPr>
-              <w:t>GET /listing/preview?table=alloc</w:t>
+              <w:t>GET</w:t>
             </w:r>
           </w:p>
         </w:tc>
         <w:tc>
           <w:tcPr>
-            <w:tcW w:type="dxa" w:w="1984"/>
-            <w:shd w:fill="EDF2F7"/>
+            <w:tcW w:type="dxa" w:w="6236"/>
           </w:tcPr>
           <w:p>
             <w:r>
               <w:rPr>
                 <w:sz w:val="18"/>
               </w:rPr>
-              <w:t>ARS_ALLOC_WORKING</w:t>
+              <w:t>Browse ARS_STORE_RANKING</w:t>
             </w:r>
           </w:p>
         </w:tc>
-        <w:tc>
-          <w:tcPr>
-            <w:tcW w:type="dxa" w:w="2551"/>
-            <w:shd w:fill="EDF2F7"/>
-          </w:tcPr>
-          <w:p>
-            <w:r>
-              <w:rPr>
-                <w:sz w:val="18"/>
-              </w:rPr>
-              <w:t>ST_RANK ASC, MAJ_CAT, SZ</w:t>
-            </w:r>
-          </w:p>
-        </w:tc>
+      </w:tr>
+      <w:tr>
         <w:tc>
           <w:tcPr>
             <w:tcW w:type="dxa" w:w="2835"/>
@@ -5273,51 +5171,40 @@
               <w:rPr>
                 <w:sz w:val="18"/>
               </w:rPr>
-              <w:t>Browse allocation table</w:t>
+              <w:t>/listing/summary</w:t>
             </w:r>
           </w:p>
         </w:tc>
-      </w:tr>
-      <w:tr>
         <w:tc>
           <w:tcPr>
-            <w:tcW w:type="dxa" w:w="2551"/>
+            <w:tcW w:type="dxa" w:w="850"/>
+            <w:shd w:fill="EDF2F7"/>
           </w:tcPr>
           <w:p>
             <w:r>
               <w:rPr>
                 <w:sz w:val="18"/>
               </w:rPr>
-              <w:t>GET /listing/store-ranking</w:t>
+              <w:t>GET</w:t>
             </w:r>
           </w:p>
         </w:tc>
         <w:tc>
           <w:tcPr>
-            <w:tcW w:type="dxa" w:w="1984"/>
+            <w:tcW w:type="dxa" w:w="6236"/>
+            <w:shd w:fill="EDF2F7"/>
           </w:tcPr>
           <w:p>
             <w:r>
               <w:rPr>
                 <w:sz w:val="18"/>
               </w:rPr>
-              <w:t>ARS_STORE_RANKING</w:t>
+              <w:t>Stats by RDC, MAJ_CAT, OPT_TYPE</w:t>
             </w:r>
           </w:p>
         </w:tc>
-        <w:tc>
-          <w:tcPr>
-            <w:tcW w:type="dxa" w:w="2551"/>
-          </w:tcPr>
-          <w:p>
-            <w:r>
-              <w:rPr>
-                <w:sz w:val="18"/>
-              </w:rPr>
-              <w:t>MAJ_CAT, ST_RANK DESC</w:t>
-            </w:r>
-          </w:p>
-        </w:tc>
+      </w:tr>
+      <w:tr>
         <w:tc>
           <w:tcPr>
             <w:tcW w:type="dxa" w:w="2835"/>
@@ -5327,112 +5214,26 @@
               <w:rPr>
                 <w:sz w:val="18"/>
               </w:rPr>
-              <w:t>Browse store rankings</w:t>
+              <w:t>/listing/create-final</w:t>
             </w:r>
           </w:p>
         </w:tc>
-      </w:tr>
-      <w:tr>
         <w:tc>
           <w:tcPr>
-            <w:tcW w:type="dxa" w:w="2551"/>
-            <w:shd w:fill="EDF2F7"/>
+            <w:tcW w:type="dxa" w:w="850"/>
           </w:tcPr>
           <w:p>
             <w:r>
               <w:rPr>
                 <w:sz w:val="18"/>
               </w:rPr>
-              <w:t>GET /listing/summary</w:t>
+              <w:t>POST</w:t>
             </w:r>
           </w:p>
         </w:tc>
         <w:tc>
           <w:tcPr>
-            <w:tcW w:type="dxa" w:w="1984"/>
-            <w:shd w:fill="EDF2F7"/>
-          </w:tcPr>
-          <w:p>
-            <w:r>
-              <w:rPr>
-                <w:sz w:val="18"/>
-              </w:rPr>
-              <w:t>ARS_LISTING</w:t>
-            </w:r>
-          </w:p>
-        </w:tc>
-        <w:tc>
-          <w:tcPr>
-            <w:tcW w:type="dxa" w:w="2551"/>
-            <w:shd w:fill="EDF2F7"/>
-          </w:tcPr>
-          <w:p>
-            <w:r>
-              <w:rPr>
-                <w:sz w:val="18"/>
-              </w:rPr>
-              <w:t>N/A</w:t>
-            </w:r>
-          </w:p>
-        </w:tc>
-        <w:tc>
-          <w:tcPr>
-            <w:tcW w:type="dxa" w:w="2835"/>
-            <w:shd w:fill="EDF2F7"/>
-          </w:tcPr>
-          <w:p>
-            <w:r>
-              <w:rPr>
-                <w:sz w:val="18"/>
-              </w:rPr>
-              <w:t>Stats: by RDC, MAJ_CAT, OPT_TYPE</w:t>
-            </w:r>
-          </w:p>
-        </w:tc>
-      </w:tr>
-      <w:tr>
-        <w:tc>
-          <w:tcPr>
-            <w:tcW w:type="dxa" w:w="2551"/>
-          </w:tcPr>
-          <w:p>
-            <w:r>
-              <w:rPr>
-                <w:sz w:val="18"/>
-              </w:rPr>
-              <w:t>POST /listing/create-final</w:t>
-            </w:r>
-          </w:p>
-        </w:tc>
-        <w:tc>
-          <w:tcPr>
-            <w:tcW w:type="dxa" w:w="1984"/>
-          </w:tcPr>
-          <w:p>
-            <w:r>
-              <w:rPr>
-                <w:sz w:val="18"/>
-              </w:rPr>
-              <w:t>ARS_LISTING_WORKING</w:t>
-            </w:r>
-          </w:p>
-        </w:tc>
-        <w:tc>
-          <w:tcPr>
-            <w:tcW w:type="dxa" w:w="2551"/>
-          </w:tcPr>
-          <w:p>
-            <w:r>
-              <w:rPr>
-                <w:sz w:val="18"/>
-              </w:rPr>
-              <w:t>N/A</w:t>
-            </w:r>
-          </w:p>
-        </w:tc>
-        <w:tc>
-          <w:tcPr>
-            <w:tcW w:type="dxa" w:w="2835"/>
+            <w:tcW w:type="dxa" w:w="6236"/>
           </w:tcPr>
           <w:p>
             <w:r>
@@ -5440,118 +5241,6 @@
                 <w:sz w:val="18"/>
               </w:rPr>
               <w:t>Re-create working with custom filters</w:t>
-            </w:r>
-          </w:p>
-        </w:tc>
-      </w:tr>
-      <w:tr>
-        <w:tc>
-          <w:tcPr>
-            <w:tcW w:type="dxa" w:w="2551"/>
-            <w:shd w:fill="EDF2F7"/>
-          </w:tcPr>
-          <w:p>
-            <w:r>
-              <w:rPr>
-                <w:sz w:val="18"/>
-              </w:rPr>
-              <w:t>GET /listing/final/preview</w:t>
-            </w:r>
-          </w:p>
-        </w:tc>
-        <w:tc>
-          <w:tcPr>
-            <w:tcW w:type="dxa" w:w="1984"/>
-            <w:shd w:fill="EDF2F7"/>
-          </w:tcPr>
-          <w:p>
-            <w:r>
-              <w:rPr>
-                <w:sz w:val="18"/>
-              </w:rPr>
-              <w:t>ARS_LISTING_WORKING</w:t>
-            </w:r>
-          </w:p>
-        </w:tc>
-        <w:tc>
-          <w:tcPr>
-            <w:tcW w:type="dxa" w:w="2551"/>
-            <w:shd w:fill="EDF2F7"/>
-          </w:tcPr>
-          <w:p>
-            <w:r>
-              <w:rPr>
-                <w:sz w:val="18"/>
-              </w:rPr>
-              <w:t>WERKS, MAJ_CAT, GEN_ART, CLR</w:t>
-            </w:r>
-          </w:p>
-        </w:tc>
-        <w:tc>
-          <w:tcPr>
-            <w:tcW w:type="dxa" w:w="2835"/>
-            <w:shd w:fill="EDF2F7"/>
-          </w:tcPr>
-          <w:p>
-            <w:r>
-              <w:rPr>
-                <w:sz w:val="18"/>
-              </w:rPr>
-              <w:t>Browse final table</w:t>
-            </w:r>
-          </w:p>
-        </w:tc>
-      </w:tr>
-      <w:tr>
-        <w:tc>
-          <w:tcPr>
-            <w:tcW w:type="dxa" w:w="2551"/>
-          </w:tcPr>
-          <w:p>
-            <w:r>
-              <w:rPr>
-                <w:sz w:val="18"/>
-              </w:rPr>
-              <w:t>GET /listing/alloc-preview</w:t>
-            </w:r>
-          </w:p>
-        </w:tc>
-        <w:tc>
-          <w:tcPr>
-            <w:tcW w:type="dxa" w:w="1984"/>
-          </w:tcPr>
-          <w:p>
-            <w:r>
-              <w:rPr>
-                <w:sz w:val="18"/>
-              </w:rPr>
-              <w:t>ARS_ALLOC_WORKING</w:t>
-            </w:r>
-          </w:p>
-        </w:tc>
-        <w:tc>
-          <w:tcPr>
-            <w:tcW w:type="dxa" w:w="2551"/>
-          </w:tcPr>
-          <w:p>
-            <w:r>
-              <w:rPr>
-                <w:sz w:val="18"/>
-              </w:rPr>
-              <w:t>ST_RANK ASC, MAJ_CAT, SZ</w:t>
-            </w:r>
-          </w:p>
-        </w:tc>
-        <w:tc>
-          <w:tcPr>
-            <w:tcW w:type="dxa" w:w="2835"/>
-          </w:tcPr>
-          <w:p>
-            <w:r>
-              <w:rPr>
-                <w:sz w:val="18"/>
-              </w:rPr>
-              <w:t>Browse alloc table</w:t>
             </w:r>
           </w:p>
         </w:tc>
@@ -5577,165 +5266,63 @@
           <w:color w:val="1A1A2E"/>
           <w:sz w:val="17"/>
         </w:rPr>
-        <w:t xml:space="preserve">  Master Tables                    MSA Output              Grid Output</w:t>
+        <w:t xml:space="preserve">  Master Tables              MSA Output            Grid Output</w:t>
         <w:br/>
-        <w:t xml:space="preserve">  ┌──────────────┐              ┌──────────────┐        ┌──────────────────┐</w:t>
+        <w:t xml:space="preserve">  +--------------+        +--------------+      +----------------+</w:t>
         <w:br/>
-        <w:t xml:space="preserve">  │ ST_MASTER    │              │ ARS_MSA_     │        │ ARS_GRID_MJ_     │</w:t>
+        <w:t xml:space="preserve">  | ST_MASTER    |        | ARS_MSA_     |      | ARS_GRID_MJ_   |</w:t>
         <w:br/>
-        <w:t xml:space="preserve">  │ CO_MAJ_CAT   │              │ GEN_ART      │        │ GEN_ART          │</w:t>
+        <w:t xml:space="preserve">  | CO_MAJ_CAT   |        | GEN_ART      |      | GEN_ART        |</w:t>
         <w:br/>
-        <w:t xml:space="preserve">  │ ST_MAJ_CAT   │              │ VAR_ART      │        │ VAR_ART          │</w:t>
+        <w:t xml:space="preserve">  | ST_MAJ_CAT   |        | VAR_ART      |      | VAR_ART        |</w:t>
         <w:br/>
-        <w:t xml:space="preserve">  └──────┬───────┘              └──────┬───────┘        └────────┬─────────┘</w:t>
+        <w:t xml:space="preserve">  +------+-------+        +------+-------+      +--------+-------+</w:t>
         <w:br/>
-        <w:t xml:space="preserve">         │                             │                         │</w:t>
+        <w:t xml:space="preserve">         |                       |                       |</w:t>
         <w:br/>
-        <w:t xml:space="preserve">    ┌────▼────────┐                    │                         │</w:t>
+        <w:t xml:space="preserve">    +----v--------+              |                       |</w:t>
         <w:br/>
-        <w:t xml:space="preserve">    │ Pre-Grid    │                    │                         │</w:t>
+        <w:t xml:space="preserve">    | Pre-Grid    |              |                       |</w:t>
         <w:br/>
-        <w:t xml:space="preserve">    │ Calculations│                    │                         │</w:t>
+        <w:t xml:space="preserve">    | Calculations|              |                       |</w:t>
         <w:br/>
-        <w:t xml:space="preserve">    │ (Phase 1)   │                    │                         │</w:t>
+        <w:t xml:space="preserve">    +----+--------+              |                       |</w:t>
         <w:br/>
-        <w:t xml:space="preserve">    └────┬────────┘                    │                         │</w:t>
+        <w:t xml:space="preserve">         |                  +----v-----------------------v--+</w:t>
         <w:br/>
-        <w:t xml:space="preserve">         │                             │                         │</w:t>
+        <w:t xml:space="preserve">    +----v--------+         |         ARS_LISTING            |</w:t>
         <w:br/>
-        <w:t xml:space="preserve">    ┌────▼────────┐               ┌────▼─────────────────────────▼──┐</w:t>
+        <w:t xml:space="preserve">    | ARS_CALC_   |--DPN--&gt;|  Part 1: Grid stock (IS_NEW=0) |</w:t>
         <w:br/>
-        <w:t xml:space="preserve">    │ ARS_CALC_   │               │         ARS_LISTING              │</w:t>
+        <w:t xml:space="preserve">    | ST_MAJ_CAT  |         |  Part 2: MSA new   (IS_NEW=1) |</w:t>
         <w:br/>
-        <w:t xml:space="preserve">    │ ST_MAJ_CAT  │──DPN,SAL_D──&gt; │  Part 1: Grid stock (IS_NEW=0)  │</w:t>
+        <w:t xml:space="preserve">    | ST_ART      |--MD--&gt;  |  Part 3: Enrich + Tag + MIX   |</w:t>
         <w:br/>
-        <w:t xml:space="preserve">    │ ST_ART      │               │  Part 2: MSA new    (IS_NEW=1)  │</w:t>
+        <w:t xml:space="preserve">    +-------------+         |  Part 4: Grids + OPT_MBQ      |</w:t>
         <w:br/>
-        <w:t xml:space="preserve">    └─────────────┘               │  Part 3: Enrich + Tag + MIX     │</w:t>
+        <w:t xml:space="preserve">                            +--------------+----------------+</w:t>
         <w:br/>
-        <w:t xml:space="preserve">                                  │  Part 4: Grid joins + OPT_MBQ   │</w:t>
+        <w:t xml:space="preserve">                                           |</w:t>
         <w:br/>
-        <w:t xml:space="preserve">                                  └──────────────┬──────────────────┘</w:t>
+        <w:t xml:space="preserve">                    +----------------------+-------------------+</w:t>
         <w:br/>
-        <w:t xml:space="preserve">                                                 │</w:t>
+        <w:t xml:space="preserve">                    |                      |                   |</w:t>
         <w:br/>
-        <w:t xml:space="preserve">                          ┌──────────────────────┼───────────────────┐</w:t>
+        <w:t xml:space="preserve">            +-------v-------+    +---------v------+   +-------v--------+</w:t>
         <w:br/>
-        <w:t xml:space="preserve">                          │                      │                   │</w:t>
+        <w:t xml:space="preserve">            | ARS_STORE_    |    | ARS_LISTING_   |   | ARS_ALLOC_     |</w:t>
         <w:br/>
-        <w:t xml:space="preserve">                  ┌───────▼───────┐    ┌─────────▼──────┐   ┌───────▼────────┐</w:t>
+        <w:t xml:space="preserve">            | RANKING       |--&gt; | WORKING        |--&gt;| WORKING        |</w:t>
         <w:br/>
-        <w:t xml:space="preserve">                  │ ARS_STORE_    │    │ ARS_LISTING_   │   │ ARS_ALLOC_     │</w:t>
+        <w:t xml:space="preserve">            +---------------+    +----------------+   | (Multi-Level)  |</w:t>
         <w:br/>
-        <w:t xml:space="preserve">                  │ RANKING       │──&gt; │ WORKING        │──&gt;│ WORKING        │</w:t>
+        <w:t xml:space="preserve">                                                      | RL &gt; TBC &gt; TBL|</w:t>
         <w:br/>
-        <w:t xml:space="preserve">                  │ (Phase 3)     │    │ (Phase 4)      │   │ (Phase 5)      │</w:t>
+        <w:t xml:space="preserve">                                                      | I_ROD rounds  |</w:t>
         <w:br/>
-        <w:t xml:space="preserve">                  └───────────────┘    └────────────────┘   └────────────────┘</w:t>
-      </w:r>
-    </w:p>
-    <w:p>
-      <w:r>
-        <w:br w:type="page"/>
-      </w:r>
-    </w:p>
-    <w:p>
-      <w:pPr>
-        <w:pStyle w:val="Heading1"/>
-      </w:pPr>
-      <w:r>
-        <w:t>11. Review Notes &amp; Observations</w:t>
-      </w:r>
-    </w:p>
-    <w:p>
-      <w:pPr>
-        <w:pStyle w:val="Heading2"/>
-      </w:pPr>
-      <w:r>
-        <w:t>11.1 SQL Injection Risk (Low)</w:t>
-      </w:r>
-    </w:p>
-    <w:p>
-      <w:r>
-        <w:t>Filter values from GenerateRequest (e.g., maj_cat_values, store_codes) are interpolated directly into SQL strings via f-strings at listing.py:348-357. The _build_filter_where helper uses parameterized queries, but the core generation logic builds IN (...) clauses via string concatenation. Since these come from authenticated API calls (not public input), the risk is low but worth noting for a future security hardening pass.</w:t>
-      </w:r>
-    </w:p>
-    <w:p>
-      <w:pPr>
-        <w:pStyle w:val="Heading2"/>
-      </w:pPr>
-      <w:r>
-        <w:t>11.2 Waterfall Allocation — Correctly Implemented</w:t>
-      </w:r>
-    </w:p>
-    <w:p>
-      <w:r>
-        <w:t>The CTE-based window function approach at listing.py:1698-1736 properly handles shared pool consumption using ROWS BETWEEN UNBOUNDED PRECEDING AND 1 PRECEDING. This prevents double-counting and ensures stores are served in ST_RANK order.</w:t>
-      </w:r>
-    </w:p>
-    <w:p>
-      <w:pPr>
-        <w:pStyle w:val="Heading2"/>
-      </w:pPr>
-      <w:r>
-        <w:t>11.3 Performance Optimization</w:t>
-      </w:r>
-    </w:p>
-    <w:p>
-      <w:r>
-        <w:t>The pre-resolve MP step (Part 4) that materializes vw_master_product columns onto the listing once is a significant optimization. Without it, each grid would re-join the ~5M-row MP view separately. Index creation is also gated (&gt;= 5,000 rows) to avoid overhead on small listings.</w:t>
-      </w:r>
-    </w:p>
-    <w:p>
-      <w:pPr>
-        <w:pStyle w:val="Heading2"/>
-      </w:pPr>
-      <w:r>
-        <w:t>11.4 MIX Rules</w:t>
-      </w:r>
-    </w:p>
-    <w:p>
-      <w:r>
-        <w:t>MIX(b) applies to ALL rows (both IS_NEW=0 and IS_NEW=1) — any OPT with VAR_FNL_COUNT / VAR_COUNT &lt; 60% is tagged MIX. MIX aggregation always groups at (WERKS, MAJ_CAT) level, enforcing max 1 MIX row per store × MAJ_CAT. ALL MIX-tagged rows (IS_NEW=0 and IS_NEW=1) are aggregated together.</w:t>
-      </w:r>
-    </w:p>
-    <w:p>
-      <w:pPr>
-        <w:pStyle w:val="Heading2"/>
-      </w:pPr>
-      <w:r>
-        <w:t>11.5 AGE Handling for Rate Selection</w:t>
-      </w:r>
-    </w:p>
-    <w:p>
-      <w:r>
-        <w:t>IS_NEW=1 rows always get effective AGE = 0 (new MSA OPTs are always 'new', even if master data carries a stale AGE value). AGE = NULL, blank, or 0 also uses the new-article rate (includes PER_OPT_SALE). Only IS_NEW=0 rows with AGE &gt;= age_threshold use the default rate (excludes PER_OPT_SALE).</w:t>
-      </w:r>
-    </w:p>
-    <w:p>
-      <w:pPr>
-        <w:pStyle w:val="Heading2"/>
-      </w:pPr>
-      <w:r>
-        <w:t>11.6 HOLD_DAYS Only for IS_NEW=1</w:t>
-      </w:r>
-    </w:p>
-    <w:p>
-      <w:r>
-        <w:t>HOLD_DAYS is correctly applied only to new MSA-recommended OPTs (IS_NEW=1). Existing store OPTs get OPT_MBQ_WH = OPT_MBQ (no extra buffer). This is by design — new OPTs need transit time; existing stock is already in-store.</w:t>
-      </w:r>
-    </w:p>
-    <w:p>
-      <w:pPr>
-        <w:pStyle w:val="Heading2"/>
-      </w:pPr>
-      <w:r>
-        <w:t>11.7 Error Resilience</w:t>
-      </w:r>
-    </w:p>
-    <w:p>
-      <w:r>
-        <w:t>Most steps are wrapped in try-except blocks. Partial failures are logged but don't block the pipeline. This means the listing may complete with some columns as NULL if upstream tables are missing. The comprehensive step timings logged at the end help diagnose issues.</w:t>
+        <w:t xml:space="preserve">                                                      | + Fallback    |</w:t>
+        <w:br/>
+        <w:t xml:space="preserve">                                                      +---------------+</w:t>
       </w:r>
     </w:p>
     <w:sectPr>
